--- a/Physical reachability of layer-wise training targets in block-MZI optical neural networks： supplemental document.docx
+++ b/Physical reachability of layer-wise training targets in block-MZI optical neural networks： supplemental document.docx
@@ -4,44 +4,12 @@
   <w:body>
     <w:p>
       <w:pPr>
-        <w:pStyle w:val="01Title"/>
+        <w:pStyle w:val="02AuthorSupplement"/>
+        <w:keepNext/>
         <w:widowControl/>
       </w:pPr>
       <w:r>
         <w:t xml:space="preserve">Physical reachability of layer-wise training targets in block-MZI optical neural networks: supplemental document</w:t>
-      </w:r>
-    </w:p>
-    <w:p>
-      <w:pPr>
-        <w:pStyle w:val="02Author-PRJ"/>
-        <w:widowControl/>
-      </w:pPr>
-      <w:r>
-        <w:t xml:space="preserve">Boyu Zhu, Fenghai Liu, Cong Xu, Chaorong Zhou, and Guozhu Jia</w:t>
-      </w:r>
-      <w:r>
-        <w:rPr>
-          <w:vertAlign w:val="superscript"/>
-        </w:rPr>
-        <w:t xml:space="preserve">*</w:t>
-      </w:r>
-    </w:p>
-    <w:p>
-      <w:pPr>
-        <w:pStyle w:val="03AuthorAffiliation"/>
-        <w:widowControl/>
-      </w:pPr>
-      <w:r>
-        <w:t xml:space="preserve">Sichuan Normal University, Chengdu, China</w:t>
-      </w:r>
-    </w:p>
-    <w:p>
-      <w:pPr>
-        <w:pStyle w:val="04Email"/>
-        <w:widowControl/>
-      </w:pPr>
-      <w:r>
-        <w:t xml:space="preserve">*309739124@qq.com</w:t>
       </w:r>
     </w:p>
     <w:p>
@@ -55,7 +23,7 @@
         <w:t xml:space="preserve"> </w:t>
       </w:r>
       <w:r>
-        <w:t xml:space="preserve">“main-text Eq. (1)”</w:t>
+        <w:t xml:space="preserve">“main-text Eq. (1)”</w:t>
       </w:r>
       <w:r>
         <w:t xml:space="preserve">,</w:t>
@@ -64,13 +32,13 @@
         <w:t xml:space="preserve"> </w:t>
       </w:r>
       <w:r>
-        <w:t xml:space="preserve">“main-text Table 3”</w:t>
+        <w:t xml:space="preserve">“main-text Table 3”</w:t>
       </w:r>
       <w:r>
         <w:t xml:space="preserve"> </w:t>
       </w:r>
       <w:r>
-        <w:t xml:space="preserve">and so on; items of this document carry the prefix S. Section S1 gives the modeling assumptions; Section S2 the certificate implementation, the implemented-encoding recomputation, the rounding-error-aware recheck and the regression baseline; Sections S3–S5 the block-size study, relaxation diagnostics and further target families; Sections S6–S8 the zeroth-order, simulated-chip and optical-power experiments; Section S9 the comparison with the published DGONN; and Section S10 the pre-specified tests, gate amendments and interpretation rules.</w:t>
+        <w:t xml:space="preserve">and so on; items of this document carry the prefix S. Section S1 gives the modeling assumptions; Section S2 the certificate implementation, the implemented-encoding recomputation, the rounding-error-aware recheck and the regression baseline; Sections S3–S5 the block-size study, relaxation diagnostics and further target families; Sections S6–S8 the zeroth-order, simulated-chip and optical-power experiments; Section S9 the comparison with the published DGONN; and Section S10 the pre-specified tests, gate amendments and interpretation rules.</w:t>
       </w:r>
     </w:p>
     <w:bookmarkStart w:id="9" w:name="_d16a42ef283946c8743771c3d0301094bf8707e"/>
@@ -168,7 +136,7 @@
         <w:t xml:space="preserve"> </w:t>
       </w:r>
       <w:r>
-        <w:t xml:space="preserve">with a scalar gain (trainable with exact gradients; fixed after calibration in SPSA; Eq. (S57) of Ref. [1] has none); fixed kept ports (equivalent under trainable</w:t>
+        <w:t xml:space="preserve">with a scalar gain (trainable with exact gradients; fixed after calibration in SPSA; Eq. (S57) of Ref. [1] has none); fixed kept ports (equivalent under trainable</w:t>
       </w:r>
       <w:r>
         <w:t xml:space="preserve"> </w:t>
@@ -231,7 +199,7 @@
         </m:r>
       </m:oMath>
       <w:r>
-        <w:t xml:space="preserve">) plus cross-entropy instead of the squared error of Ref. [1], because teacher logits are signed while intensities are not; feature normalization by the 99.5th percentile with clipping to</w:t>
+        <w:t xml:space="preserve">) plus cross-entropy instead of the squared error of Ref. [1], because teacher logits are signed while intensities are not; feature normalization by the 99.5th percentile with clipping to</w:t>
       </w:r>
       <w:r>
         <w:t xml:space="preserve"> </w:t>
@@ -384,7 +352,7 @@
         <w:t xml:space="preserve"> </w:t>
       </w:r>
       <w:r>
-        <w:t xml:space="preserve">(Sec. S7): every phase shifter of every block (15 per block, including the three output phases that do not affect intensities) receives an independent static offset</w:t>
+        <w:t xml:space="preserve">(Sec. S7): every phase shifter of every block (15 per block, including the three output phases that do not affect intensities) receives an independent static offset</w:t>
       </w:r>
       <w:r>
         <w:t xml:space="preserve"> </w:t>
@@ -913,7 +881,7 @@
         <w:t xml:space="preserve"> </w:t>
       </w:r>
       <w:r>
-        <w:t xml:space="preserve">Besides E2E, LD-chain and LD-TF (main-text Table 2), the secondary experiments use LD-G (layer-wise distillation losses with global gradients) and LT-codes (layer-wise MSE to fixed random class codes [2,3]). The internally pre-specified amplitude-encoding matrix retains its original method codes: B1 = E2E, B2-G = LD-G, B2-CH = LD-chain, B2-TF = LD-TF, B5 = LT-codes, B4 = LD-chain for the first 30% of updates and cross-entropy on the output layer afterwards. P1 and P2 anneal the electronic-teacher contribution toward targets from an exponential-moving-average (EMA) copy of the ONN, averaged as unit phasors [4,5]: P1 maps the next deeper EMA output to each hidden layer, whereas P2 uses same-depth outputs. P3 adds 4-bit phase quantization, static phase errors (</w:t>
+        <w:t xml:space="preserve">Besides E2E, LD-chain and LD-TF (main-text Table 2), the secondary experiments use LD-G (layer-wise distillation losses with global gradients) and LT-codes (layer-wise MSE to fixed random class codes [2,3]). The internally pre-specified amplitude-encoding matrix retains its original method codes: B1 = E2E, B2-G = LD-G, B2-CH = LD-chain, B2-TF = LD-TF, B5 = LT-codes, B4 = LD-chain for the first 30% of updates and cross-entropy on the output layer afterwards. P1 and P2 anneal the electronic-teacher contribution toward targets from an exponential-moving-average (EMA) copy of the ONN, averaged as unit phasors [4,5]: P1 maps the next deeper EMA output to each hidden layer, whereas P2 uses same-depth outputs. P3 adds 4-bit phase quantization, static phase errors (</w:t>
       </w:r>
       <m:oMath>
         <m:sSub>
@@ -998,7 +966,7 @@
         <w:t xml:space="preserve"> </w:t>
       </w:r>
       <w:r>
-        <w:t xml:space="preserve">MNIST [6] and Fashion-MNIST [7] use 55,000 training, 5000 validation and 10,000 test examples; CIFAR-10 [8] uses 45,000, 5000 and 10,000, respectively. The fixed validation split is sampled from the official training set with seed 0. FSDD [9] uses recording indices 0–4 for each speaker/digit as test (300 examples), and 5–49 as training (2700); speakers are shared across the split. FSDD has no separate validation subset and uses the frozen MNIST hyperparameters. Audio is converted to a 48-band by 48-frame log-mel image over a 0.9-second window. The separate</w:t>
+        <w:t xml:space="preserve">MNIST [6] and Fashion-MNIST [7] use 55,000 training, 5000 validation and 10,000 test examples; CIFAR-10 [8] uses 45,000, 5000 and 10,000, respectively. The fixed validation split is sampled from the official training set with seed 0. FSDD [9] uses recording indices 0–4 for each speaker/digit as test (300 examples), and 5–49 as training (2700); speakers are shared across the split. FSDD has no separate validation subset and uses the frozen MNIST hyperparameters. Audio is converted to a 48-band by 48-frame log-mel image over a 0.9-second window. The separate</w:t>
       </w:r>
       <w:r>
         <w:t xml:space="preserve"> </w:t>
@@ -1420,7 +1388,7 @@
         </m:r>
       </m:oMath>
       <w:r>
-        <w:t xml:space="preserve">: in matrix space, with gradient restarts [10]); FISTA [11] with step</w:t>
+        <w:t xml:space="preserve">: in matrix space, with gradient restarts [10]); FISTA [11] with step</w:t>
       </w:r>
       <w:r>
         <w:t xml:space="preserve"> </w:t>
@@ -1740,7 +1708,7 @@
         <w:t xml:space="preserve"> </w:t>
       </w:r>
       <w:r>
-        <w:t xml:space="preserve">with Frank–Wolfe gap [12]</w:t>
+        <w:t xml:space="preserve">with Frank–Wolfe gap [12]</w:t>
       </w:r>
       <w:r>
         <w:t xml:space="preserve"> </w:t>
@@ -2014,7 +1982,7 @@
         </m:r>
       </m:oMath>
       <w:r>
-        <w:t xml:space="preserve">, which holds for every layer (Table S2). The block-size study (Sec. S3) uses the matrix-space implementation. Lower bounds are in double precision, normalized by the target energy of the 5000 samples and rounded down; fitted residuals and primal values use ordinary rounding. Unit tests check that certificates vanish for targets generated by actual (clipped) block layers and stay below directly fitted residuals.</w:t>
+        <w:t xml:space="preserve">, which holds for every layer (Table S2). The block-size study (Sec. S3) uses the matrix-space implementation. Lower bounds are in double precision, normalized by the target energy of the 5000 samples and rounded down; fitted residuals and primal values use ordinary rounding. Unit tests check that certificates vanish for targets generated by actual (clipped) block layers and stay below directly fitted residuals.</w:t>
       </w:r>
     </w:p>
     <w:p>
@@ -2032,7 +2000,7 @@
         <w:t xml:space="preserve"> </w:t>
       </w:r>
       <w:r>
-        <w:t xml:space="preserve">Table S1 gives, for each setting and certificate, the smallest ratio over the five hidden layers of the directly fitted residual in the certificate’s own readout family to the certificate (fits: 1500 steps, two starts, teacher-forced inputs, same 5000 samples; ratios rounded down). Scalar-gain linear fits are compared with</w:t>
+        <w:t xml:space="preserve">Table S1 gives, for each setting and certificate, the smallest ratio over the five hidden layers of the directly fitted residual in the certificate’s own readout family to the certificate (fits: 1500 steps, two starts, teacher-forced inputs, same 5000 samples; ratios rounded down). Scalar-gain linear fits are compared with</w:t>
       </w:r>
       <w:r>
         <w:t xml:space="preserve"> </w:t>
@@ -2266,7 +2234,7 @@
         </m:r>
       </m:oMath>
       <w:r>
-        <w:t xml:space="preserve">, belongs to the scalar linear readout. The intensity-encoding rows use the certificates recomputed with the implemented encoding (Sec. S2.4).</w:t>
+        <w:t xml:space="preserve">, belongs to the scalar linear readout. The intensity-encoding rows use the certificates recomputed with the implemented encoding (Sec. S2.4).</w:t>
       </w:r>
     </w:p>
     <w:p>
@@ -2275,7 +2243,7 @@
         <w:keepNext/>
       </w:pPr>
       <w:r>
-        <w:t xml:space="preserve">Table S1. Certificates versus directly fitted residuals of the same readout family: smallest ratio fitted/certified over the hidden layers (rounded down; –: no fit of that family; dark: dark-block term without offset).</w:t>
+        <w:t xml:space="preserve">Table S1. Certificates versus directly fitted residuals of the same readout family: smallest ratio fitted/certified over the hidden layers (rounded down; –: no fit of that family; dark: dark-block term without offset).</w:t>
       </w:r>
     </w:p>
     <w:tbl>
@@ -3538,7 +3506,7 @@
         <w:keepNext/>
       </w:pPr>
       <w:r>
-        <w:t xml:space="preserve">Table S2. Linear-readout certificates per layer (amplitude encoding, native assignment).</w:t>
+        <w:t xml:space="preserve">Table S2. Linear-readout certificates per layer (amplitude encoding, native assignment).</w:t>
       </w:r>
     </w:p>
     <w:tbl>
@@ -4635,7 +4603,7 @@
         <w:t xml:space="preserve"> </w:t>
       </w:r>
       <w:r>
-        <w:t xml:space="preserve">Tables S3 and S4 (amplitude and intensity encoding, native assignment) give the interval with the smallest certificate, its position relative to the optimal linear gain</w:t>
+        <w:t xml:space="preserve">Tables S3 and S4 (amplitude and intensity encoding, native assignment) give the interval with the smallest certificate, its position relative to the optimal linear gain</w:t>
       </w:r>
       <w:r>
         <w:t xml:space="preserve"> </w:t>
@@ -4696,7 +4664,7 @@
         <w:t xml:space="preserve"> </w:t>
       </w:r>
       <w:r>
-        <w:t xml:space="preserve">(Sec. S2.2) and the numbers of intervals and refinements. The maximum number of interval refinements differs between studies: 25 for amplitude encoding with the native assignment, 15 for amplitude encoding with the optimized assignment and for intensity encoding with the native assignment, and 10 for intensity encoding with the optimized assignment, for the amplitude-encoding output-only and grouping-only variants and for the ONN-teacher targets. Each value is a valid bound for its stated setting; values obtained with different limits, or on intervals with large Frank–Wolfe gaps (Sec. S2.4), are not directly comparable to the third decimal.</w:t>
+        <w:t xml:space="preserve">(Sec. S2.2) and the numbers of intervals and refinements. The maximum number of interval refinements differs between studies: 25 for amplitude encoding with the native assignment, 15 for amplitude encoding with the optimized assignment and for intensity encoding with the native assignment, and 10 for intensity encoding with the optimized assignment, for the amplitude-encoding output-only and grouping-only variants and for the ONN-teacher targets. Each value is a valid bound for its stated setting; values obtained with different limits, or on intervals with large Frank–Wolfe gaps (Sec. S2.4), are not directly comparable to the third decimal.</w:t>
       </w:r>
     </w:p>
     <w:p>
@@ -4705,7 +4673,7 @@
         <w:keepNext/>
       </w:pPr>
       <w:r>
-        <w:t xml:space="preserve">Table S3. Clamp-aware certificates (amplitude encoding, native assignment; at most 25 refinements).</w:t>
+        <w:t xml:space="preserve">Table S3. Clamp-aware certificates (amplitude encoding, native assignment; at most 25 refinements).</w:t>
       </w:r>
       <w:r>
         <w:t xml:space="preserve"> </w:t>
@@ -6810,7 +6778,7 @@
         <w:keepNext/>
       </w:pPr>
       <w:r>
-        <w:t xml:space="preserve">Table S4. As Table S3, intensity encoding as implemented (native assignment; at most 15 refinements).</w:t>
+        <w:t xml:space="preserve">Table S4. As Table S3, intensity encoding as implemented (native assignment; at most 15 refinements).</w:t>
       </w:r>
     </w:p>
     <w:tbl>
@@ -8695,7 +8663,7 @@
         <w:keepNext/>
       </w:pPr>
       <w:r>
-        <w:t xml:space="preserve">Table S5. Assignment-free certificates (amplitude encoding): primal value</w:t>
+        <w:t xml:space="preserve">Table S5. Assignment-free certificates (amplitude encoding): primal value</w:t>
       </w:r>
       <w:r>
         <w:t xml:space="preserve"> </w:t>
@@ -8774,6 +8742,7 @@
       <w:tr>
         <w:trPr>
           <w:cantSplit/>
+          <w:tblHeader/>
         </w:trPr>
         <w:tc>
           <w:tcPr>
@@ -8837,6 +8806,7 @@
       <w:tr>
         <w:trPr>
           <w:cantSplit/>
+          <w:tblHeader/>
         </w:trPr>
         <w:tc>
           <w:tcPr>
@@ -9596,7 +9566,7 @@
         <w:t xml:space="preserve"> </w:t>
       </w:r>
       <w:r>
-        <w:t xml:space="preserve">of main-text Proposition 2 consists of an undershoot part</w:t>
+        <w:t xml:space="preserve">of main-text Proposition 2 consists of an undershoot part</w:t>
       </w:r>
       <w:r>
         <w:t xml:space="preserve"> </w:t>
@@ -11028,7 +10998,7 @@
         </m:r>
       </m:oMath>
       <w:r>
-        <w:t xml:space="preserve">) up to the refinement limit of Sec. S2.1; intervals far from</w:t>
+        <w:t xml:space="preserve">) up to the refinement limit of Sec. S2.1; intervals far from</w:t>
       </w:r>
       <w:r>
         <w:t xml:space="preserve"> </w:t>
@@ -11306,7 +11276,7 @@
         </m:r>
       </m:oMath>
       <w:r>
-        <w:t xml:space="preserve">); the main text quotes the unrestricted values. For targets from a clipped ONN, a positive linear bound can coexist with a near-zero clipped residual (main-text Table 4), which is why the two readout families are treated separately. With a free per-port offset, the dark-block bound becomes the target variance on that block’s dark samples; these contributions depend on the output assignment, and their minima over assignments are small (Sec. S2.3).</w:t>
+        <w:t xml:space="preserve">); the main text quotes the unrestricted values. For targets from a clipped ONN, a positive linear bound can coexist with a near-zero clipped residual (main-text Table 4), which is why the two readout families are treated separately. With a free per-port offset, the dark-block bound becomes the target variance on that block’s dark samples; these contributions depend on the output assignment, and their minima over assignments are small (Sec. S2.3).</w:t>
       </w:r>
     </w:p>
     <w:bookmarkEnd w:id="11"/>
@@ -13081,7 +13051,7 @@
         <w:t xml:space="preserve"> </w:t>
       </w:r>
       <w:r>
-        <w:t xml:space="preserve">fallback blocks (Table S6). Each is at least as large as the single-residual dual bound and the signed least-squares value, and at least</w:t>
+        <w:t xml:space="preserve">fallback blocks (Table S6). Each is at least as large as the single-residual dual bound and the signed least-squares value, and at least</w:t>
       </w:r>
       <w:r>
         <w:t xml:space="preserve"> </w:t>
@@ -13265,7 +13235,7 @@
         <w:t xml:space="preserve"> </w:t>
       </w:r>
       <w:r>
-        <w:t xml:space="preserve">are applied identically to chained and teacher-forced inputs. The 7000/3000 protocol repeats search on its own teacher’s training cache. Table S7 compares the optimized linear per-port fit with the assignment-free bound for the same grouping, for both encodings.</w:t>
+        <w:t xml:space="preserve">are applied identically to chained and teacher-forced inputs. The 7000/3000 protocol repeats search on its own teacher’s training cache. Table S7 compares the optimized linear per-port fit with the assignment-free bound for the same grouping, for both encodings.</w:t>
       </w:r>
     </w:p>
     <w:p>
@@ -13274,7 +13244,7 @@
         <w:keepNext/>
       </w:pPr>
       <w:r>
-        <w:t xml:space="preserve">Table S6. Assignment-free numerical audit of all 20 configurations. Enc.: amp, amplitude encoding; sqrt, intensity encoding as implemented. Pinv. est.: pseudoinverse estimate (not a certificate); Single dual: single-residual dual; Signed LS: unrestricted symmetric least squares,</w:t>
+        <w:t xml:space="preserve">Table S6. Assignment-free numerical audit of all 20 configurations. Enc.: amp, amplitude encoding; sqrt, intensity encoding as implemented. Pinv. est.: pseudoinverse estimate (not a certificate); Single dual: single-residual dual; Signed LS: unrestricted symmetric least squares,</w:t>
       </w:r>
       <w:r>
         <w:t xml:space="preserve"> </w:t>
@@ -16349,7 +16319,7 @@
         <w:keepNext/>
       </w:pPr>
       <w:r>
-        <w:t xml:space="preserve">Table S7. Assignment heuristic versus the assignment-free certificate (optimized input grouping, linear readout with per-port non-negative gains):</w:t>
+        <w:t xml:space="preserve">Table S7. Assignment heuristic versus the assignment-free certificate (optimized input grouping, linear readout with per-port non-negative gains):</w:t>
       </w:r>
       <w:r>
         <w:t xml:space="preserve"> </w:t>
@@ -16489,6 +16459,7 @@
       <w:tr>
         <w:trPr>
           <w:cantSplit/>
+          <w:tblHeader/>
         </w:trPr>
         <w:tc>
           <w:tcPr>
@@ -16606,6 +16577,7 @@
       <w:tr>
         <w:trPr>
           <w:cantSplit/>
+          <w:tblHeader/>
         </w:trPr>
         <w:tc>
           <w:tcPr>
@@ -17824,7 +17796,7 @@
         <w:t xml:space="preserve"> </w:t>
       </w:r>
       <w:r>
-        <w:t xml:space="preserve">values exactly. Table S8 compares the two encodings. All implemented-encoding certificates are positive. For</w:t>
+        <w:t xml:space="preserve">values exactly. Table S8 compares the two encodings. All implemented-encoding certificates are positive. For</w:t>
       </w:r>
       <w:r>
         <w:t xml:space="preserve"> </w:t>
@@ -18139,7 +18111,7 @@
         </m:sSup>
       </m:oMath>
       <w:r>
-        <w:t xml:space="preserve">, as for all other certificates. For the three native-assignment layers whose smallest certificate lies at gains above</w:t>
+        <w:t xml:space="preserve">, as for all other certificates. For the three native-assignment layers whose smallest certificate lies at gains above</w:t>
       </w:r>
       <w:r>
         <w:t xml:space="preserve"> </w:t>
@@ -18190,7 +18162,7 @@
         </m:r>
       </m:oMath>
       <w:r>
-        <w:t xml:space="preserve">, most for MNIST L2 (</w:t>
+        <w:t xml:space="preserve">, most for MNIST L2 (</w:t>
       </w:r>
       <m:oMath>
         <m:r>
@@ -18229,7 +18201,7 @@
         <w:t xml:space="preserve"> </w:t>
       </w:r>
       <w:r>
-        <w:t xml:space="preserve">in normalized units, i.e. the inner solver is far from converged. Because each child interval is warm-started from its parent, a perturbation of the inputs at the</w:t>
+        <w:t xml:space="preserve">in normalized units, i.e. the inner solver is far from converged. Because each child interval is warm-started from its parent, a perturbation of the inputs at the</w:t>
       </w:r>
       <w:r>
         <w:t xml:space="preserve"> </w:t>
@@ -18267,7 +18239,7 @@
         <w:keepNext/>
       </w:pPr>
       <w:r>
-        <w:t xml:space="preserve">Table S8. Certificates with the ideal encoding</w:t>
+        <w:t xml:space="preserve">Table S8. Certificates with the ideal encoding</w:t>
       </w:r>
       <w:r>
         <w:t xml:space="preserve"> </w:t>
@@ -18564,6 +18536,7 @@
       <w:tr>
         <w:trPr>
           <w:cantSplit/>
+          <w:tblHeader/>
         </w:trPr>
         <w:tc>
           <w:tcPr>
@@ -18849,6 +18822,7 @@
       <w:tr>
         <w:trPr>
           <w:cantSplit/>
+          <w:tblHeader/>
         </w:trPr>
         <w:tc>
           <w:tcPr>
@@ -20465,7 +20439,7 @@
         <w:pStyle w:val="09BodyFirstParagraph"/>
       </w:pPr>
       <w:r>
-        <w:t xml:space="preserve">The acceptance test of Sec. S2.3 uses a floating-point eigensolver with a positive margin. To remove the dependence on eigensolver accuracy, every dual vector that determines a block/unit maximum in all</w:t>
+        <w:t xml:space="preserve">The acceptance test of Sec. S2.3 uses a floating-point eigensolver with a positive margin. To remove the dependence on eigensolver accuracy, every dual vector that determines a block/unit maximum in all</w:t>
       </w:r>
       <w:r>
         <w:t xml:space="preserve"> </w:t>
@@ -21083,7 +21057,7 @@
         <w:t xml:space="preserve"> </w:t>
       </w:r>
       <w:r>
-        <w:t xml:space="preserve">and any summation order [13]. With any nonsingular lower-triangular matrix</w:t>
+        <w:t xml:space="preserve">and any summation order [13]. With any nonsingular lower-triangular matrix</w:t>
       </w:r>
       <w:r>
         <w:t xml:space="preserve"> </w:t>
@@ -21739,7 +21713,7 @@
         <w:pStyle w:val="09BodyFirstParagraph"/>
       </w:pPr>
       <w:r>
-        <w:t xml:space="preserve">For main-text Table 4, each teacher unit is regressed on the ten quadratic features</w:t>
+        <w:t xml:space="preserve">For main-text Tables 4 and 5, each teacher unit is regressed on the ten quadratic features</w:t>
       </w:r>
       <w:r>
         <w:t xml:space="preserve"> </w:t>
@@ -21858,7 +21832,7 @@
         <w:t xml:space="preserve"> </w:t>
       </w:r>
       <w:r>
-        <w:t xml:space="preserve">uses each unit’s best block, as in main-text Eq. (4). Both are normalized by the target energy and lower-bound linear readouts with arbitrary per-port gains and no offset. They do not bound clipped readouts. Table S9 lists all values.</w:t>
+        <w:t xml:space="preserve">uses each unit’s best block, as in main-text Proposition 3. Both are normalized by the target energy and lower-bound linear readouts with arbitrary per-port gains and no offset. They do not bound clipped readouts. Table S9 lists all values.</w:t>
       </w:r>
     </w:p>
     <w:p>
@@ -21867,7 +21841,7 @@
         <w:keepNext/>
       </w:pPr>
       <w:r>
-        <w:t xml:space="preserve">Table S9. Ordinary quadratic regression residuals (intensity encoding as implemented, rounded down): given assignment (</w:t>
+        <w:t xml:space="preserve">Table S9. Ordinary quadratic regression residuals (intensity encoding as implemented, rounded down): given assignment (</w:t>
       </w:r>
       <m:oMath>
         <m:r>
@@ -21957,6 +21931,7 @@
       <w:tr>
         <w:trPr>
           <w:cantSplit/>
+          <w:tblHeader/>
         </w:trPr>
         <w:tc>
           <w:tcPr>
@@ -22042,6 +22017,7 @@
       <w:tr>
         <w:trPr>
           <w:cantSplit/>
+          <w:tblHeader/>
         </w:trPr>
         <w:tc>
           <w:tcPr>
@@ -22804,7 +22780,7 @@
         <w:pStyle w:val="09BodyFirstParagraph"/>
       </w:pPr>
       <w:r>
-        <w:t xml:space="preserve">Larger blocks reduce the fitted residual (main-text Fig. 6, amplitude encoding): it reaches</w:t>
+        <w:t xml:space="preserve">Larger blocks reduce the fitted residual (main-text Fig. 6, amplitude encoding): it reaches</w:t>
       </w:r>
       <w:r>
         <w:t xml:space="preserve"> </w:t>
@@ -22951,7 +22927,7 @@
         <w:t xml:space="preserve"> </w:t>
       </w:r>
       <w:r>
-        <w:t xml:space="preserve">exceed those of Table S2 (e.g. MNIST L2) because the matrix-space implementation converges to a much smaller duality gap; both lie below the primal objective (Table S11). These zero certificates do not establish reachability.</w:t>
+        <w:t xml:space="preserve">exceed those of Table S2 (e.g. MNIST L2) because the matrix-space implementation converges to a much smaller duality gap; both lie below the primal objective (Table S11). These zero certificates do not establish reachability.</w:t>
       </w:r>
     </w:p>
     <w:p>
@@ -22960,7 +22936,7 @@
         <w:keepNext/>
       </w:pPr>
       <w:r>
-        <w:t xml:space="preserve">Table S10. Certified linear bound (rounded down) and fitted gap (clamp, upper estimate) versus block size</w:t>
+        <w:t xml:space="preserve">Table S10. Certified linear bound (rounded down) and fitted gap (clamp, upper estimate) versus block size</w:t>
       </w:r>
       <w:r>
         <w:t xml:space="preserve"> </w:t>
@@ -22997,7 +22973,7 @@
         </m:sSup>
       </m:oMath>
       <w:r>
-        <w:t xml:space="preserve">: a positive value whose gain cap could not be removed, counted as zero (Table S11).</w:t>
+        <w:t xml:space="preserve">: a positive value whose gain cap could not be removed, counted as zero (Table S11).</w:t>
       </w:r>
     </w:p>
     <w:tbl>
@@ -23036,6 +23012,7 @@
       <w:tr>
         <w:trPr>
           <w:cantSplit/>
+          <w:tblHeader/>
         </w:trPr>
         <w:tc>
           <w:tcPr>
@@ -23208,6 +23185,7 @@
       <w:tr>
         <w:trPr>
           <w:cantSplit/>
+          <w:tblHeader/>
         </w:trPr>
         <w:tc>
           <w:tcPr>
@@ -24617,7 +24595,7 @@
         <w:keepNext/>
       </w:pPr>
       <w:r>
-        <w:t xml:space="preserve">Table S11. Block-size certificates: certified bound plus Frank–Wolfe gap (equal to the primal objective where the bound is positive and an upper bound on it where the bound is zero), the gap, and the certified bound (same normalization).</w:t>
+        <w:t xml:space="preserve">Table S11. Block-size certificates: certified bound plus Frank–Wolfe gap (equal to the primal objective where the bound is positive and an upper bound on it where the bound is zero), the gap, and the certified bound (same normalization).</w:t>
       </w:r>
       <w:r>
         <w:t xml:space="preserve"> </w:t>
@@ -26854,7 +26832,7 @@
         </m:r>
       </m:oMath>
       <w:r>
-        <w:t xml:space="preserve">) are summarized in Tables S12 and S13. The planned lossy relaxation</w:t>
+        <w:t xml:space="preserve">) are summarized in Tables S12 and S13. The planned lossy relaxation</w:t>
       </w:r>
       <w:r>
         <w:t xml:space="preserve"> </w:t>
@@ -26930,7 +26908,7 @@
         <w:pStyle w:val="10BodySubsequentParagraph"/>
       </w:pPr>
       <w:r>
-        <w:t xml:space="preserve">The PSD lossy/affine columns in this section use an approximate pseudoinverse-range acceptance (Sec. S2.3), with offsets where applicable. They are numerical dual estimates, not additional validated certificates, and are not used to establish the main unreachability result. The signed columns are unconstrained least-squares diagnostics. The mathematical nesting of these model families remains valid, but differences between these numerical columns are not certified decompositions of the physical gap. The data are preserved so that this qualification is visible.</w:t>
+        <w:t xml:space="preserve">The PSD lossy/affine columns in this section use an approximate pseudoinverse-range acceptance (Sec. S2.3), with offsets where applicable. They are numerical dual estimates, not additional validated certificates, and are not used to establish the main unreachability result. The signed columns are unconstrained least-squares diagnostics. The mathematical nesting of these model families remains valid, but differences between these numerical columns are not certified decompositions of the physical gap. The data are preserved so that this qualification is visible.</w:t>
       </w:r>
     </w:p>
     <w:p>
@@ -26938,7 +26916,7 @@
         <w:pStyle w:val="10BodySubsequentParagraph"/>
       </w:pPr>
       <w:r>
-        <w:t xml:space="preserve">Table S14 lists the relaxation hierarchy and fitted per-port residuals (amplitude encoding, native assignment). Without offsets, removing energy conservation (positive-semidefinite forms with a shared gain, lossy blocks) changes the dual estimate by at most</w:t>
+        <w:t xml:space="preserve">Table S14 lists the relaxation hierarchy and fitted per-port residuals (amplitude encoding, native assignment). Without offsets, removing energy conservation (positive-semidefinite forms with a shared gain, lossy blocks) changes the dual estimate by at most</w:t>
       </w:r>
       <w:r>
         <w:t xml:space="preserve"> </w:t>
@@ -27169,7 +27147,7 @@
         <w:keepNext/>
       </w:pPr>
       <w:r>
-        <w:t xml:space="preserve">Table S12. Readout diagnostics (amplitude encoding; see the numerical qualification above): scalar gain with lossless and lossy blocks, per-port affine readout with non-negative or signed gains, and directly fitted residuals.</w:t>
+        <w:t xml:space="preserve">Table S12. Readout diagnostics (amplitude encoding; see the numerical qualification above): scalar gain with lossless and lossy blocks, per-port affine readout with non-negative or signed gains, and directly fitted residuals.</w:t>
       </w:r>
     </w:p>
     <w:tbl>
@@ -27193,22 +27171,23 @@
         </w:tblCellMar>
       </w:tblPr>
       <w:tblGrid>
-        <w:gridCol w:w="1011"/>
-        <w:gridCol w:w="388"/>
-        <w:gridCol w:w="1244"/>
-        <w:gridCol w:w="1011"/>
-        <w:gridCol w:w="1633"/>
-        <w:gridCol w:w="1166"/>
-        <w:gridCol w:w="466"/>
-        <w:gridCol w:w="622"/>
+        <w:gridCol w:w="1000"/>
+        <w:gridCol w:w="560"/>
+        <w:gridCol w:w="1200"/>
+        <w:gridCol w:w="1000"/>
+        <w:gridCol w:w="1450"/>
+        <w:gridCol w:w="1160"/>
+        <w:gridCol w:w="520"/>
+        <w:gridCol w:w="656"/>
       </w:tblGrid>
       <w:tr>
         <w:trPr>
           <w:cantSplit/>
+          <w:tblHeader/>
         </w:trPr>
         <w:tc>
           <w:tcPr>
-            <w:tcW w:type="dxa" w:w="1011"/>
+            <w:tcW w:type="dxa" w:w="1000"/>
             <w:tcBorders>
               <w:bottom w:val="single" w:sz="4" w:color="000000"/>
             </w:tcBorders>
@@ -27229,7 +27208,7 @@
         </w:tc>
         <w:tc>
           <w:tcPr>
-            <w:tcW w:type="dxa" w:w="388"/>
+            <w:tcW w:type="dxa" w:w="560"/>
             <w:tcBorders>
               <w:bottom w:val="single" w:sz="4" w:color="000000"/>
             </w:tcBorders>
@@ -27250,7 +27229,7 @@
         </w:tc>
         <w:tc>
           <w:tcPr>
-            <w:tcW w:type="dxa" w:w="5054"/>
+            <w:tcW w:type="dxa" w:w="4810"/>
             <w:gridSpan w:val="4"/>
             <w:tcBorders>
               <w:bottom w:val="single" w:sz="4" w:color="000000"/>
@@ -27272,7 +27251,7 @@
         </w:tc>
         <w:tc>
           <w:tcPr>
-            <w:tcW w:type="dxa" w:w="1088"/>
+            <w:tcW w:type="dxa" w:w="1176"/>
             <w:gridSpan w:val="2"/>
             <w:tcBorders>
               <w:bottom w:val="single" w:sz="4" w:color="000000"/>
@@ -27363,30 +27342,31 @@
       <w:tr>
         <w:trPr>
           <w:cantSplit/>
+          <w:tblHeader/>
         </w:trPr>
         <w:tc>
           <w:tcPr>
-            <w:tcW w:type="dxa" w:w="1011"/>
-          </w:tcPr>
-          <w:p>
-            <w:pPr>
-              <w:pStyle w:val="15TableBody"/>
-            </w:pPr>
-          </w:p>
-        </w:tc>
-        <w:tc>
-          <w:tcPr>
-            <w:tcW w:type="dxa" w:w="388"/>
-          </w:tcPr>
-          <w:p>
-            <w:pPr>
-              <w:pStyle w:val="15TableBody"/>
-            </w:pPr>
-          </w:p>
-        </w:tc>
-        <w:tc>
-          <w:tcPr>
-            <w:tcW w:type="dxa" w:w="1244"/>
+            <w:tcW w:type="dxa" w:w="1000"/>
+          </w:tcPr>
+          <w:p>
+            <w:pPr>
+              <w:pStyle w:val="15TableBody"/>
+            </w:pPr>
+          </w:p>
+        </w:tc>
+        <w:tc>
+          <w:tcPr>
+            <w:tcW w:type="dxa" w:w="560"/>
+          </w:tcPr>
+          <w:p>
+            <w:pPr>
+              <w:pStyle w:val="15TableBody"/>
+            </w:pPr>
+          </w:p>
+        </w:tc>
+        <w:tc>
+          <w:tcPr>
+            <w:tcW w:type="dxa" w:w="1200"/>
           </w:tcPr>
           <w:p>
             <w:pPr>
@@ -27403,7 +27383,7 @@
         </w:tc>
         <w:tc>
           <w:tcPr>
-            <w:tcW w:type="dxa" w:w="1011"/>
+            <w:tcW w:type="dxa" w:w="1000"/>
           </w:tcPr>
           <w:p>
             <w:pPr>
@@ -27420,7 +27400,7 @@
         </w:tc>
         <w:tc>
           <w:tcPr>
-            <w:tcW w:type="dxa" w:w="1633"/>
+            <w:tcW w:type="dxa" w:w="1450"/>
           </w:tcPr>
           <w:p>
             <w:pPr>
@@ -27522,7 +27502,7 @@
         </w:tc>
         <w:tc>
           <w:tcPr>
-            <w:tcW w:type="dxa" w:w="1166"/>
+            <w:tcW w:type="dxa" w:w="1160"/>
           </w:tcPr>
           <w:p>
             <w:pPr>
@@ -27539,7 +27519,7 @@
         </w:tc>
         <w:tc>
           <w:tcPr>
-            <w:tcW w:type="dxa" w:w="466"/>
+            <w:tcW w:type="dxa" w:w="520"/>
           </w:tcPr>
           <w:p>
             <w:pPr>
@@ -27556,7 +27536,7 @@
         </w:tc>
         <w:tc>
           <w:tcPr>
-            <w:tcW w:type="dxa" w:w="622"/>
+            <w:tcW w:type="dxa" w:w="656"/>
           </w:tcPr>
           <w:p>
             <w:pPr>
@@ -27578,7 +27558,7 @@
         </w:trPr>
         <w:tc>
           <w:tcPr>
-            <w:tcW w:type="dxa" w:w="1011"/>
+            <w:tcW w:type="dxa" w:w="1000"/>
           </w:tcPr>
           <w:p>
             <w:pPr>
@@ -27595,7 +27575,7 @@
         </w:tc>
         <w:tc>
           <w:tcPr>
-            <w:tcW w:type="dxa" w:w="388"/>
+            <w:tcW w:type="dxa" w:w="560"/>
           </w:tcPr>
           <w:p>
             <w:pPr>
@@ -27612,7 +27592,7 @@
         </w:tc>
         <w:tc>
           <w:tcPr>
-            <w:tcW w:type="dxa" w:w="1244"/>
+            <w:tcW w:type="dxa" w:w="1200"/>
           </w:tcPr>
           <w:p>
             <w:pPr>
@@ -27629,7 +27609,7 @@
         </w:tc>
         <w:tc>
           <w:tcPr>
-            <w:tcW w:type="dxa" w:w="1011"/>
+            <w:tcW w:type="dxa" w:w="1000"/>
           </w:tcPr>
           <w:p>
             <w:pPr>
@@ -27646,7 +27626,7 @@
         </w:tc>
         <w:tc>
           <w:tcPr>
-            <w:tcW w:type="dxa" w:w="1633"/>
+            <w:tcW w:type="dxa" w:w="1450"/>
           </w:tcPr>
           <w:p>
             <w:pPr>
@@ -27663,7 +27643,7 @@
         </w:tc>
         <w:tc>
           <w:tcPr>
-            <w:tcW w:type="dxa" w:w="1166"/>
+            <w:tcW w:type="dxa" w:w="1160"/>
           </w:tcPr>
           <w:p>
             <w:pPr>
@@ -27680,7 +27660,7 @@
         </w:tc>
         <w:tc>
           <w:tcPr>
-            <w:tcW w:type="dxa" w:w="466"/>
+            <w:tcW w:type="dxa" w:w="520"/>
           </w:tcPr>
           <w:p>
             <w:pPr>
@@ -27697,7 +27677,7 @@
         </w:tc>
         <w:tc>
           <w:tcPr>
-            <w:tcW w:type="dxa" w:w="622"/>
+            <w:tcW w:type="dxa" w:w="656"/>
           </w:tcPr>
           <w:p>
             <w:pPr>
@@ -27719,17 +27699,17 @@
         </w:trPr>
         <w:tc>
           <w:tcPr>
-            <w:tcW w:type="dxa" w:w="1011"/>
-          </w:tcPr>
-          <w:p>
-            <w:pPr>
-              <w:pStyle w:val="15TableBody"/>
-            </w:pPr>
-          </w:p>
-        </w:tc>
-        <w:tc>
-          <w:tcPr>
-            <w:tcW w:type="dxa" w:w="388"/>
+            <w:tcW w:type="dxa" w:w="1000"/>
+          </w:tcPr>
+          <w:p>
+            <w:pPr>
+              <w:pStyle w:val="15TableBody"/>
+            </w:pPr>
+          </w:p>
+        </w:tc>
+        <w:tc>
+          <w:tcPr>
+            <w:tcW w:type="dxa" w:w="560"/>
           </w:tcPr>
           <w:p>
             <w:pPr>
@@ -27746,7 +27726,7 @@
         </w:tc>
         <w:tc>
           <w:tcPr>
-            <w:tcW w:type="dxa" w:w="1244"/>
+            <w:tcW w:type="dxa" w:w="1200"/>
           </w:tcPr>
           <w:p>
             <w:pPr>
@@ -27763,7 +27743,7 @@
         </w:tc>
         <w:tc>
           <w:tcPr>
-            <w:tcW w:type="dxa" w:w="1011"/>
+            <w:tcW w:type="dxa" w:w="1000"/>
           </w:tcPr>
           <w:p>
             <w:pPr>
@@ -27780,7 +27760,7 @@
         </w:tc>
         <w:tc>
           <w:tcPr>
-            <w:tcW w:type="dxa" w:w="1633"/>
+            <w:tcW w:type="dxa" w:w="1450"/>
           </w:tcPr>
           <w:p>
             <w:pPr>
@@ -27797,7 +27777,7 @@
         </w:tc>
         <w:tc>
           <w:tcPr>
-            <w:tcW w:type="dxa" w:w="1166"/>
+            <w:tcW w:type="dxa" w:w="1160"/>
           </w:tcPr>
           <w:p>
             <w:pPr>
@@ -27814,7 +27794,7 @@
         </w:tc>
         <w:tc>
           <w:tcPr>
-            <w:tcW w:type="dxa" w:w="466"/>
+            <w:tcW w:type="dxa" w:w="520"/>
           </w:tcPr>
           <w:p>
             <w:pPr>
@@ -27831,7 +27811,7 @@
         </w:tc>
         <w:tc>
           <w:tcPr>
-            <w:tcW w:type="dxa" w:w="622"/>
+            <w:tcW w:type="dxa" w:w="656"/>
           </w:tcPr>
           <w:p>
             <w:pPr>
@@ -27853,7 +27833,7 @@
         </w:trPr>
         <w:tc>
           <w:tcPr>
-            <w:tcW w:type="dxa" w:w="1011"/>
+            <w:tcW w:type="dxa" w:w="1000"/>
           </w:tcPr>
           <w:p>
             <w:pPr>
@@ -27870,7 +27850,7 @@
         </w:tc>
         <w:tc>
           <w:tcPr>
-            <w:tcW w:type="dxa" w:w="388"/>
+            <w:tcW w:type="dxa" w:w="560"/>
           </w:tcPr>
           <w:p>
             <w:pPr>
@@ -27887,7 +27867,7 @@
         </w:tc>
         <w:tc>
           <w:tcPr>
-            <w:tcW w:type="dxa" w:w="1244"/>
+            <w:tcW w:type="dxa" w:w="1200"/>
           </w:tcPr>
           <w:p>
             <w:pPr>
@@ -27904,7 +27884,7 @@
         </w:tc>
         <w:tc>
           <w:tcPr>
-            <w:tcW w:type="dxa" w:w="1011"/>
+            <w:tcW w:type="dxa" w:w="1000"/>
           </w:tcPr>
           <w:p>
             <w:pPr>
@@ -27921,7 +27901,7 @@
         </w:tc>
         <w:tc>
           <w:tcPr>
-            <w:tcW w:type="dxa" w:w="1633"/>
+            <w:tcW w:type="dxa" w:w="1450"/>
           </w:tcPr>
           <w:p>
             <w:pPr>
@@ -27938,7 +27918,7 @@
         </w:tc>
         <w:tc>
           <w:tcPr>
-            <w:tcW w:type="dxa" w:w="1166"/>
+            <w:tcW w:type="dxa" w:w="1160"/>
           </w:tcPr>
           <w:p>
             <w:pPr>
@@ -27955,7 +27935,7 @@
         </w:tc>
         <w:tc>
           <w:tcPr>
-            <w:tcW w:type="dxa" w:w="466"/>
+            <w:tcW w:type="dxa" w:w="520"/>
           </w:tcPr>
           <w:p>
             <w:pPr>
@@ -27972,7 +27952,7 @@
         </w:tc>
         <w:tc>
           <w:tcPr>
-            <w:tcW w:type="dxa" w:w="622"/>
+            <w:tcW w:type="dxa" w:w="656"/>
           </w:tcPr>
           <w:p>
             <w:pPr>
@@ -27994,17 +27974,17 @@
         </w:trPr>
         <w:tc>
           <w:tcPr>
-            <w:tcW w:type="dxa" w:w="1011"/>
-          </w:tcPr>
-          <w:p>
-            <w:pPr>
-              <w:pStyle w:val="15TableBody"/>
-            </w:pPr>
-          </w:p>
-        </w:tc>
-        <w:tc>
-          <w:tcPr>
-            <w:tcW w:type="dxa" w:w="388"/>
+            <w:tcW w:type="dxa" w:w="1000"/>
+          </w:tcPr>
+          <w:p>
+            <w:pPr>
+              <w:pStyle w:val="15TableBody"/>
+            </w:pPr>
+          </w:p>
+        </w:tc>
+        <w:tc>
+          <w:tcPr>
+            <w:tcW w:type="dxa" w:w="560"/>
           </w:tcPr>
           <w:p>
             <w:pPr>
@@ -28021,7 +28001,7 @@
         </w:tc>
         <w:tc>
           <w:tcPr>
-            <w:tcW w:type="dxa" w:w="1244"/>
+            <w:tcW w:type="dxa" w:w="1200"/>
           </w:tcPr>
           <w:p>
             <w:pPr>
@@ -28038,7 +28018,7 @@
         </w:tc>
         <w:tc>
           <w:tcPr>
-            <w:tcW w:type="dxa" w:w="1011"/>
+            <w:tcW w:type="dxa" w:w="1000"/>
           </w:tcPr>
           <w:p>
             <w:pPr>
@@ -28055,7 +28035,7 @@
         </w:tc>
         <w:tc>
           <w:tcPr>
-            <w:tcW w:type="dxa" w:w="1633"/>
+            <w:tcW w:type="dxa" w:w="1450"/>
           </w:tcPr>
           <w:p>
             <w:pPr>
@@ -28072,7 +28052,7 @@
         </w:tc>
         <w:tc>
           <w:tcPr>
-            <w:tcW w:type="dxa" w:w="1166"/>
+            <w:tcW w:type="dxa" w:w="1160"/>
           </w:tcPr>
           <w:p>
             <w:pPr>
@@ -28089,7 +28069,7 @@
         </w:tc>
         <w:tc>
           <w:tcPr>
-            <w:tcW w:type="dxa" w:w="466"/>
+            <w:tcW w:type="dxa" w:w="520"/>
           </w:tcPr>
           <w:p>
             <w:pPr>
@@ -28106,7 +28086,7 @@
         </w:tc>
         <w:tc>
           <w:tcPr>
-            <w:tcW w:type="dxa" w:w="622"/>
+            <w:tcW w:type="dxa" w:w="656"/>
           </w:tcPr>
           <w:p>
             <w:pPr>
@@ -28128,17 +28108,17 @@
         </w:trPr>
         <w:tc>
           <w:tcPr>
-            <w:tcW w:type="dxa" w:w="1011"/>
-          </w:tcPr>
-          <w:p>
-            <w:pPr>
-              <w:pStyle w:val="15TableBody"/>
-            </w:pPr>
-          </w:p>
-        </w:tc>
-        <w:tc>
-          <w:tcPr>
-            <w:tcW w:type="dxa" w:w="388"/>
+            <w:tcW w:type="dxa" w:w="1000"/>
+          </w:tcPr>
+          <w:p>
+            <w:pPr>
+              <w:pStyle w:val="15TableBody"/>
+            </w:pPr>
+          </w:p>
+        </w:tc>
+        <w:tc>
+          <w:tcPr>
+            <w:tcW w:type="dxa" w:w="560"/>
           </w:tcPr>
           <w:p>
             <w:pPr>
@@ -28155,7 +28135,7 @@
         </w:tc>
         <w:tc>
           <w:tcPr>
-            <w:tcW w:type="dxa" w:w="1244"/>
+            <w:tcW w:type="dxa" w:w="1200"/>
           </w:tcPr>
           <w:p>
             <w:pPr>
@@ -28172,7 +28152,7 @@
         </w:tc>
         <w:tc>
           <w:tcPr>
-            <w:tcW w:type="dxa" w:w="1011"/>
+            <w:tcW w:type="dxa" w:w="1000"/>
           </w:tcPr>
           <w:p>
             <w:pPr>
@@ -28189,7 +28169,7 @@
         </w:tc>
         <w:tc>
           <w:tcPr>
-            <w:tcW w:type="dxa" w:w="1633"/>
+            <w:tcW w:type="dxa" w:w="1450"/>
           </w:tcPr>
           <w:p>
             <w:pPr>
@@ -28206,7 +28186,7 @@
         </w:tc>
         <w:tc>
           <w:tcPr>
-            <w:tcW w:type="dxa" w:w="1166"/>
+            <w:tcW w:type="dxa" w:w="1160"/>
           </w:tcPr>
           <w:p>
             <w:pPr>
@@ -28223,7 +28203,7 @@
         </w:tc>
         <w:tc>
           <w:tcPr>
-            <w:tcW w:type="dxa" w:w="466"/>
+            <w:tcW w:type="dxa" w:w="520"/>
           </w:tcPr>
           <w:p>
             <w:pPr>
@@ -28240,7 +28220,7 @@
         </w:tc>
         <w:tc>
           <w:tcPr>
-            <w:tcW w:type="dxa" w:w="622"/>
+            <w:tcW w:type="dxa" w:w="656"/>
           </w:tcPr>
           <w:p>
             <w:pPr>
@@ -28263,7 +28243,7 @@
         <w:keepNext/>
       </w:pPr>
       <w:r>
-        <w:t xml:space="preserve">Table S13. Certified bound and fitted gap on Fashion-MNIST for different teacher feature distributions (amplitude encoding).</w:t>
+        <w:t xml:space="preserve">Table S13. Certified bound and fitted gap on Fashion-MNIST for different teacher feature distributions (amplitude encoding).</w:t>
       </w:r>
     </w:p>
     <w:tbl>
@@ -28298,6 +28278,7 @@
       <w:tr>
         <w:trPr>
           <w:cantSplit/>
+          <w:tblHeader/>
         </w:trPr>
         <w:tc>
           <w:tcPr>
@@ -28383,6 +28364,7 @@
       <w:tr>
         <w:trPr>
           <w:cantSplit/>
+          <w:tblHeader/>
         </w:trPr>
         <w:tc>
           <w:tcPr>
@@ -29103,7 +29085,7 @@
         <w:keepNext/>
       </w:pPr>
       <w:r>
-        <w:t xml:space="preserve">Table S14. Relaxation hierarchy (amplitude encoding, native assignment, teacher-forced inputs). Readout diagnostics, rounded down, of nested relaxations within each readout family (block sums aggregated by Cauchy–Schwarz; dark-block terms exact per port), and fitted per-port residuals (upper estimates;</w:t>
+        <w:t xml:space="preserve">Table S14. Relaxation hierarchy (amplitude encoding, native assignment, teacher-forced inputs). Readout diagnostics, rounded down, of nested relaxations within each readout family (block sums aggregated by Cauchy–Schwarz; dark-block terms exact per port), and fitted per-port residuals (upper estimates;</w:t>
       </w:r>
       <w:r>
         <w:t xml:space="preserve"> </w:t>
@@ -30638,7 +30620,7 @@
         <w:pStyle w:val="09BodyFirstParagraph"/>
       </w:pPr>
       <w:r>
-        <w:t xml:space="preserve">Tables S15–S17 split the full target-family matrix into readable parts. Every accuracy cell reports its own number of seeds; in particular, the rank-12 teacher has two LD-chain seeds and three E2E seeds. Dashes indicate a condition not run, not zero performance. The Fantope and clamp columns in Table S15 cover the stated assignment. Random class codes match or exceed electronic targets with native intensity assignment, but electronic targets improve LD-chain after assignment optimization.</w:t>
+        <w:t xml:space="preserve">Tables S15–S17 split the full target-family matrix into readable parts. Every accuracy cell reports its own number of seeds; in particular, the rank-12 teacher has two LD-chain seeds and three E2E seeds. Dashes indicate a condition not run, not zero performance. The Fantope and clamp columns in Table S15 cover the stated assignment. Random class codes match or exceed electronic targets with native intensity assignment, but electronic targets improve LD-chain after assignment optimization.</w:t>
       </w:r>
     </w:p>
     <w:p>
@@ -30647,7 +30629,7 @@
         <w:keepNext/>
       </w:pPr>
       <w:r>
-        <w:t xml:space="preserve">Table S15. Complete target-family residuals. Encoding: int., intensity (as implemented); amp., amplitude. Bounds are means across hidden layers, rounded down;</w:t>
+        <w:t xml:space="preserve">Table S15. Complete target-family residuals. Encoding: int., intensity (as implemented); amp., amplitude. Bounds are means across hidden layers, rounded down;</w:t>
       </w:r>
       <w:r>
         <w:t xml:space="preserve"> </w:t>
@@ -33216,7 +33198,7 @@
         <w:keepNext/>
       </w:pPr>
       <w:r>
-        <w:t xml:space="preserve">Table S16. Complete exact-gradient training results: test accuracy, mean</w:t>
+        <w:t xml:space="preserve">Table S16. Complete exact-gradient training results: test accuracy, mean</w:t>
       </w:r>
       <w:r>
         <w:t xml:space="preserve"> </w:t>
@@ -33257,13 +33239,13 @@
         </w:tblCellMar>
       </w:tblPr>
       <w:tblGrid>
-        <w:gridCol w:w="561"/>
-        <w:gridCol w:w="321"/>
-        <w:gridCol w:w="1444"/>
-        <w:gridCol w:w="1304"/>
-        <w:gridCol w:w="1304"/>
-        <w:gridCol w:w="1304"/>
-        <w:gridCol w:w="1304"/>
+        <w:gridCol w:w="820"/>
+        <w:gridCol w:w="460"/>
+        <w:gridCol w:w="1506"/>
+        <w:gridCol w:w="1190"/>
+        <w:gridCol w:w="1190"/>
+        <w:gridCol w:w="1190"/>
+        <w:gridCol w:w="1190"/>
       </w:tblGrid>
       <w:tr>
         <w:trPr>
@@ -33272,7 +33254,7 @@
         </w:trPr>
         <w:tc>
           <w:tcPr>
-            <w:tcW w:type="dxa" w:w="561"/>
+            <w:tcW w:type="dxa" w:w="820"/>
             <w:tcBorders>
               <w:bottom w:val="single" w:sz="4" w:color="000000"/>
             </w:tcBorders>
@@ -33293,7 +33275,7 @@
         </w:tc>
         <w:tc>
           <w:tcPr>
-            <w:tcW w:type="dxa" w:w="321"/>
+            <w:tcW w:type="dxa" w:w="460"/>
             <w:tcBorders>
               <w:bottom w:val="single" w:sz="4" w:color="000000"/>
             </w:tcBorders>
@@ -33314,7 +33296,7 @@
         </w:tc>
         <w:tc>
           <w:tcPr>
-            <w:tcW w:type="dxa" w:w="1444"/>
+            <w:tcW w:type="dxa" w:w="1506"/>
             <w:tcBorders>
               <w:bottom w:val="single" w:sz="4" w:color="000000"/>
             </w:tcBorders>
@@ -33335,7 +33317,7 @@
         </w:tc>
         <w:tc>
           <w:tcPr>
-            <w:tcW w:type="dxa" w:w="1304"/>
+            <w:tcW w:type="dxa" w:w="1190"/>
             <w:tcBorders>
               <w:bottom w:val="single" w:sz="4" w:color="000000"/>
             </w:tcBorders>
@@ -33356,7 +33338,7 @@
         </w:tc>
         <w:tc>
           <w:tcPr>
-            <w:tcW w:type="dxa" w:w="1304"/>
+            <w:tcW w:type="dxa" w:w="1190"/>
             <w:tcBorders>
               <w:bottom w:val="single" w:sz="4" w:color="000000"/>
             </w:tcBorders>
@@ -33377,7 +33359,7 @@
         </w:tc>
         <w:tc>
           <w:tcPr>
-            <w:tcW w:type="dxa" w:w="1304"/>
+            <w:tcW w:type="dxa" w:w="1190"/>
             <w:tcBorders>
               <w:bottom w:val="single" w:sz="4" w:color="000000"/>
             </w:tcBorders>
@@ -33398,7 +33380,7 @@
         </w:tc>
         <w:tc>
           <w:tcPr>
-            <w:tcW w:type="dxa" w:w="1304"/>
+            <w:tcW w:type="dxa" w:w="1190"/>
             <w:tcBorders>
               <w:bottom w:val="single" w:sz="4" w:color="000000"/>
             </w:tcBorders>
@@ -33424,7 +33406,7 @@
         </w:trPr>
         <w:tc>
           <w:tcPr>
-            <w:tcW w:type="dxa" w:w="561"/>
+            <w:tcW w:type="dxa" w:w="820"/>
           </w:tcPr>
           <w:p>
             <w:pPr>
@@ -33441,7 +33423,7 @@
         </w:tc>
         <w:tc>
           <w:tcPr>
-            <w:tcW w:type="dxa" w:w="321"/>
+            <w:tcW w:type="dxa" w:w="460"/>
           </w:tcPr>
           <w:p>
             <w:pPr>
@@ -33458,7 +33440,7 @@
         </w:tc>
         <w:tc>
           <w:tcPr>
-            <w:tcW w:type="dxa" w:w="1444"/>
+            <w:tcW w:type="dxa" w:w="1506"/>
           </w:tcPr>
           <w:p>
             <w:pPr>
@@ -33475,18 +33457,18 @@
         </w:tc>
         <w:tc>
           <w:tcPr>
-            <w:tcW w:type="dxa" w:w="1304"/>
-          </w:tcPr>
-          <w:p>
-            <w:pPr>
-              <w:pStyle w:val="15TableBody"/>
-              <w:jc w:val="center"/>
-            </w:pPr>
-            <w:r>
-              <w:rPr>
-                <w:sz w:val="16"/>
-              </w:rPr>
-              <w:t xml:space="preserve">99.39 </w:t>
+            <w:tcW w:type="dxa" w:w="1190"/>
+          </w:tcPr>
+          <w:p>
+            <w:pPr>
+              <w:pStyle w:val="15TableBody"/>
+              <w:jc w:val="center"/>
+            </w:pPr>
+            <w:r>
+              <w:rPr>
+                <w:sz w:val="16"/>
+              </w:rPr>
+              <w:t xml:space="preserve">99.39 </w:t>
             </w:r>
             <m:oMath>
               <m:r>
@@ -33503,24 +33485,24 @@
               <w:rPr>
                 <w:sz w:val="16"/>
               </w:rPr>
-              <w:t xml:space="preserve"> 0.01 (3)</w:t>
-            </w:r>
-          </w:p>
-        </w:tc>
-        <w:tc>
-          <w:tcPr>
-            <w:tcW w:type="dxa" w:w="1304"/>
-          </w:tcPr>
-          <w:p>
-            <w:pPr>
-              <w:pStyle w:val="15TableBody"/>
-              <w:jc w:val="center"/>
-            </w:pPr>
-            <w:r>
-              <w:rPr>
-                <w:sz w:val="16"/>
-              </w:rPr>
-              <w:t xml:space="preserve">98.78 </w:t>
+              <w:t xml:space="preserve"> 0.01 (3)</w:t>
+            </w:r>
+          </w:p>
+        </w:tc>
+        <w:tc>
+          <w:tcPr>
+            <w:tcW w:type="dxa" w:w="1190"/>
+          </w:tcPr>
+          <w:p>
+            <w:pPr>
+              <w:pStyle w:val="15TableBody"/>
+              <w:jc w:val="center"/>
+            </w:pPr>
+            <w:r>
+              <w:rPr>
+                <w:sz w:val="16"/>
+              </w:rPr>
+              <w:t xml:space="preserve">98.78 </w:t>
             </w:r>
             <m:oMath>
               <m:r>
@@ -33537,24 +33519,24 @@
               <w:rPr>
                 <w:sz w:val="16"/>
               </w:rPr>
-              <w:t xml:space="preserve"> 0.15 (3)</w:t>
-            </w:r>
-          </w:p>
-        </w:tc>
-        <w:tc>
-          <w:tcPr>
-            <w:tcW w:type="dxa" w:w="1304"/>
-          </w:tcPr>
-          <w:p>
-            <w:pPr>
-              <w:pStyle w:val="15TableBody"/>
-              <w:jc w:val="center"/>
-            </w:pPr>
-            <w:r>
-              <w:rPr>
-                <w:sz w:val="16"/>
-              </w:rPr>
-              <w:t xml:space="preserve">14.60 </w:t>
+              <w:t xml:space="preserve"> 0.15 (3)</w:t>
+            </w:r>
+          </w:p>
+        </w:tc>
+        <w:tc>
+          <w:tcPr>
+            <w:tcW w:type="dxa" w:w="1190"/>
+          </w:tcPr>
+          <w:p>
+            <w:pPr>
+              <w:pStyle w:val="15TableBody"/>
+              <w:jc w:val="center"/>
+            </w:pPr>
+            <w:r>
+              <w:rPr>
+                <w:sz w:val="16"/>
+              </w:rPr>
+              <w:t xml:space="preserve">14.60 </w:t>
             </w:r>
             <m:oMath>
               <m:r>
@@ -33571,24 +33553,24 @@
               <w:rPr>
                 <w:sz w:val="16"/>
               </w:rPr>
-              <w:t xml:space="preserve"> 8.46 (3)</w:t>
-            </w:r>
-          </w:p>
-        </w:tc>
-        <w:tc>
-          <w:tcPr>
-            <w:tcW w:type="dxa" w:w="1304"/>
-          </w:tcPr>
-          <w:p>
-            <w:pPr>
-              <w:pStyle w:val="15TableBody"/>
-              <w:jc w:val="center"/>
-            </w:pPr>
-            <w:r>
-              <w:rPr>
-                <w:sz w:val="16"/>
-              </w:rPr>
-              <w:t xml:space="preserve">98.85 </w:t>
+              <w:t xml:space="preserve"> 8.46 (3)</w:t>
+            </w:r>
+          </w:p>
+        </w:tc>
+        <w:tc>
+          <w:tcPr>
+            <w:tcW w:type="dxa" w:w="1190"/>
+          </w:tcPr>
+          <w:p>
+            <w:pPr>
+              <w:pStyle w:val="15TableBody"/>
+              <w:jc w:val="center"/>
+            </w:pPr>
+            <w:r>
+              <w:rPr>
+                <w:sz w:val="16"/>
+              </w:rPr>
+              <w:t xml:space="preserve">98.85 </w:t>
             </w:r>
             <m:oMath>
               <m:r>
@@ -33605,7 +33587,7 @@
               <w:rPr>
                 <w:sz w:val="16"/>
               </w:rPr>
-              <w:t xml:space="preserve"> 0.12 (3)</w:t>
+              <w:t xml:space="preserve"> 0.12 (3)</w:t>
             </w:r>
           </w:p>
         </w:tc>
@@ -33616,7 +33598,7 @@
         </w:trPr>
         <w:tc>
           <w:tcPr>
-            <w:tcW w:type="dxa" w:w="561"/>
+            <w:tcW w:type="dxa" w:w="820"/>
           </w:tcPr>
           <w:p>
             <w:pPr>
@@ -33633,7 +33615,7 @@
         </w:tc>
         <w:tc>
           <w:tcPr>
-            <w:tcW w:type="dxa" w:w="321"/>
+            <w:tcW w:type="dxa" w:w="460"/>
           </w:tcPr>
           <w:p>
             <w:pPr>
@@ -33650,7 +33632,7 @@
         </w:tc>
         <w:tc>
           <w:tcPr>
-            <w:tcW w:type="dxa" w:w="1444"/>
+            <w:tcW w:type="dxa" w:w="1506"/>
           </w:tcPr>
           <w:p>
             <w:pPr>
@@ -33667,18 +33649,18 @@
         </w:tc>
         <w:tc>
           <w:tcPr>
-            <w:tcW w:type="dxa" w:w="1304"/>
-          </w:tcPr>
-          <w:p>
-            <w:pPr>
-              <w:pStyle w:val="15TableBody"/>
-              <w:jc w:val="center"/>
-            </w:pPr>
-            <w:r>
-              <w:rPr>
-                <w:sz w:val="16"/>
-              </w:rPr>
-              <w:t xml:space="preserve">99.42 </w:t>
+            <w:tcW w:type="dxa" w:w="1190"/>
+          </w:tcPr>
+          <w:p>
+            <w:pPr>
+              <w:pStyle w:val="15TableBody"/>
+              <w:jc w:val="center"/>
+            </w:pPr>
+            <w:r>
+              <w:rPr>
+                <w:sz w:val="16"/>
+              </w:rPr>
+              <w:t xml:space="preserve">99.42 </w:t>
             </w:r>
             <m:oMath>
               <m:r>
@@ -33695,24 +33677,24 @@
               <w:rPr>
                 <w:sz w:val="16"/>
               </w:rPr>
-              <w:t xml:space="preserve"> 0.05 (5)</w:t>
-            </w:r>
-          </w:p>
-        </w:tc>
-        <w:tc>
-          <w:tcPr>
-            <w:tcW w:type="dxa" w:w="1304"/>
-          </w:tcPr>
-          <w:p>
-            <w:pPr>
-              <w:pStyle w:val="15TableBody"/>
-              <w:jc w:val="center"/>
-            </w:pPr>
-            <w:r>
-              <w:rPr>
-                <w:sz w:val="16"/>
-              </w:rPr>
-              <w:t xml:space="preserve">99.37 </w:t>
+              <w:t xml:space="preserve"> 0.05 (5)</w:t>
+            </w:r>
+          </w:p>
+        </w:tc>
+        <w:tc>
+          <w:tcPr>
+            <w:tcW w:type="dxa" w:w="1190"/>
+          </w:tcPr>
+          <w:p>
+            <w:pPr>
+              <w:pStyle w:val="15TableBody"/>
+              <w:jc w:val="center"/>
+            </w:pPr>
+            <w:r>
+              <w:rPr>
+                <w:sz w:val="16"/>
+              </w:rPr>
+              <w:t xml:space="preserve">99.37 </w:t>
             </w:r>
             <m:oMath>
               <m:r>
@@ -33729,24 +33711,24 @@
               <w:rPr>
                 <w:sz w:val="16"/>
               </w:rPr>
-              <w:t xml:space="preserve"> 0.03 (5)</w:t>
-            </w:r>
-          </w:p>
-        </w:tc>
-        <w:tc>
-          <w:tcPr>
-            <w:tcW w:type="dxa" w:w="1304"/>
-          </w:tcPr>
-          <w:p>
-            <w:pPr>
-              <w:pStyle w:val="15TableBody"/>
-              <w:jc w:val="center"/>
-            </w:pPr>
-            <w:r>
-              <w:rPr>
-                <w:sz w:val="16"/>
-              </w:rPr>
-              <w:t xml:space="preserve">97.24 </w:t>
+              <w:t xml:space="preserve"> 0.03 (5)</w:t>
+            </w:r>
+          </w:p>
+        </w:tc>
+        <w:tc>
+          <w:tcPr>
+            <w:tcW w:type="dxa" w:w="1190"/>
+          </w:tcPr>
+          <w:p>
+            <w:pPr>
+              <w:pStyle w:val="15TableBody"/>
+              <w:jc w:val="center"/>
+            </w:pPr>
+            <w:r>
+              <w:rPr>
+                <w:sz w:val="16"/>
+              </w:rPr>
+              <w:t xml:space="preserve">97.24 </w:t>
             </w:r>
             <m:oMath>
               <m:r>
@@ -33763,24 +33745,24 @@
               <w:rPr>
                 <w:sz w:val="16"/>
               </w:rPr>
-              <w:t xml:space="preserve"> 0.59 (5)</w:t>
-            </w:r>
-          </w:p>
-        </w:tc>
-        <w:tc>
-          <w:tcPr>
-            <w:tcW w:type="dxa" w:w="1304"/>
-          </w:tcPr>
-          <w:p>
-            <w:pPr>
-              <w:pStyle w:val="15TableBody"/>
-              <w:jc w:val="center"/>
-            </w:pPr>
-            <w:r>
-              <w:rPr>
-                <w:sz w:val="16"/>
-              </w:rPr>
-              <w:t xml:space="preserve">98.78 </w:t>
+              <w:t xml:space="preserve"> 0.59 (5)</w:t>
+            </w:r>
+          </w:p>
+        </w:tc>
+        <w:tc>
+          <w:tcPr>
+            <w:tcW w:type="dxa" w:w="1190"/>
+          </w:tcPr>
+          <w:p>
+            <w:pPr>
+              <w:pStyle w:val="15TableBody"/>
+              <w:jc w:val="center"/>
+            </w:pPr>
+            <w:r>
+              <w:rPr>
+                <w:sz w:val="16"/>
+              </w:rPr>
+              <w:t xml:space="preserve">98.78 </w:t>
             </w:r>
             <m:oMath>
               <m:r>
@@ -33797,7 +33779,7 @@
               <w:rPr>
                 <w:sz w:val="16"/>
               </w:rPr>
-              <w:t xml:space="preserve"> 0.09 (3)</w:t>
+              <w:t xml:space="preserve"> 0.09 (3)</w:t>
             </w:r>
           </w:p>
         </w:tc>
@@ -33808,7 +33790,7 @@
         </w:trPr>
         <w:tc>
           <w:tcPr>
-            <w:tcW w:type="dxa" w:w="561"/>
+            <w:tcW w:type="dxa" w:w="820"/>
           </w:tcPr>
           <w:p>
             <w:pPr>
@@ -33825,7 +33807,7 @@
         </w:tc>
         <w:tc>
           <w:tcPr>
-            <w:tcW w:type="dxa" w:w="321"/>
+            <w:tcW w:type="dxa" w:w="460"/>
           </w:tcPr>
           <w:p>
             <w:pPr>
@@ -33842,7 +33824,7 @@
         </w:tc>
         <w:tc>
           <w:tcPr>
-            <w:tcW w:type="dxa" w:w="1444"/>
+            <w:tcW w:type="dxa" w:w="1506"/>
           </w:tcPr>
           <w:p>
             <w:pPr>
@@ -33859,18 +33841,18 @@
         </w:tc>
         <w:tc>
           <w:tcPr>
-            <w:tcW w:type="dxa" w:w="1304"/>
-          </w:tcPr>
-          <w:p>
-            <w:pPr>
-              <w:pStyle w:val="15TableBody"/>
-              <w:jc w:val="center"/>
-            </w:pPr>
-            <w:r>
-              <w:rPr>
-                <w:sz w:val="16"/>
-              </w:rPr>
-              <w:t xml:space="preserve">99.39 </w:t>
+            <w:tcW w:type="dxa" w:w="1190"/>
+          </w:tcPr>
+          <w:p>
+            <w:pPr>
+              <w:pStyle w:val="15TableBody"/>
+              <w:jc w:val="center"/>
+            </w:pPr>
+            <w:r>
+              <w:rPr>
+                <w:sz w:val="16"/>
+              </w:rPr>
+              <w:t xml:space="preserve">99.39 </w:t>
             </w:r>
             <m:oMath>
               <m:r>
@@ -33887,24 +33869,24 @@
               <w:rPr>
                 <w:sz w:val="16"/>
               </w:rPr>
-              <w:t xml:space="preserve"> 0.01 (3)</w:t>
-            </w:r>
-          </w:p>
-        </w:tc>
-        <w:tc>
-          <w:tcPr>
-            <w:tcW w:type="dxa" w:w="1304"/>
-          </w:tcPr>
-          <w:p>
-            <w:pPr>
-              <w:pStyle w:val="15TableBody"/>
-              <w:jc w:val="center"/>
-            </w:pPr>
-            <w:r>
-              <w:rPr>
-                <w:sz w:val="16"/>
-              </w:rPr>
-              <w:t xml:space="preserve">99.40 </w:t>
+              <w:t xml:space="preserve"> 0.01 (3)</w:t>
+            </w:r>
+          </w:p>
+        </w:tc>
+        <w:tc>
+          <w:tcPr>
+            <w:tcW w:type="dxa" w:w="1190"/>
+          </w:tcPr>
+          <w:p>
+            <w:pPr>
+              <w:pStyle w:val="15TableBody"/>
+              <w:jc w:val="center"/>
+            </w:pPr>
+            <w:r>
+              <w:rPr>
+                <w:sz w:val="16"/>
+              </w:rPr>
+              <w:t xml:space="preserve">99.40 </w:t>
             </w:r>
             <m:oMath>
               <m:r>
@@ -33921,24 +33903,24 @@
               <w:rPr>
                 <w:sz w:val="16"/>
               </w:rPr>
-              <w:t xml:space="preserve"> 0.02 (3)</w:t>
-            </w:r>
-          </w:p>
-        </w:tc>
-        <w:tc>
-          <w:tcPr>
-            <w:tcW w:type="dxa" w:w="1304"/>
-          </w:tcPr>
-          <w:p>
-            <w:pPr>
-              <w:pStyle w:val="15TableBody"/>
-              <w:jc w:val="center"/>
-            </w:pPr>
-            <w:r>
-              <w:rPr>
-                <w:sz w:val="16"/>
-              </w:rPr>
-              <w:t xml:space="preserve">99.40 </w:t>
+              <w:t xml:space="preserve"> 0.02 (3)</w:t>
+            </w:r>
+          </w:p>
+        </w:tc>
+        <w:tc>
+          <w:tcPr>
+            <w:tcW w:type="dxa" w:w="1190"/>
+          </w:tcPr>
+          <w:p>
+            <w:pPr>
+              <w:pStyle w:val="15TableBody"/>
+              <w:jc w:val="center"/>
+            </w:pPr>
+            <w:r>
+              <w:rPr>
+                <w:sz w:val="16"/>
+              </w:rPr>
+              <w:t xml:space="preserve">99.40 </w:t>
             </w:r>
             <m:oMath>
               <m:r>
@@ -33955,13 +33937,13 @@
               <w:rPr>
                 <w:sz w:val="16"/>
               </w:rPr>
-              <w:t xml:space="preserve"> 0.02 (3)</w:t>
-            </w:r>
-          </w:p>
-        </w:tc>
-        <w:tc>
-          <w:tcPr>
-            <w:tcW w:type="dxa" w:w="1304"/>
+              <w:t xml:space="preserve"> 0.02 (3)</w:t>
+            </w:r>
+          </w:p>
+        </w:tc>
+        <w:tc>
+          <w:tcPr>
+            <w:tcW w:type="dxa" w:w="1190"/>
           </w:tcPr>
           <w:p>
             <w:pPr>
@@ -33983,7 +33965,7 @@
         </w:trPr>
         <w:tc>
           <w:tcPr>
-            <w:tcW w:type="dxa" w:w="561"/>
+            <w:tcW w:type="dxa" w:w="820"/>
           </w:tcPr>
           <w:p>
             <w:pPr>
@@ -34000,7 +33982,7 @@
         </w:tc>
         <w:tc>
           <w:tcPr>
-            <w:tcW w:type="dxa" w:w="321"/>
+            <w:tcW w:type="dxa" w:w="460"/>
           </w:tcPr>
           <w:p>
             <w:pPr>
@@ -34017,7 +33999,7 @@
         </w:tc>
         <w:tc>
           <w:tcPr>
-            <w:tcW w:type="dxa" w:w="1444"/>
+            <w:tcW w:type="dxa" w:w="1506"/>
           </w:tcPr>
           <w:p>
             <w:pPr>
@@ -34034,18 +34016,18 @@
         </w:tc>
         <w:tc>
           <w:tcPr>
-            <w:tcW w:type="dxa" w:w="1304"/>
-          </w:tcPr>
-          <w:p>
-            <w:pPr>
-              <w:pStyle w:val="15TableBody"/>
-              <w:jc w:val="center"/>
-            </w:pPr>
-            <w:r>
-              <w:rPr>
-                <w:sz w:val="16"/>
-              </w:rPr>
-              <w:t xml:space="preserve">99.31 </w:t>
+            <w:tcW w:type="dxa" w:w="1190"/>
+          </w:tcPr>
+          <w:p>
+            <w:pPr>
+              <w:pStyle w:val="15TableBody"/>
+              <w:jc w:val="center"/>
+            </w:pPr>
+            <w:r>
+              <w:rPr>
+                <w:sz w:val="16"/>
+              </w:rPr>
+              <w:t xml:space="preserve">99.31 </w:t>
             </w:r>
             <m:oMath>
               <m:r>
@@ -34062,24 +34044,24 @@
               <w:rPr>
                 <w:sz w:val="16"/>
               </w:rPr>
-              <w:t xml:space="preserve"> 0.04 (3)</w:t>
-            </w:r>
-          </w:p>
-        </w:tc>
-        <w:tc>
-          <w:tcPr>
-            <w:tcW w:type="dxa" w:w="1304"/>
-          </w:tcPr>
-          <w:p>
-            <w:pPr>
-              <w:pStyle w:val="15TableBody"/>
-              <w:jc w:val="center"/>
-            </w:pPr>
-            <w:r>
-              <w:rPr>
-                <w:sz w:val="16"/>
-              </w:rPr>
-              <w:t xml:space="preserve">96.71 </w:t>
+              <w:t xml:space="preserve"> 0.04 (3)</w:t>
+            </w:r>
+          </w:p>
+        </w:tc>
+        <w:tc>
+          <w:tcPr>
+            <w:tcW w:type="dxa" w:w="1190"/>
+          </w:tcPr>
+          <w:p>
+            <w:pPr>
+              <w:pStyle w:val="15TableBody"/>
+              <w:jc w:val="center"/>
+            </w:pPr>
+            <w:r>
+              <w:rPr>
+                <w:sz w:val="16"/>
+              </w:rPr>
+              <w:t xml:space="preserve">96.71 </w:t>
             </w:r>
             <m:oMath>
               <m:r>
@@ -34096,24 +34078,24 @@
               <w:rPr>
                 <w:sz w:val="16"/>
               </w:rPr>
-              <w:t xml:space="preserve"> 0.16 (3)</w:t>
-            </w:r>
-          </w:p>
-        </w:tc>
-        <w:tc>
-          <w:tcPr>
-            <w:tcW w:type="dxa" w:w="1304"/>
-          </w:tcPr>
-          <w:p>
-            <w:pPr>
-              <w:pStyle w:val="15TableBody"/>
-              <w:jc w:val="center"/>
-            </w:pPr>
-            <w:r>
-              <w:rPr>
-                <w:sz w:val="16"/>
-              </w:rPr>
-              <w:t xml:space="preserve">14.73 </w:t>
+              <w:t xml:space="preserve"> 0.16 (3)</w:t>
+            </w:r>
+          </w:p>
+        </w:tc>
+        <w:tc>
+          <w:tcPr>
+            <w:tcW w:type="dxa" w:w="1190"/>
+          </w:tcPr>
+          <w:p>
+            <w:pPr>
+              <w:pStyle w:val="15TableBody"/>
+              <w:jc w:val="center"/>
+            </w:pPr>
+            <w:r>
+              <w:rPr>
+                <w:sz w:val="16"/>
+              </w:rPr>
+              <w:t xml:space="preserve">14.73 </w:t>
             </w:r>
             <m:oMath>
               <m:r>
@@ -34130,24 +34112,24 @@
               <w:rPr>
                 <w:sz w:val="16"/>
               </w:rPr>
-              <w:t xml:space="preserve"> 5.08 (3)</w:t>
-            </w:r>
-          </w:p>
-        </w:tc>
-        <w:tc>
-          <w:tcPr>
-            <w:tcW w:type="dxa" w:w="1304"/>
-          </w:tcPr>
-          <w:p>
-            <w:pPr>
-              <w:pStyle w:val="15TableBody"/>
-              <w:jc w:val="center"/>
-            </w:pPr>
-            <w:r>
-              <w:rPr>
-                <w:sz w:val="16"/>
-              </w:rPr>
-              <w:t xml:space="preserve">97.05 </w:t>
+              <w:t xml:space="preserve"> 5.08 (3)</w:t>
+            </w:r>
+          </w:p>
+        </w:tc>
+        <w:tc>
+          <w:tcPr>
+            <w:tcW w:type="dxa" w:w="1190"/>
+          </w:tcPr>
+          <w:p>
+            <w:pPr>
+              <w:pStyle w:val="15TableBody"/>
+              <w:jc w:val="center"/>
+            </w:pPr>
+            <w:r>
+              <w:rPr>
+                <w:sz w:val="16"/>
+              </w:rPr>
+              <w:t xml:space="preserve">97.05 </w:t>
             </w:r>
             <m:oMath>
               <m:r>
@@ -34164,7 +34146,7 @@
               <w:rPr>
                 <w:sz w:val="16"/>
               </w:rPr>
-              <w:t xml:space="preserve"> 0.04 (3)</w:t>
+              <w:t xml:space="preserve"> 0.04 (3)</w:t>
             </w:r>
           </w:p>
         </w:tc>
@@ -34175,7 +34157,7 @@
         </w:trPr>
         <w:tc>
           <w:tcPr>
-            <w:tcW w:type="dxa" w:w="561"/>
+            <w:tcW w:type="dxa" w:w="820"/>
           </w:tcPr>
           <w:p>
             <w:pPr>
@@ -34192,7 +34174,7 @@
         </w:tc>
         <w:tc>
           <w:tcPr>
-            <w:tcW w:type="dxa" w:w="321"/>
+            <w:tcW w:type="dxa" w:w="460"/>
           </w:tcPr>
           <w:p>
             <w:pPr>
@@ -34209,7 +34191,7 @@
         </w:tc>
         <w:tc>
           <w:tcPr>
-            <w:tcW w:type="dxa" w:w="1444"/>
+            <w:tcW w:type="dxa" w:w="1506"/>
           </w:tcPr>
           <w:p>
             <w:pPr>
@@ -34226,18 +34208,18 @@
         </w:tc>
         <w:tc>
           <w:tcPr>
-            <w:tcW w:type="dxa" w:w="1304"/>
-          </w:tcPr>
-          <w:p>
-            <w:pPr>
-              <w:pStyle w:val="15TableBody"/>
-              <w:jc w:val="center"/>
-            </w:pPr>
-            <w:r>
-              <w:rPr>
-                <w:sz w:val="16"/>
-              </w:rPr>
-              <w:t xml:space="preserve">99.34 </w:t>
+            <w:tcW w:type="dxa" w:w="1190"/>
+          </w:tcPr>
+          <w:p>
+            <w:pPr>
+              <w:pStyle w:val="15TableBody"/>
+              <w:jc w:val="center"/>
+            </w:pPr>
+            <w:r>
+              <w:rPr>
+                <w:sz w:val="16"/>
+              </w:rPr>
+              <w:t xml:space="preserve">99.34 </w:t>
             </w:r>
             <m:oMath>
               <m:r>
@@ -34254,24 +34236,24 @@
               <w:rPr>
                 <w:sz w:val="16"/>
               </w:rPr>
-              <w:t xml:space="preserve"> 0.01 (3)</w:t>
-            </w:r>
-          </w:p>
-        </w:tc>
-        <w:tc>
-          <w:tcPr>
-            <w:tcW w:type="dxa" w:w="1304"/>
-          </w:tcPr>
-          <w:p>
-            <w:pPr>
-              <w:pStyle w:val="15TableBody"/>
-              <w:jc w:val="center"/>
-            </w:pPr>
-            <w:r>
-              <w:rPr>
-                <w:sz w:val="16"/>
-              </w:rPr>
-              <w:t xml:space="preserve">98.58 </w:t>
+              <w:t xml:space="preserve"> 0.01 (3)</w:t>
+            </w:r>
+          </w:p>
+        </w:tc>
+        <w:tc>
+          <w:tcPr>
+            <w:tcW w:type="dxa" w:w="1190"/>
+          </w:tcPr>
+          <w:p>
+            <w:pPr>
+              <w:pStyle w:val="15TableBody"/>
+              <w:jc w:val="center"/>
+            </w:pPr>
+            <w:r>
+              <w:rPr>
+                <w:sz w:val="16"/>
+              </w:rPr>
+              <w:t xml:space="preserve">98.58 </w:t>
             </w:r>
             <m:oMath>
               <m:r>
@@ -34288,24 +34270,24 @@
               <w:rPr>
                 <w:sz w:val="16"/>
               </w:rPr>
-              <w:t xml:space="preserve"> 0.08 (3)</w:t>
-            </w:r>
-          </w:p>
-        </w:tc>
-        <w:tc>
-          <w:tcPr>
-            <w:tcW w:type="dxa" w:w="1304"/>
-          </w:tcPr>
-          <w:p>
-            <w:pPr>
-              <w:pStyle w:val="15TableBody"/>
-              <w:jc w:val="center"/>
-            </w:pPr>
-            <w:r>
-              <w:rPr>
-                <w:sz w:val="16"/>
-              </w:rPr>
-              <w:t xml:space="preserve">79.34 </w:t>
+              <w:t xml:space="preserve"> 0.08 (3)</w:t>
+            </w:r>
+          </w:p>
+        </w:tc>
+        <w:tc>
+          <w:tcPr>
+            <w:tcW w:type="dxa" w:w="1190"/>
+          </w:tcPr>
+          <w:p>
+            <w:pPr>
+              <w:pStyle w:val="15TableBody"/>
+              <w:jc w:val="center"/>
+            </w:pPr>
+            <w:r>
+              <w:rPr>
+                <w:sz w:val="16"/>
+              </w:rPr>
+              <w:t xml:space="preserve">79.34 </w:t>
             </w:r>
             <m:oMath>
               <m:r>
@@ -34322,13 +34304,13 @@
               <w:rPr>
                 <w:sz w:val="16"/>
               </w:rPr>
-              <w:t xml:space="preserve"> 4.17 (3)</w:t>
-            </w:r>
-          </w:p>
-        </w:tc>
-        <w:tc>
-          <w:tcPr>
-            <w:tcW w:type="dxa" w:w="1304"/>
+              <w:t xml:space="preserve"> 4.17 (3)</w:t>
+            </w:r>
+          </w:p>
+        </w:tc>
+        <w:tc>
+          <w:tcPr>
+            <w:tcW w:type="dxa" w:w="1190"/>
           </w:tcPr>
           <w:p>
             <w:pPr>
@@ -34350,7 +34332,7 @@
         </w:trPr>
         <w:tc>
           <w:tcPr>
-            <w:tcW w:type="dxa" w:w="561"/>
+            <w:tcW w:type="dxa" w:w="820"/>
           </w:tcPr>
           <w:p>
             <w:pPr>
@@ -34367,7 +34349,7 @@
         </w:tc>
         <w:tc>
           <w:tcPr>
-            <w:tcW w:type="dxa" w:w="321"/>
+            <w:tcW w:type="dxa" w:w="460"/>
           </w:tcPr>
           <w:p>
             <w:pPr>
@@ -34384,7 +34366,7 @@
         </w:tc>
         <w:tc>
           <w:tcPr>
-            <w:tcW w:type="dxa" w:w="1444"/>
+            <w:tcW w:type="dxa" w:w="1506"/>
           </w:tcPr>
           <w:p>
             <w:pPr>
@@ -34401,18 +34383,18 @@
         </w:tc>
         <w:tc>
           <w:tcPr>
-            <w:tcW w:type="dxa" w:w="1304"/>
-          </w:tcPr>
-          <w:p>
-            <w:pPr>
-              <w:pStyle w:val="15TableBody"/>
-              <w:jc w:val="center"/>
-            </w:pPr>
-            <w:r>
-              <w:rPr>
-                <w:sz w:val="16"/>
-              </w:rPr>
-              <w:t xml:space="preserve">99.39 </w:t>
+            <w:tcW w:type="dxa" w:w="1190"/>
+          </w:tcPr>
+          <w:p>
+            <w:pPr>
+              <w:pStyle w:val="15TableBody"/>
+              <w:jc w:val="center"/>
+            </w:pPr>
+            <w:r>
+              <w:rPr>
+                <w:sz w:val="16"/>
+              </w:rPr>
+              <w:t xml:space="preserve">99.39 </w:t>
             </w:r>
             <m:oMath>
               <m:r>
@@ -34429,24 +34411,24 @@
               <w:rPr>
                 <w:sz w:val="16"/>
               </w:rPr>
-              <w:t xml:space="preserve"> 0.02 (3)</w:t>
-            </w:r>
-          </w:p>
-        </w:tc>
-        <w:tc>
-          <w:tcPr>
-            <w:tcW w:type="dxa" w:w="1304"/>
-          </w:tcPr>
-          <w:p>
-            <w:pPr>
-              <w:pStyle w:val="15TableBody"/>
-              <w:jc w:val="center"/>
-            </w:pPr>
-            <w:r>
-              <w:rPr>
-                <w:sz w:val="16"/>
-              </w:rPr>
-              <w:t xml:space="preserve">97.37 </w:t>
+              <w:t xml:space="preserve"> 0.02 (3)</w:t>
+            </w:r>
+          </w:p>
+        </w:tc>
+        <w:tc>
+          <w:tcPr>
+            <w:tcW w:type="dxa" w:w="1190"/>
+          </w:tcPr>
+          <w:p>
+            <w:pPr>
+              <w:pStyle w:val="15TableBody"/>
+              <w:jc w:val="center"/>
+            </w:pPr>
+            <w:r>
+              <w:rPr>
+                <w:sz w:val="16"/>
+              </w:rPr>
+              <w:t xml:space="preserve">97.37 </w:t>
             </w:r>
             <m:oMath>
               <m:r>
@@ -34463,24 +34445,24 @@
               <w:rPr>
                 <w:sz w:val="16"/>
               </w:rPr>
-              <w:t xml:space="preserve"> 0.14 (3)</w:t>
-            </w:r>
-          </w:p>
-        </w:tc>
-        <w:tc>
-          <w:tcPr>
-            <w:tcW w:type="dxa" w:w="1304"/>
-          </w:tcPr>
-          <w:p>
-            <w:pPr>
-              <w:pStyle w:val="15TableBody"/>
-              <w:jc w:val="center"/>
-            </w:pPr>
-            <w:r>
-              <w:rPr>
-                <w:sz w:val="16"/>
-              </w:rPr>
-              <w:t xml:space="preserve">10.23 </w:t>
+              <w:t xml:space="preserve"> 0.14 (3)</w:t>
+            </w:r>
+          </w:p>
+        </w:tc>
+        <w:tc>
+          <w:tcPr>
+            <w:tcW w:type="dxa" w:w="1190"/>
+          </w:tcPr>
+          <w:p>
+            <w:pPr>
+              <w:pStyle w:val="15TableBody"/>
+              <w:jc w:val="center"/>
+            </w:pPr>
+            <w:r>
+              <w:rPr>
+                <w:sz w:val="16"/>
+              </w:rPr>
+              <w:t xml:space="preserve">10.23 </w:t>
             </w:r>
             <m:oMath>
               <m:r>
@@ -34497,13 +34479,13 @@
               <w:rPr>
                 <w:sz w:val="16"/>
               </w:rPr>
-              <w:t xml:space="preserve"> 1.15 (3)</w:t>
-            </w:r>
-          </w:p>
-        </w:tc>
-        <w:tc>
-          <w:tcPr>
-            <w:tcW w:type="dxa" w:w="1304"/>
+              <w:t xml:space="preserve"> 1.15 (3)</w:t>
+            </w:r>
+          </w:p>
+        </w:tc>
+        <w:tc>
+          <w:tcPr>
+            <w:tcW w:type="dxa" w:w="1190"/>
           </w:tcPr>
           <w:p>
             <w:pPr>
@@ -34525,7 +34507,7 @@
         </w:trPr>
         <w:tc>
           <w:tcPr>
-            <w:tcW w:type="dxa" w:w="561"/>
+            <w:tcW w:type="dxa" w:w="820"/>
           </w:tcPr>
           <w:p>
             <w:pPr>
@@ -34542,7 +34524,7 @@
         </w:tc>
         <w:tc>
           <w:tcPr>
-            <w:tcW w:type="dxa" w:w="321"/>
+            <w:tcW w:type="dxa" w:w="460"/>
           </w:tcPr>
           <w:p>
             <w:pPr>
@@ -34559,7 +34541,7 @@
         </w:tc>
         <w:tc>
           <w:tcPr>
-            <w:tcW w:type="dxa" w:w="1444"/>
+            <w:tcW w:type="dxa" w:w="1506"/>
           </w:tcPr>
           <w:p>
             <w:pPr>
@@ -34576,18 +34558,18 @@
         </w:tc>
         <w:tc>
           <w:tcPr>
-            <w:tcW w:type="dxa" w:w="1304"/>
-          </w:tcPr>
-          <w:p>
-            <w:pPr>
-              <w:pStyle w:val="15TableBody"/>
-              <w:jc w:val="center"/>
-            </w:pPr>
-            <w:r>
-              <w:rPr>
-                <w:sz w:val="16"/>
-              </w:rPr>
-              <w:t xml:space="preserve">99.33 </w:t>
+            <w:tcW w:type="dxa" w:w="1190"/>
+          </w:tcPr>
+          <w:p>
+            <w:pPr>
+              <w:pStyle w:val="15TableBody"/>
+              <w:jc w:val="center"/>
+            </w:pPr>
+            <w:r>
+              <w:rPr>
+                <w:sz w:val="16"/>
+              </w:rPr>
+              <w:t xml:space="preserve">99.33 </w:t>
             </w:r>
             <m:oMath>
               <m:r>
@@ -34604,24 +34586,24 @@
               <w:rPr>
                 <w:sz w:val="16"/>
               </w:rPr>
-              <w:t xml:space="preserve"> 0.12 (3)</w:t>
-            </w:r>
-          </w:p>
-        </w:tc>
-        <w:tc>
-          <w:tcPr>
-            <w:tcW w:type="dxa" w:w="1304"/>
-          </w:tcPr>
-          <w:p>
-            <w:pPr>
-              <w:pStyle w:val="15TableBody"/>
-              <w:jc w:val="center"/>
-            </w:pPr>
-            <w:r>
-              <w:rPr>
-                <w:sz w:val="16"/>
-              </w:rPr>
-              <w:t xml:space="preserve">98.80 </w:t>
+              <w:t xml:space="preserve"> 0.12 (3)</w:t>
+            </w:r>
+          </w:p>
+        </w:tc>
+        <w:tc>
+          <w:tcPr>
+            <w:tcW w:type="dxa" w:w="1190"/>
+          </w:tcPr>
+          <w:p>
+            <w:pPr>
+              <w:pStyle w:val="15TableBody"/>
+              <w:jc w:val="center"/>
+            </w:pPr>
+            <w:r>
+              <w:rPr>
+                <w:sz w:val="16"/>
+              </w:rPr>
+              <w:t xml:space="preserve">98.80 </w:t>
             </w:r>
             <m:oMath>
               <m:r>
@@ -34638,24 +34620,24 @@
               <w:rPr>
                 <w:sz w:val="16"/>
               </w:rPr>
-              <w:t xml:space="preserve"> 0.05 (3)</w:t>
-            </w:r>
-          </w:p>
-        </w:tc>
-        <w:tc>
-          <w:tcPr>
-            <w:tcW w:type="dxa" w:w="1304"/>
-          </w:tcPr>
-          <w:p>
-            <w:pPr>
-              <w:pStyle w:val="15TableBody"/>
-              <w:jc w:val="center"/>
-            </w:pPr>
-            <w:r>
-              <w:rPr>
-                <w:sz w:val="16"/>
-              </w:rPr>
-              <w:t xml:space="preserve">86.85 </w:t>
+              <w:t xml:space="preserve"> 0.05 (3)</w:t>
+            </w:r>
+          </w:p>
+        </w:tc>
+        <w:tc>
+          <w:tcPr>
+            <w:tcW w:type="dxa" w:w="1190"/>
+          </w:tcPr>
+          <w:p>
+            <w:pPr>
+              <w:pStyle w:val="15TableBody"/>
+              <w:jc w:val="center"/>
+            </w:pPr>
+            <w:r>
+              <w:rPr>
+                <w:sz w:val="16"/>
+              </w:rPr>
+              <w:t xml:space="preserve">86.85 </w:t>
             </w:r>
             <m:oMath>
               <m:r>
@@ -34672,24 +34654,24 @@
               <w:rPr>
                 <w:sz w:val="16"/>
               </w:rPr>
-              <w:t xml:space="preserve"> 1.32 (3)</w:t>
-            </w:r>
-          </w:p>
-        </w:tc>
-        <w:tc>
-          <w:tcPr>
-            <w:tcW w:type="dxa" w:w="1304"/>
-          </w:tcPr>
-          <w:p>
-            <w:pPr>
-              <w:pStyle w:val="15TableBody"/>
-              <w:jc w:val="center"/>
-            </w:pPr>
-            <w:r>
-              <w:rPr>
-                <w:sz w:val="16"/>
-              </w:rPr>
-              <w:t xml:space="preserve">97.24 </w:t>
+              <w:t xml:space="preserve"> 1.32 (3)</w:t>
+            </w:r>
+          </w:p>
+        </w:tc>
+        <w:tc>
+          <w:tcPr>
+            <w:tcW w:type="dxa" w:w="1190"/>
+          </w:tcPr>
+          <w:p>
+            <w:pPr>
+              <w:pStyle w:val="15TableBody"/>
+              <w:jc w:val="center"/>
+            </w:pPr>
+            <w:r>
+              <w:rPr>
+                <w:sz w:val="16"/>
+              </w:rPr>
+              <w:t xml:space="preserve">97.24 </w:t>
             </w:r>
             <m:oMath>
               <m:r>
@@ -34706,7 +34688,7 @@
               <w:rPr>
                 <w:sz w:val="16"/>
               </w:rPr>
-              <w:t xml:space="preserve"> 0.04 (3)</w:t>
+              <w:t xml:space="preserve"> 0.04 (3)</w:t>
             </w:r>
           </w:p>
         </w:tc>
@@ -34717,7 +34699,7 @@
         </w:trPr>
         <w:tc>
           <w:tcPr>
-            <w:tcW w:type="dxa" w:w="561"/>
+            <w:tcW w:type="dxa" w:w="820"/>
           </w:tcPr>
           <w:p>
             <w:pPr>
@@ -34734,7 +34716,7 @@
         </w:tc>
         <w:tc>
           <w:tcPr>
-            <w:tcW w:type="dxa" w:w="321"/>
+            <w:tcW w:type="dxa" w:w="460"/>
           </w:tcPr>
           <w:p>
             <w:pPr>
@@ -34751,7 +34733,7 @@
         </w:tc>
         <w:tc>
           <w:tcPr>
-            <w:tcW w:type="dxa" w:w="1444"/>
+            <w:tcW w:type="dxa" w:w="1506"/>
           </w:tcPr>
           <w:p>
             <w:pPr>
@@ -34768,18 +34750,18 @@
         </w:tc>
         <w:tc>
           <w:tcPr>
-            <w:tcW w:type="dxa" w:w="1304"/>
-          </w:tcPr>
-          <w:p>
-            <w:pPr>
-              <w:pStyle w:val="15TableBody"/>
-              <w:jc w:val="center"/>
-            </w:pPr>
-            <w:r>
-              <w:rPr>
-                <w:sz w:val="16"/>
-              </w:rPr>
-              <w:t xml:space="preserve">99.31 </w:t>
+            <w:tcW w:type="dxa" w:w="1190"/>
+          </w:tcPr>
+          <w:p>
+            <w:pPr>
+              <w:pStyle w:val="15TableBody"/>
+              <w:jc w:val="center"/>
+            </w:pPr>
+            <w:r>
+              <w:rPr>
+                <w:sz w:val="16"/>
+              </w:rPr>
+              <w:t xml:space="preserve">99.31 </w:t>
             </w:r>
             <m:oMath>
               <m:r>
@@ -34796,24 +34778,24 @@
               <w:rPr>
                 <w:sz w:val="16"/>
               </w:rPr>
-              <w:t xml:space="preserve"> 0.04 (3)</w:t>
-            </w:r>
-          </w:p>
-        </w:tc>
-        <w:tc>
-          <w:tcPr>
-            <w:tcW w:type="dxa" w:w="1304"/>
-          </w:tcPr>
-          <w:p>
-            <w:pPr>
-              <w:pStyle w:val="15TableBody"/>
-              <w:jc w:val="center"/>
-            </w:pPr>
-            <w:r>
-              <w:rPr>
-                <w:sz w:val="16"/>
-              </w:rPr>
-              <w:t xml:space="preserve">99.29 </w:t>
+              <w:t xml:space="preserve"> 0.04 (3)</w:t>
+            </w:r>
+          </w:p>
+        </w:tc>
+        <w:tc>
+          <w:tcPr>
+            <w:tcW w:type="dxa" w:w="1190"/>
+          </w:tcPr>
+          <w:p>
+            <w:pPr>
+              <w:pStyle w:val="15TableBody"/>
+              <w:jc w:val="center"/>
+            </w:pPr>
+            <w:r>
+              <w:rPr>
+                <w:sz w:val="16"/>
+              </w:rPr>
+              <w:t xml:space="preserve">99.29 </w:t>
             </w:r>
             <m:oMath>
               <m:r>
@@ -34830,24 +34812,24 @@
               <w:rPr>
                 <w:sz w:val="16"/>
               </w:rPr>
-              <w:t xml:space="preserve"> 0.03 (3)</w:t>
-            </w:r>
-          </w:p>
-        </w:tc>
-        <w:tc>
-          <w:tcPr>
-            <w:tcW w:type="dxa" w:w="1304"/>
-          </w:tcPr>
-          <w:p>
-            <w:pPr>
-              <w:pStyle w:val="15TableBody"/>
-              <w:jc w:val="center"/>
-            </w:pPr>
-            <w:r>
-              <w:rPr>
-                <w:sz w:val="16"/>
-              </w:rPr>
-              <w:t xml:space="preserve">99.31 </w:t>
+              <w:t xml:space="preserve"> 0.03 (3)</w:t>
+            </w:r>
+          </w:p>
+        </w:tc>
+        <w:tc>
+          <w:tcPr>
+            <w:tcW w:type="dxa" w:w="1190"/>
+          </w:tcPr>
+          <w:p>
+            <w:pPr>
+              <w:pStyle w:val="15TableBody"/>
+              <w:jc w:val="center"/>
+            </w:pPr>
+            <w:r>
+              <w:rPr>
+                <w:sz w:val="16"/>
+              </w:rPr>
+              <w:t xml:space="preserve">99.31 </w:t>
             </w:r>
             <m:oMath>
               <m:r>
@@ -34864,13 +34846,13 @@
               <w:rPr>
                 <w:sz w:val="16"/>
               </w:rPr>
-              <w:t xml:space="preserve"> 0.06 (3)</w:t>
-            </w:r>
-          </w:p>
-        </w:tc>
-        <w:tc>
-          <w:tcPr>
-            <w:tcW w:type="dxa" w:w="1304"/>
+              <w:t xml:space="preserve"> 0.06 (3)</w:t>
+            </w:r>
+          </w:p>
+        </w:tc>
+        <w:tc>
+          <w:tcPr>
+            <w:tcW w:type="dxa" w:w="1190"/>
           </w:tcPr>
           <w:p>
             <w:pPr>
@@ -34892,7 +34874,7 @@
         </w:trPr>
         <w:tc>
           <w:tcPr>
-            <w:tcW w:type="dxa" w:w="561"/>
+            <w:tcW w:type="dxa" w:w="820"/>
           </w:tcPr>
           <w:p>
             <w:pPr>
@@ -34909,7 +34891,7 @@
         </w:tc>
         <w:tc>
           <w:tcPr>
-            <w:tcW w:type="dxa" w:w="321"/>
+            <w:tcW w:type="dxa" w:w="460"/>
           </w:tcPr>
           <w:p>
             <w:pPr>
@@ -34926,7 +34908,7 @@
         </w:tc>
         <w:tc>
           <w:tcPr>
-            <w:tcW w:type="dxa" w:w="1444"/>
+            <w:tcW w:type="dxa" w:w="1506"/>
           </w:tcPr>
           <w:p>
             <w:pPr>
@@ -34943,18 +34925,18 @@
         </w:tc>
         <w:tc>
           <w:tcPr>
-            <w:tcW w:type="dxa" w:w="1304"/>
-          </w:tcPr>
-          <w:p>
-            <w:pPr>
-              <w:pStyle w:val="15TableBody"/>
-              <w:jc w:val="center"/>
-            </w:pPr>
-            <w:r>
-              <w:rPr>
-                <w:sz w:val="16"/>
-              </w:rPr>
-              <w:t xml:space="preserve">92.86 </w:t>
+            <w:tcW w:type="dxa" w:w="1190"/>
+          </w:tcPr>
+          <w:p>
+            <w:pPr>
+              <w:pStyle w:val="15TableBody"/>
+              <w:jc w:val="center"/>
+            </w:pPr>
+            <w:r>
+              <w:rPr>
+                <w:sz w:val="16"/>
+              </w:rPr>
+              <w:t xml:space="preserve">92.86 </w:t>
             </w:r>
             <m:oMath>
               <m:r>
@@ -34971,24 +34953,24 @@
               <w:rPr>
                 <w:sz w:val="16"/>
               </w:rPr>
-              <w:t xml:space="preserve"> 0.08 (3)</w:t>
-            </w:r>
-          </w:p>
-        </w:tc>
-        <w:tc>
-          <w:tcPr>
-            <w:tcW w:type="dxa" w:w="1304"/>
-          </w:tcPr>
-          <w:p>
-            <w:pPr>
-              <w:pStyle w:val="15TableBody"/>
-              <w:jc w:val="center"/>
-            </w:pPr>
-            <w:r>
-              <w:rPr>
-                <w:sz w:val="16"/>
-              </w:rPr>
-              <w:t xml:space="preserve">89.58 </w:t>
+              <w:t xml:space="preserve"> 0.08 (3)</w:t>
+            </w:r>
+          </w:p>
+        </w:tc>
+        <w:tc>
+          <w:tcPr>
+            <w:tcW w:type="dxa" w:w="1190"/>
+          </w:tcPr>
+          <w:p>
+            <w:pPr>
+              <w:pStyle w:val="15TableBody"/>
+              <w:jc w:val="center"/>
+            </w:pPr>
+            <w:r>
+              <w:rPr>
+                <w:sz w:val="16"/>
+              </w:rPr>
+              <w:t xml:space="preserve">89.58 </w:t>
             </w:r>
             <m:oMath>
               <m:r>
@@ -35005,24 +34987,24 @@
               <w:rPr>
                 <w:sz w:val="16"/>
               </w:rPr>
-              <w:t xml:space="preserve"> 0.10 (3)</w:t>
-            </w:r>
-          </w:p>
-        </w:tc>
-        <w:tc>
-          <w:tcPr>
-            <w:tcW w:type="dxa" w:w="1304"/>
-          </w:tcPr>
-          <w:p>
-            <w:pPr>
-              <w:pStyle w:val="15TableBody"/>
-              <w:jc w:val="center"/>
-            </w:pPr>
-            <w:r>
-              <w:rPr>
-                <w:sz w:val="16"/>
-              </w:rPr>
-              <w:t xml:space="preserve">8.00 </w:t>
+              <w:t xml:space="preserve"> 0.10 (3)</w:t>
+            </w:r>
+          </w:p>
+        </w:tc>
+        <w:tc>
+          <w:tcPr>
+            <w:tcW w:type="dxa" w:w="1190"/>
+          </w:tcPr>
+          <w:p>
+            <w:pPr>
+              <w:pStyle w:val="15TableBody"/>
+              <w:jc w:val="center"/>
+            </w:pPr>
+            <w:r>
+              <w:rPr>
+                <w:sz w:val="16"/>
+              </w:rPr>
+              <w:t xml:space="preserve">8.00 </w:t>
             </w:r>
             <m:oMath>
               <m:r>
@@ -35039,24 +35021,24 @@
               <w:rPr>
                 <w:sz w:val="16"/>
               </w:rPr>
-              <w:t xml:space="preserve"> 3.31 (3)</w:t>
-            </w:r>
-          </w:p>
-        </w:tc>
-        <w:tc>
-          <w:tcPr>
-            <w:tcW w:type="dxa" w:w="1304"/>
-          </w:tcPr>
-          <w:p>
-            <w:pPr>
-              <w:pStyle w:val="15TableBody"/>
-              <w:jc w:val="center"/>
-            </w:pPr>
-            <w:r>
-              <w:rPr>
-                <w:sz w:val="16"/>
-              </w:rPr>
-              <w:t xml:space="preserve">89.77 </w:t>
+              <w:t xml:space="preserve"> 3.31 (3)</w:t>
+            </w:r>
+          </w:p>
+        </w:tc>
+        <w:tc>
+          <w:tcPr>
+            <w:tcW w:type="dxa" w:w="1190"/>
+          </w:tcPr>
+          <w:p>
+            <w:pPr>
+              <w:pStyle w:val="15TableBody"/>
+              <w:jc w:val="center"/>
+            </w:pPr>
+            <w:r>
+              <w:rPr>
+                <w:sz w:val="16"/>
+              </w:rPr>
+              <w:t xml:space="preserve">89.77 </w:t>
             </w:r>
             <m:oMath>
               <m:r>
@@ -35073,7 +35055,7 @@
               <w:rPr>
                 <w:sz w:val="16"/>
               </w:rPr>
-              <w:t xml:space="preserve"> 0.33 (3)</w:t>
+              <w:t xml:space="preserve"> 0.33 (3)</w:t>
             </w:r>
           </w:p>
         </w:tc>
@@ -35084,7 +35066,7 @@
         </w:trPr>
         <w:tc>
           <w:tcPr>
-            <w:tcW w:type="dxa" w:w="561"/>
+            <w:tcW w:type="dxa" w:w="820"/>
           </w:tcPr>
           <w:p>
             <w:pPr>
@@ -35101,7 +35083,7 @@
         </w:tc>
         <w:tc>
           <w:tcPr>
-            <w:tcW w:type="dxa" w:w="321"/>
+            <w:tcW w:type="dxa" w:w="460"/>
           </w:tcPr>
           <w:p>
             <w:pPr>
@@ -35118,7 +35100,7 @@
         </w:tc>
         <w:tc>
           <w:tcPr>
-            <w:tcW w:type="dxa" w:w="1444"/>
+            <w:tcW w:type="dxa" w:w="1506"/>
           </w:tcPr>
           <w:p>
             <w:pPr>
@@ -35135,18 +35117,18 @@
         </w:tc>
         <w:tc>
           <w:tcPr>
-            <w:tcW w:type="dxa" w:w="1304"/>
-          </w:tcPr>
-          <w:p>
-            <w:pPr>
-              <w:pStyle w:val="15TableBody"/>
-              <w:jc w:val="center"/>
-            </w:pPr>
-            <w:r>
-              <w:rPr>
-                <w:sz w:val="16"/>
-              </w:rPr>
-              <w:t xml:space="preserve">92.87 </w:t>
+            <w:tcW w:type="dxa" w:w="1190"/>
+          </w:tcPr>
+          <w:p>
+            <w:pPr>
+              <w:pStyle w:val="15TableBody"/>
+              <w:jc w:val="center"/>
+            </w:pPr>
+            <w:r>
+              <w:rPr>
+                <w:sz w:val="16"/>
+              </w:rPr>
+              <w:t xml:space="preserve">92.87 </w:t>
             </w:r>
             <m:oMath>
               <m:r>
@@ -35163,24 +35145,24 @@
               <w:rPr>
                 <w:sz w:val="16"/>
               </w:rPr>
-              <w:t xml:space="preserve"> 0.06 (5)</w:t>
-            </w:r>
-          </w:p>
-        </w:tc>
-        <w:tc>
-          <w:tcPr>
-            <w:tcW w:type="dxa" w:w="1304"/>
-          </w:tcPr>
-          <w:p>
-            <w:pPr>
-              <w:pStyle w:val="15TableBody"/>
-              <w:jc w:val="center"/>
-            </w:pPr>
-            <w:r>
-              <w:rPr>
-                <w:sz w:val="16"/>
-              </w:rPr>
-              <w:t xml:space="preserve">92.34 </w:t>
+              <w:t xml:space="preserve"> 0.06 (5)</w:t>
+            </w:r>
+          </w:p>
+        </w:tc>
+        <w:tc>
+          <w:tcPr>
+            <w:tcW w:type="dxa" w:w="1190"/>
+          </w:tcPr>
+          <w:p>
+            <w:pPr>
+              <w:pStyle w:val="15TableBody"/>
+              <w:jc w:val="center"/>
+            </w:pPr>
+            <w:r>
+              <w:rPr>
+                <w:sz w:val="16"/>
+              </w:rPr>
+              <w:t xml:space="preserve">92.34 </w:t>
             </w:r>
             <m:oMath>
               <m:r>
@@ -35197,24 +35179,24 @@
               <w:rPr>
                 <w:sz w:val="16"/>
               </w:rPr>
-              <w:t xml:space="preserve"> 0.16 (5)</w:t>
-            </w:r>
-          </w:p>
-        </w:tc>
-        <w:tc>
-          <w:tcPr>
-            <w:tcW w:type="dxa" w:w="1304"/>
-          </w:tcPr>
-          <w:p>
-            <w:pPr>
-              <w:pStyle w:val="15TableBody"/>
-              <w:jc w:val="center"/>
-            </w:pPr>
-            <w:r>
-              <w:rPr>
-                <w:sz w:val="16"/>
-              </w:rPr>
-              <w:t xml:space="preserve">66.33 </w:t>
+              <w:t xml:space="preserve"> 0.16 (5)</w:t>
+            </w:r>
+          </w:p>
+        </w:tc>
+        <w:tc>
+          <w:tcPr>
+            <w:tcW w:type="dxa" w:w="1190"/>
+          </w:tcPr>
+          <w:p>
+            <w:pPr>
+              <w:pStyle w:val="15TableBody"/>
+              <w:jc w:val="center"/>
+            </w:pPr>
+            <w:r>
+              <w:rPr>
+                <w:sz w:val="16"/>
+              </w:rPr>
+              <w:t xml:space="preserve">66.33 </w:t>
             </w:r>
             <m:oMath>
               <m:r>
@@ -35231,24 +35213,24 @@
               <w:rPr>
                 <w:sz w:val="16"/>
               </w:rPr>
-              <w:t xml:space="preserve"> 8.54 (5)</w:t>
-            </w:r>
-          </w:p>
-        </w:tc>
-        <w:tc>
-          <w:tcPr>
-            <w:tcW w:type="dxa" w:w="1304"/>
-          </w:tcPr>
-          <w:p>
-            <w:pPr>
-              <w:pStyle w:val="15TableBody"/>
-              <w:jc w:val="center"/>
-            </w:pPr>
-            <w:r>
-              <w:rPr>
-                <w:sz w:val="16"/>
-              </w:rPr>
-              <w:t xml:space="preserve">89.66 </w:t>
+              <w:t xml:space="preserve"> 8.54 (5)</w:t>
+            </w:r>
+          </w:p>
+        </w:tc>
+        <w:tc>
+          <w:tcPr>
+            <w:tcW w:type="dxa" w:w="1190"/>
+          </w:tcPr>
+          <w:p>
+            <w:pPr>
+              <w:pStyle w:val="15TableBody"/>
+              <w:jc w:val="center"/>
+            </w:pPr>
+            <w:r>
+              <w:rPr>
+                <w:sz w:val="16"/>
+              </w:rPr>
+              <w:t xml:space="preserve">89.66 </w:t>
             </w:r>
             <m:oMath>
               <m:r>
@@ -35265,7 +35247,7 @@
               <w:rPr>
                 <w:sz w:val="16"/>
               </w:rPr>
-              <w:t xml:space="preserve"> 0.92 (3)</w:t>
+              <w:t xml:space="preserve"> 0.92 (3)</w:t>
             </w:r>
           </w:p>
         </w:tc>
@@ -35276,7 +35258,7 @@
         </w:trPr>
         <w:tc>
           <w:tcPr>
-            <w:tcW w:type="dxa" w:w="561"/>
+            <w:tcW w:type="dxa" w:w="820"/>
           </w:tcPr>
           <w:p>
             <w:pPr>
@@ -35293,7 +35275,7 @@
         </w:tc>
         <w:tc>
           <w:tcPr>
-            <w:tcW w:type="dxa" w:w="321"/>
+            <w:tcW w:type="dxa" w:w="460"/>
           </w:tcPr>
           <w:p>
             <w:pPr>
@@ -35310,7 +35292,7 @@
         </w:tc>
         <w:tc>
           <w:tcPr>
-            <w:tcW w:type="dxa" w:w="1444"/>
+            <w:tcW w:type="dxa" w:w="1506"/>
           </w:tcPr>
           <w:p>
             <w:pPr>
@@ -35327,18 +35309,18 @@
         </w:tc>
         <w:tc>
           <w:tcPr>
-            <w:tcW w:type="dxa" w:w="1304"/>
-          </w:tcPr>
-          <w:p>
-            <w:pPr>
-              <w:pStyle w:val="15TableBody"/>
-              <w:jc w:val="center"/>
-            </w:pPr>
-            <w:r>
-              <w:rPr>
-                <w:sz w:val="16"/>
-              </w:rPr>
-              <w:t xml:space="preserve">92.86 </w:t>
+            <w:tcW w:type="dxa" w:w="1190"/>
+          </w:tcPr>
+          <w:p>
+            <w:pPr>
+              <w:pStyle w:val="15TableBody"/>
+              <w:jc w:val="center"/>
+            </w:pPr>
+            <w:r>
+              <w:rPr>
+                <w:sz w:val="16"/>
+              </w:rPr>
+              <w:t xml:space="preserve">92.86 </w:t>
             </w:r>
             <m:oMath>
               <m:r>
@@ -35355,24 +35337,24 @@
               <w:rPr>
                 <w:sz w:val="16"/>
               </w:rPr>
-              <w:t xml:space="preserve"> 0.08 (3)</w:t>
-            </w:r>
-          </w:p>
-        </w:tc>
-        <w:tc>
-          <w:tcPr>
-            <w:tcW w:type="dxa" w:w="1304"/>
-          </w:tcPr>
-          <w:p>
-            <w:pPr>
-              <w:pStyle w:val="15TableBody"/>
-              <w:jc w:val="center"/>
-            </w:pPr>
-            <w:r>
-              <w:rPr>
-                <w:sz w:val="16"/>
-              </w:rPr>
-              <w:t xml:space="preserve">92.84 </w:t>
+              <w:t xml:space="preserve"> 0.08 (3)</w:t>
+            </w:r>
+          </w:p>
+        </w:tc>
+        <w:tc>
+          <w:tcPr>
+            <w:tcW w:type="dxa" w:w="1190"/>
+          </w:tcPr>
+          <w:p>
+            <w:pPr>
+              <w:pStyle w:val="15TableBody"/>
+              <w:jc w:val="center"/>
+            </w:pPr>
+            <w:r>
+              <w:rPr>
+                <w:sz w:val="16"/>
+              </w:rPr>
+              <w:t xml:space="preserve">92.84 </w:t>
             </w:r>
             <m:oMath>
               <m:r>
@@ -35389,24 +35371,24 @@
               <w:rPr>
                 <w:sz w:val="16"/>
               </w:rPr>
-              <w:t xml:space="preserve"> 0.06 (3)</w:t>
-            </w:r>
-          </w:p>
-        </w:tc>
-        <w:tc>
-          <w:tcPr>
-            <w:tcW w:type="dxa" w:w="1304"/>
-          </w:tcPr>
-          <w:p>
-            <w:pPr>
-              <w:pStyle w:val="15TableBody"/>
-              <w:jc w:val="center"/>
-            </w:pPr>
-            <w:r>
-              <w:rPr>
-                <w:sz w:val="16"/>
-              </w:rPr>
-              <w:t xml:space="preserve">92.80 </w:t>
+              <w:t xml:space="preserve"> 0.06 (3)</w:t>
+            </w:r>
+          </w:p>
+        </w:tc>
+        <w:tc>
+          <w:tcPr>
+            <w:tcW w:type="dxa" w:w="1190"/>
+          </w:tcPr>
+          <w:p>
+            <w:pPr>
+              <w:pStyle w:val="15TableBody"/>
+              <w:jc w:val="center"/>
+            </w:pPr>
+            <w:r>
+              <w:rPr>
+                <w:sz w:val="16"/>
+              </w:rPr>
+              <w:t xml:space="preserve">92.80 </w:t>
             </w:r>
             <m:oMath>
               <m:r>
@@ -35423,13 +35405,13 @@
               <w:rPr>
                 <w:sz w:val="16"/>
               </w:rPr>
-              <w:t xml:space="preserve"> 0.11 (3)</w:t>
-            </w:r>
-          </w:p>
-        </w:tc>
-        <w:tc>
-          <w:tcPr>
-            <w:tcW w:type="dxa" w:w="1304"/>
+              <w:t xml:space="preserve"> 0.11 (3)</w:t>
+            </w:r>
+          </w:p>
+        </w:tc>
+        <w:tc>
+          <w:tcPr>
+            <w:tcW w:type="dxa" w:w="1190"/>
           </w:tcPr>
           <w:p>
             <w:pPr>
@@ -35451,7 +35433,7 @@
         </w:trPr>
         <w:tc>
           <w:tcPr>
-            <w:tcW w:type="dxa" w:w="561"/>
+            <w:tcW w:type="dxa" w:w="820"/>
           </w:tcPr>
           <w:p>
             <w:pPr>
@@ -35468,7 +35450,7 @@
         </w:tc>
         <w:tc>
           <w:tcPr>
-            <w:tcW w:type="dxa" w:w="321"/>
+            <w:tcW w:type="dxa" w:w="460"/>
           </w:tcPr>
           <w:p>
             <w:pPr>
@@ -35485,7 +35467,7 @@
         </w:tc>
         <w:tc>
           <w:tcPr>
-            <w:tcW w:type="dxa" w:w="1444"/>
+            <w:tcW w:type="dxa" w:w="1506"/>
           </w:tcPr>
           <w:p>
             <w:pPr>
@@ -35502,18 +35484,18 @@
         </w:tc>
         <w:tc>
           <w:tcPr>
-            <w:tcW w:type="dxa" w:w="1304"/>
-          </w:tcPr>
-          <w:p>
-            <w:pPr>
-              <w:pStyle w:val="15TableBody"/>
-              <w:jc w:val="center"/>
-            </w:pPr>
-            <w:r>
-              <w:rPr>
-                <w:sz w:val="16"/>
-              </w:rPr>
-              <w:t xml:space="preserve">92.61 </w:t>
+            <w:tcW w:type="dxa" w:w="1190"/>
+          </w:tcPr>
+          <w:p>
+            <w:pPr>
+              <w:pStyle w:val="15TableBody"/>
+              <w:jc w:val="center"/>
+            </w:pPr>
+            <w:r>
+              <w:rPr>
+                <w:sz w:val="16"/>
+              </w:rPr>
+              <w:t xml:space="preserve">92.61 </w:t>
             </w:r>
             <m:oMath>
               <m:r>
@@ -35530,24 +35512,24 @@
               <w:rPr>
                 <w:sz w:val="16"/>
               </w:rPr>
-              <w:t xml:space="preserve"> 0.17 (3)</w:t>
-            </w:r>
-          </w:p>
-        </w:tc>
-        <w:tc>
-          <w:tcPr>
-            <w:tcW w:type="dxa" w:w="1304"/>
-          </w:tcPr>
-          <w:p>
-            <w:pPr>
-              <w:pStyle w:val="15TableBody"/>
-              <w:jc w:val="center"/>
-            </w:pPr>
-            <w:r>
-              <w:rPr>
-                <w:sz w:val="16"/>
-              </w:rPr>
-              <w:t xml:space="preserve">77.40 </w:t>
+              <w:t xml:space="preserve"> 0.17 (3)</w:t>
+            </w:r>
+          </w:p>
+        </w:tc>
+        <w:tc>
+          <w:tcPr>
+            <w:tcW w:type="dxa" w:w="1190"/>
+          </w:tcPr>
+          <w:p>
+            <w:pPr>
+              <w:pStyle w:val="15TableBody"/>
+              <w:jc w:val="center"/>
+            </w:pPr>
+            <w:r>
+              <w:rPr>
+                <w:sz w:val="16"/>
+              </w:rPr>
+              <w:t xml:space="preserve">77.40 </w:t>
             </w:r>
             <m:oMath>
               <m:r>
@@ -35564,24 +35546,24 @@
               <w:rPr>
                 <w:sz w:val="16"/>
               </w:rPr>
-              <w:t xml:space="preserve"> 0.57 (3)</w:t>
-            </w:r>
-          </w:p>
-        </w:tc>
-        <w:tc>
-          <w:tcPr>
-            <w:tcW w:type="dxa" w:w="1304"/>
-          </w:tcPr>
-          <w:p>
-            <w:pPr>
-              <w:pStyle w:val="15TableBody"/>
-              <w:jc w:val="center"/>
-            </w:pPr>
-            <w:r>
-              <w:rPr>
-                <w:sz w:val="16"/>
-              </w:rPr>
-              <w:t xml:space="preserve">8.90 </w:t>
+              <w:t xml:space="preserve"> 0.57 (3)</w:t>
+            </w:r>
+          </w:p>
+        </w:tc>
+        <w:tc>
+          <w:tcPr>
+            <w:tcW w:type="dxa" w:w="1190"/>
+          </w:tcPr>
+          <w:p>
+            <w:pPr>
+              <w:pStyle w:val="15TableBody"/>
+              <w:jc w:val="center"/>
+            </w:pPr>
+            <w:r>
+              <w:rPr>
+                <w:sz w:val="16"/>
+              </w:rPr>
+              <w:t xml:space="preserve">8.90 </w:t>
             </w:r>
             <m:oMath>
               <m:r>
@@ -35598,24 +35580,24 @@
               <w:rPr>
                 <w:sz w:val="16"/>
               </w:rPr>
-              <w:t xml:space="preserve"> 1.95 (3)</w:t>
-            </w:r>
-          </w:p>
-        </w:tc>
-        <w:tc>
-          <w:tcPr>
-            <w:tcW w:type="dxa" w:w="1304"/>
-          </w:tcPr>
-          <w:p>
-            <w:pPr>
-              <w:pStyle w:val="15TableBody"/>
-              <w:jc w:val="center"/>
-            </w:pPr>
-            <w:r>
-              <w:rPr>
-                <w:sz w:val="16"/>
-              </w:rPr>
-              <w:t xml:space="preserve">79.02 </w:t>
+              <w:t xml:space="preserve"> 1.95 (3)</w:t>
+            </w:r>
+          </w:p>
+        </w:tc>
+        <w:tc>
+          <w:tcPr>
+            <w:tcW w:type="dxa" w:w="1190"/>
+          </w:tcPr>
+          <w:p>
+            <w:pPr>
+              <w:pStyle w:val="15TableBody"/>
+              <w:jc w:val="center"/>
+            </w:pPr>
+            <w:r>
+              <w:rPr>
+                <w:sz w:val="16"/>
+              </w:rPr>
+              <w:t xml:space="preserve">79.02 </w:t>
             </w:r>
             <m:oMath>
               <m:r>
@@ -35632,7 +35614,7 @@
               <w:rPr>
                 <w:sz w:val="16"/>
               </w:rPr>
-              <w:t xml:space="preserve"> 0.43 (3)</w:t>
+              <w:t xml:space="preserve"> 0.43 (3)</w:t>
             </w:r>
           </w:p>
         </w:tc>
@@ -35643,7 +35625,7 @@
         </w:trPr>
         <w:tc>
           <w:tcPr>
-            <w:tcW w:type="dxa" w:w="561"/>
+            <w:tcW w:type="dxa" w:w="820"/>
           </w:tcPr>
           <w:p>
             <w:pPr>
@@ -35660,7 +35642,7 @@
         </w:tc>
         <w:tc>
           <w:tcPr>
-            <w:tcW w:type="dxa" w:w="321"/>
+            <w:tcW w:type="dxa" w:w="460"/>
           </w:tcPr>
           <w:p>
             <w:pPr>
@@ -35677,7 +35659,7 @@
         </w:tc>
         <w:tc>
           <w:tcPr>
-            <w:tcW w:type="dxa" w:w="1444"/>
+            <w:tcW w:type="dxa" w:w="1506"/>
           </w:tcPr>
           <w:p>
             <w:pPr>
@@ -35694,18 +35676,18 @@
         </w:tc>
         <w:tc>
           <w:tcPr>
-            <w:tcW w:type="dxa" w:w="1304"/>
-          </w:tcPr>
-          <w:p>
-            <w:pPr>
-              <w:pStyle w:val="15TableBody"/>
-              <w:jc w:val="center"/>
-            </w:pPr>
-            <w:r>
-              <w:rPr>
-                <w:sz w:val="16"/>
-              </w:rPr>
-              <w:t xml:space="preserve">92.68 </w:t>
+            <w:tcW w:type="dxa" w:w="1190"/>
+          </w:tcPr>
+          <w:p>
+            <w:pPr>
+              <w:pStyle w:val="15TableBody"/>
+              <w:jc w:val="center"/>
+            </w:pPr>
+            <w:r>
+              <w:rPr>
+                <w:sz w:val="16"/>
+              </w:rPr>
+              <w:t xml:space="preserve">92.68 </w:t>
             </w:r>
             <m:oMath>
               <m:r>
@@ -35722,24 +35704,24 @@
               <w:rPr>
                 <w:sz w:val="16"/>
               </w:rPr>
-              <w:t xml:space="preserve"> 0.15 (3)</w:t>
-            </w:r>
-          </w:p>
-        </w:tc>
-        <w:tc>
-          <w:tcPr>
-            <w:tcW w:type="dxa" w:w="1304"/>
-          </w:tcPr>
-          <w:p>
-            <w:pPr>
-              <w:pStyle w:val="15TableBody"/>
-              <w:jc w:val="center"/>
-            </w:pPr>
-            <w:r>
-              <w:rPr>
-                <w:sz w:val="16"/>
-              </w:rPr>
-              <w:t xml:space="preserve">85.06 </w:t>
+              <w:t xml:space="preserve"> 0.15 (3)</w:t>
+            </w:r>
+          </w:p>
+        </w:tc>
+        <w:tc>
+          <w:tcPr>
+            <w:tcW w:type="dxa" w:w="1190"/>
+          </w:tcPr>
+          <w:p>
+            <w:pPr>
+              <w:pStyle w:val="15TableBody"/>
+              <w:jc w:val="center"/>
+            </w:pPr>
+            <w:r>
+              <w:rPr>
+                <w:sz w:val="16"/>
+              </w:rPr>
+              <w:t xml:space="preserve">85.06 </w:t>
             </w:r>
             <m:oMath>
               <m:r>
@@ -35756,24 +35738,24 @@
               <w:rPr>
                 <w:sz w:val="16"/>
               </w:rPr>
-              <w:t xml:space="preserve"> 0.33 (3)</w:t>
-            </w:r>
-          </w:p>
-        </w:tc>
-        <w:tc>
-          <w:tcPr>
-            <w:tcW w:type="dxa" w:w="1304"/>
-          </w:tcPr>
-          <w:p>
-            <w:pPr>
-              <w:pStyle w:val="15TableBody"/>
-              <w:jc w:val="center"/>
-            </w:pPr>
-            <w:r>
-              <w:rPr>
-                <w:sz w:val="16"/>
-              </w:rPr>
-              <w:t xml:space="preserve">37.74 </w:t>
+              <w:t xml:space="preserve"> 0.33 (3)</w:t>
+            </w:r>
+          </w:p>
+        </w:tc>
+        <w:tc>
+          <w:tcPr>
+            <w:tcW w:type="dxa" w:w="1190"/>
+          </w:tcPr>
+          <w:p>
+            <w:pPr>
+              <w:pStyle w:val="15TableBody"/>
+              <w:jc w:val="center"/>
+            </w:pPr>
+            <w:r>
+              <w:rPr>
+                <w:sz w:val="16"/>
+              </w:rPr>
+              <w:t xml:space="preserve">37.74 </w:t>
             </w:r>
             <m:oMath>
               <m:r>
@@ -35790,13 +35772,13 @@
               <w:rPr>
                 <w:sz w:val="16"/>
               </w:rPr>
-              <w:t xml:space="preserve"> 5.48 (3)</w:t>
-            </w:r>
-          </w:p>
-        </w:tc>
-        <w:tc>
-          <w:tcPr>
-            <w:tcW w:type="dxa" w:w="1304"/>
+              <w:t xml:space="preserve"> 5.48 (3)</w:t>
+            </w:r>
+          </w:p>
+        </w:tc>
+        <w:tc>
+          <w:tcPr>
+            <w:tcW w:type="dxa" w:w="1190"/>
           </w:tcPr>
           <w:p>
             <w:pPr>
@@ -35818,7 +35800,7 @@
         </w:trPr>
         <w:tc>
           <w:tcPr>
-            <w:tcW w:type="dxa" w:w="561"/>
+            <w:tcW w:type="dxa" w:w="820"/>
           </w:tcPr>
           <w:p>
             <w:pPr>
@@ -35835,7 +35817,7 @@
         </w:tc>
         <w:tc>
           <w:tcPr>
-            <w:tcW w:type="dxa" w:w="321"/>
+            <w:tcW w:type="dxa" w:w="460"/>
           </w:tcPr>
           <w:p>
             <w:pPr>
@@ -35852,7 +35834,7 @@
         </w:tc>
         <w:tc>
           <w:tcPr>
-            <w:tcW w:type="dxa" w:w="1444"/>
+            <w:tcW w:type="dxa" w:w="1506"/>
           </w:tcPr>
           <w:p>
             <w:pPr>
@@ -35869,18 +35851,18 @@
         </w:tc>
         <w:tc>
           <w:tcPr>
-            <w:tcW w:type="dxa" w:w="1304"/>
-          </w:tcPr>
-          <w:p>
-            <w:pPr>
-              <w:pStyle w:val="15TableBody"/>
-              <w:jc w:val="center"/>
-            </w:pPr>
-            <w:r>
-              <w:rPr>
-                <w:sz w:val="16"/>
-              </w:rPr>
-              <w:t xml:space="preserve">92.70 </w:t>
+            <w:tcW w:type="dxa" w:w="1190"/>
+          </w:tcPr>
+          <w:p>
+            <w:pPr>
+              <w:pStyle w:val="15TableBody"/>
+              <w:jc w:val="center"/>
+            </w:pPr>
+            <w:r>
+              <w:rPr>
+                <w:sz w:val="16"/>
+              </w:rPr>
+              <w:t xml:space="preserve">92.70 </w:t>
             </w:r>
             <m:oMath>
               <m:r>
@@ -35897,24 +35879,24 @@
               <w:rPr>
                 <w:sz w:val="16"/>
               </w:rPr>
-              <w:t xml:space="preserve"> 0.05 (3)</w:t>
-            </w:r>
-          </w:p>
-        </w:tc>
-        <w:tc>
-          <w:tcPr>
-            <w:tcW w:type="dxa" w:w="1304"/>
-          </w:tcPr>
-          <w:p>
-            <w:pPr>
-              <w:pStyle w:val="15TableBody"/>
-              <w:jc w:val="center"/>
-            </w:pPr>
-            <w:r>
-              <w:rPr>
-                <w:sz w:val="16"/>
-              </w:rPr>
-              <w:t xml:space="preserve">79.18 </w:t>
+              <w:t xml:space="preserve"> 0.05 (3)</w:t>
+            </w:r>
+          </w:p>
+        </w:tc>
+        <w:tc>
+          <w:tcPr>
+            <w:tcW w:type="dxa" w:w="1190"/>
+          </w:tcPr>
+          <w:p>
+            <w:pPr>
+              <w:pStyle w:val="15TableBody"/>
+              <w:jc w:val="center"/>
+            </w:pPr>
+            <w:r>
+              <w:rPr>
+                <w:sz w:val="16"/>
+              </w:rPr>
+              <w:t xml:space="preserve">79.18 </w:t>
             </w:r>
             <m:oMath>
               <m:r>
@@ -35931,24 +35913,24 @@
               <w:rPr>
                 <w:sz w:val="16"/>
               </w:rPr>
-              <w:t xml:space="preserve"> 0.25 (3)</w:t>
-            </w:r>
-          </w:p>
-        </w:tc>
-        <w:tc>
-          <w:tcPr>
-            <w:tcW w:type="dxa" w:w="1304"/>
-          </w:tcPr>
-          <w:p>
-            <w:pPr>
-              <w:pStyle w:val="15TableBody"/>
-              <w:jc w:val="center"/>
-            </w:pPr>
-            <w:r>
-              <w:rPr>
-                <w:sz w:val="16"/>
-              </w:rPr>
-              <w:t xml:space="preserve">8.37 </w:t>
+              <w:t xml:space="preserve"> 0.25 (3)</w:t>
+            </w:r>
+          </w:p>
+        </w:tc>
+        <w:tc>
+          <w:tcPr>
+            <w:tcW w:type="dxa" w:w="1190"/>
+          </w:tcPr>
+          <w:p>
+            <w:pPr>
+              <w:pStyle w:val="15TableBody"/>
+              <w:jc w:val="center"/>
+            </w:pPr>
+            <w:r>
+              <w:rPr>
+                <w:sz w:val="16"/>
+              </w:rPr>
+              <w:t xml:space="preserve">8.37 </w:t>
             </w:r>
             <m:oMath>
               <m:r>
@@ -35965,13 +35947,13 @@
               <w:rPr>
                 <w:sz w:val="16"/>
               </w:rPr>
-              <w:t xml:space="preserve"> 2.20 (3)</w:t>
-            </w:r>
-          </w:p>
-        </w:tc>
-        <w:tc>
-          <w:tcPr>
-            <w:tcW w:type="dxa" w:w="1304"/>
+              <w:t xml:space="preserve"> 2.20 (3)</w:t>
+            </w:r>
+          </w:p>
+        </w:tc>
+        <w:tc>
+          <w:tcPr>
+            <w:tcW w:type="dxa" w:w="1190"/>
           </w:tcPr>
           <w:p>
             <w:pPr>
@@ -35993,7 +35975,7 @@
         </w:trPr>
         <w:tc>
           <w:tcPr>
-            <w:tcW w:type="dxa" w:w="561"/>
+            <w:tcW w:type="dxa" w:w="820"/>
           </w:tcPr>
           <w:p>
             <w:pPr>
@@ -36010,7 +35992,7 @@
         </w:tc>
         <w:tc>
           <w:tcPr>
-            <w:tcW w:type="dxa" w:w="321"/>
+            <w:tcW w:type="dxa" w:w="460"/>
           </w:tcPr>
           <w:p>
             <w:pPr>
@@ -36027,7 +36009,7 @@
         </w:tc>
         <w:tc>
           <w:tcPr>
-            <w:tcW w:type="dxa" w:w="1444"/>
+            <w:tcW w:type="dxa" w:w="1506"/>
           </w:tcPr>
           <w:p>
             <w:pPr>
@@ -36044,18 +36026,18 @@
         </w:tc>
         <w:tc>
           <w:tcPr>
-            <w:tcW w:type="dxa" w:w="1304"/>
-          </w:tcPr>
-          <w:p>
-            <w:pPr>
-              <w:pStyle w:val="15TableBody"/>
-              <w:jc w:val="center"/>
-            </w:pPr>
-            <w:r>
-              <w:rPr>
-                <w:sz w:val="16"/>
-              </w:rPr>
-              <w:t xml:space="preserve">92.53 </w:t>
+            <w:tcW w:type="dxa" w:w="1190"/>
+          </w:tcPr>
+          <w:p>
+            <w:pPr>
+              <w:pStyle w:val="15TableBody"/>
+              <w:jc w:val="center"/>
+            </w:pPr>
+            <w:r>
+              <w:rPr>
+                <w:sz w:val="16"/>
+              </w:rPr>
+              <w:t xml:space="preserve">92.53 </w:t>
             </w:r>
             <m:oMath>
               <m:r>
@@ -36072,24 +36054,24 @@
               <w:rPr>
                 <w:sz w:val="16"/>
               </w:rPr>
-              <w:t xml:space="preserve"> 0.19 (3)</w:t>
-            </w:r>
-          </w:p>
-        </w:tc>
-        <w:tc>
-          <w:tcPr>
-            <w:tcW w:type="dxa" w:w="1304"/>
-          </w:tcPr>
-          <w:p>
-            <w:pPr>
-              <w:pStyle w:val="15TableBody"/>
-              <w:jc w:val="center"/>
-            </w:pPr>
-            <w:r>
-              <w:rPr>
-                <w:sz w:val="16"/>
-              </w:rPr>
-              <w:t xml:space="preserve">86.43 </w:t>
+              <w:t xml:space="preserve"> 0.19 (3)</w:t>
+            </w:r>
+          </w:p>
+        </w:tc>
+        <w:tc>
+          <w:tcPr>
+            <w:tcW w:type="dxa" w:w="1190"/>
+          </w:tcPr>
+          <w:p>
+            <w:pPr>
+              <w:pStyle w:val="15TableBody"/>
+              <w:jc w:val="center"/>
+            </w:pPr>
+            <w:r>
+              <w:rPr>
+                <w:sz w:val="16"/>
+              </w:rPr>
+              <w:t xml:space="preserve">86.43 </w:t>
             </w:r>
             <m:oMath>
               <m:r>
@@ -36106,24 +36088,24 @@
               <w:rPr>
                 <w:sz w:val="16"/>
               </w:rPr>
-              <w:t xml:space="preserve"> 0.35 (3)</w:t>
-            </w:r>
-          </w:p>
-        </w:tc>
-        <w:tc>
-          <w:tcPr>
-            <w:tcW w:type="dxa" w:w="1304"/>
-          </w:tcPr>
-          <w:p>
-            <w:pPr>
-              <w:pStyle w:val="15TableBody"/>
-              <w:jc w:val="center"/>
-            </w:pPr>
-            <w:r>
-              <w:rPr>
-                <w:sz w:val="16"/>
-              </w:rPr>
-              <w:t xml:space="preserve">41.88 </w:t>
+              <w:t xml:space="preserve"> 0.35 (3)</w:t>
+            </w:r>
+          </w:p>
+        </w:tc>
+        <w:tc>
+          <w:tcPr>
+            <w:tcW w:type="dxa" w:w="1190"/>
+          </w:tcPr>
+          <w:p>
+            <w:pPr>
+              <w:pStyle w:val="15TableBody"/>
+              <w:jc w:val="center"/>
+            </w:pPr>
+            <w:r>
+              <w:rPr>
+                <w:sz w:val="16"/>
+              </w:rPr>
+              <w:t xml:space="preserve">41.88 </w:t>
             </w:r>
             <m:oMath>
               <m:r>
@@ -36140,24 +36122,24 @@
               <w:rPr>
                 <w:sz w:val="16"/>
               </w:rPr>
-              <w:t xml:space="preserve"> 3.12 (3)</w:t>
-            </w:r>
-          </w:p>
-        </w:tc>
-        <w:tc>
-          <w:tcPr>
-            <w:tcW w:type="dxa" w:w="1304"/>
-          </w:tcPr>
-          <w:p>
-            <w:pPr>
-              <w:pStyle w:val="15TableBody"/>
-              <w:jc w:val="center"/>
-            </w:pPr>
-            <w:r>
-              <w:rPr>
-                <w:sz w:val="16"/>
-              </w:rPr>
-              <w:t xml:space="preserve">79.57 </w:t>
+              <w:t xml:space="preserve"> 3.12 (3)</w:t>
+            </w:r>
+          </w:p>
+        </w:tc>
+        <w:tc>
+          <w:tcPr>
+            <w:tcW w:type="dxa" w:w="1190"/>
+          </w:tcPr>
+          <w:p>
+            <w:pPr>
+              <w:pStyle w:val="15TableBody"/>
+              <w:jc w:val="center"/>
+            </w:pPr>
+            <w:r>
+              <w:rPr>
+                <w:sz w:val="16"/>
+              </w:rPr>
+              <w:t xml:space="preserve">79.57 </w:t>
             </w:r>
             <m:oMath>
               <m:r>
@@ -36174,7 +36156,7 @@
               <w:rPr>
                 <w:sz w:val="16"/>
               </w:rPr>
-              <w:t xml:space="preserve"> 0.35 (3)</w:t>
+              <w:t xml:space="preserve"> 0.35 (3)</w:t>
             </w:r>
           </w:p>
         </w:tc>
@@ -36185,7 +36167,7 @@
         </w:trPr>
         <w:tc>
           <w:tcPr>
-            <w:tcW w:type="dxa" w:w="561"/>
+            <w:tcW w:type="dxa" w:w="820"/>
           </w:tcPr>
           <w:p>
             <w:pPr>
@@ -36202,7 +36184,7 @@
         </w:tc>
         <w:tc>
           <w:tcPr>
-            <w:tcW w:type="dxa" w:w="321"/>
+            <w:tcW w:type="dxa" w:w="460"/>
           </w:tcPr>
           <w:p>
             <w:pPr>
@@ -36219,7 +36201,7 @@
         </w:tc>
         <w:tc>
           <w:tcPr>
-            <w:tcW w:type="dxa" w:w="1444"/>
+            <w:tcW w:type="dxa" w:w="1506"/>
           </w:tcPr>
           <w:p>
             <w:pPr>
@@ -36236,18 +36218,18 @@
         </w:tc>
         <w:tc>
           <w:tcPr>
-            <w:tcW w:type="dxa" w:w="1304"/>
-          </w:tcPr>
-          <w:p>
-            <w:pPr>
-              <w:pStyle w:val="15TableBody"/>
-              <w:jc w:val="center"/>
-            </w:pPr>
-            <w:r>
-              <w:rPr>
-                <w:sz w:val="16"/>
-              </w:rPr>
-              <w:t xml:space="preserve">92.61 </w:t>
+            <w:tcW w:type="dxa" w:w="1190"/>
+          </w:tcPr>
+          <w:p>
+            <w:pPr>
+              <w:pStyle w:val="15TableBody"/>
+              <w:jc w:val="center"/>
+            </w:pPr>
+            <w:r>
+              <w:rPr>
+                <w:sz w:val="16"/>
+              </w:rPr>
+              <w:t xml:space="preserve">92.61 </w:t>
             </w:r>
             <m:oMath>
               <m:r>
@@ -36264,24 +36246,24 @@
               <w:rPr>
                 <w:sz w:val="16"/>
               </w:rPr>
-              <w:t xml:space="preserve"> 0.17 (3)</w:t>
-            </w:r>
-          </w:p>
-        </w:tc>
-        <w:tc>
-          <w:tcPr>
-            <w:tcW w:type="dxa" w:w="1304"/>
-          </w:tcPr>
-          <w:p>
-            <w:pPr>
-              <w:pStyle w:val="15TableBody"/>
-              <w:jc w:val="center"/>
-            </w:pPr>
-            <w:r>
-              <w:rPr>
-                <w:sz w:val="16"/>
-              </w:rPr>
-              <w:t xml:space="preserve">92.57 </w:t>
+              <w:t xml:space="preserve"> 0.17 (3)</w:t>
+            </w:r>
+          </w:p>
+        </w:tc>
+        <w:tc>
+          <w:tcPr>
+            <w:tcW w:type="dxa" w:w="1190"/>
+          </w:tcPr>
+          <w:p>
+            <w:pPr>
+              <w:pStyle w:val="15TableBody"/>
+              <w:jc w:val="center"/>
+            </w:pPr>
+            <w:r>
+              <w:rPr>
+                <w:sz w:val="16"/>
+              </w:rPr>
+              <w:t xml:space="preserve">92.57 </w:t>
             </w:r>
             <m:oMath>
               <m:r>
@@ -36298,24 +36280,24 @@
               <w:rPr>
                 <w:sz w:val="16"/>
               </w:rPr>
-              <w:t xml:space="preserve"> 0.18 (3)</w:t>
-            </w:r>
-          </w:p>
-        </w:tc>
-        <w:tc>
-          <w:tcPr>
-            <w:tcW w:type="dxa" w:w="1304"/>
-          </w:tcPr>
-          <w:p>
-            <w:pPr>
-              <w:pStyle w:val="15TableBody"/>
-              <w:jc w:val="center"/>
-            </w:pPr>
-            <w:r>
-              <w:rPr>
-                <w:sz w:val="16"/>
-              </w:rPr>
-              <w:t xml:space="preserve">92.61 </w:t>
+              <w:t xml:space="preserve"> 0.18 (3)</w:t>
+            </w:r>
+          </w:p>
+        </w:tc>
+        <w:tc>
+          <w:tcPr>
+            <w:tcW w:type="dxa" w:w="1190"/>
+          </w:tcPr>
+          <w:p>
+            <w:pPr>
+              <w:pStyle w:val="15TableBody"/>
+              <w:jc w:val="center"/>
+            </w:pPr>
+            <w:r>
+              <w:rPr>
+                <w:sz w:val="16"/>
+              </w:rPr>
+              <w:t xml:space="preserve">92.61 </w:t>
             </w:r>
             <m:oMath>
               <m:r>
@@ -36332,13 +36314,13 @@
               <w:rPr>
                 <w:sz w:val="16"/>
               </w:rPr>
-              <w:t xml:space="preserve"> 0.21 (3)</w:t>
-            </w:r>
-          </w:p>
-        </w:tc>
-        <w:tc>
-          <w:tcPr>
-            <w:tcW w:type="dxa" w:w="1304"/>
+              <w:t xml:space="preserve"> 0.21 (3)</w:t>
+            </w:r>
+          </w:p>
+        </w:tc>
+        <w:tc>
+          <w:tcPr>
+            <w:tcW w:type="dxa" w:w="1190"/>
           </w:tcPr>
           <w:p>
             <w:pPr>
@@ -36360,7 +36342,7 @@
         </w:trPr>
         <w:tc>
           <w:tcPr>
-            <w:tcW w:type="dxa" w:w="561"/>
+            <w:tcW w:type="dxa" w:w="820"/>
           </w:tcPr>
           <w:p>
             <w:pPr>
@@ -36377,7 +36359,7 @@
         </w:tc>
         <w:tc>
           <w:tcPr>
-            <w:tcW w:type="dxa" w:w="321"/>
+            <w:tcW w:type="dxa" w:w="460"/>
           </w:tcPr>
           <w:p>
             <w:pPr>
@@ -36394,7 +36376,7 @@
         </w:tc>
         <w:tc>
           <w:tcPr>
-            <w:tcW w:type="dxa" w:w="1444"/>
+            <w:tcW w:type="dxa" w:w="1506"/>
           </w:tcPr>
           <w:p>
             <w:pPr>
@@ -36411,18 +36393,18 @@
         </w:tc>
         <w:tc>
           <w:tcPr>
-            <w:tcW w:type="dxa" w:w="1304"/>
-          </w:tcPr>
-          <w:p>
-            <w:pPr>
-              <w:pStyle w:val="15TableBody"/>
-              <w:jc w:val="center"/>
-            </w:pPr>
-            <w:r>
-              <w:rPr>
-                <w:sz w:val="16"/>
-              </w:rPr>
-              <w:t xml:space="preserve">92.29 </w:t>
+            <w:tcW w:type="dxa" w:w="1190"/>
+          </w:tcPr>
+          <w:p>
+            <w:pPr>
+              <w:pStyle w:val="15TableBody"/>
+              <w:jc w:val="center"/>
+            </w:pPr>
+            <w:r>
+              <w:rPr>
+                <w:sz w:val="16"/>
+              </w:rPr>
+              <w:t xml:space="preserve">92.29 </w:t>
             </w:r>
             <m:oMath>
               <m:r>
@@ -36439,24 +36421,24 @@
               <w:rPr>
                 <w:sz w:val="16"/>
               </w:rPr>
-              <w:t xml:space="preserve"> 0.17 (3)</w:t>
-            </w:r>
-          </w:p>
-        </w:tc>
-        <w:tc>
-          <w:tcPr>
-            <w:tcW w:type="dxa" w:w="1304"/>
-          </w:tcPr>
-          <w:p>
-            <w:pPr>
-              <w:pStyle w:val="15TableBody"/>
-              <w:jc w:val="center"/>
-            </w:pPr>
-            <w:r>
-              <w:rPr>
-                <w:sz w:val="16"/>
-              </w:rPr>
-              <w:t xml:space="preserve">89.96 </w:t>
+              <w:t xml:space="preserve"> 0.17 (3)</w:t>
+            </w:r>
+          </w:p>
+        </w:tc>
+        <w:tc>
+          <w:tcPr>
+            <w:tcW w:type="dxa" w:w="1190"/>
+          </w:tcPr>
+          <w:p>
+            <w:pPr>
+              <w:pStyle w:val="15TableBody"/>
+              <w:jc w:val="center"/>
+            </w:pPr>
+            <w:r>
+              <w:rPr>
+                <w:sz w:val="16"/>
+              </w:rPr>
+              <w:t xml:space="preserve">89.96 </w:t>
             </w:r>
             <m:oMath>
               <m:r>
@@ -36473,24 +36455,24 @@
               <w:rPr>
                 <w:sz w:val="16"/>
               </w:rPr>
-              <w:t xml:space="preserve"> 0.12 (3)</w:t>
-            </w:r>
-          </w:p>
-        </w:tc>
-        <w:tc>
-          <w:tcPr>
-            <w:tcW w:type="dxa" w:w="1304"/>
-          </w:tcPr>
-          <w:p>
-            <w:pPr>
-              <w:pStyle w:val="15TableBody"/>
-              <w:jc w:val="center"/>
-            </w:pPr>
-            <w:r>
-              <w:rPr>
-                <w:sz w:val="16"/>
-              </w:rPr>
-              <w:t xml:space="preserve">17.29 </w:t>
+              <w:t xml:space="preserve"> 0.12 (3)</w:t>
+            </w:r>
+          </w:p>
+        </w:tc>
+        <w:tc>
+          <w:tcPr>
+            <w:tcW w:type="dxa" w:w="1190"/>
+          </w:tcPr>
+          <w:p>
+            <w:pPr>
+              <w:pStyle w:val="15TableBody"/>
+              <w:jc w:val="center"/>
+            </w:pPr>
+            <w:r>
+              <w:rPr>
+                <w:sz w:val="16"/>
+              </w:rPr>
+              <w:t xml:space="preserve">17.29 </w:t>
             </w:r>
             <m:oMath>
               <m:r>
@@ -36507,13 +36489,13 @@
               <w:rPr>
                 <w:sz w:val="16"/>
               </w:rPr>
-              <w:t xml:space="preserve"> 6.24 (3)</w:t>
-            </w:r>
-          </w:p>
-        </w:tc>
-        <w:tc>
-          <w:tcPr>
-            <w:tcW w:type="dxa" w:w="1304"/>
+              <w:t xml:space="preserve"> 6.24 (3)</w:t>
+            </w:r>
+          </w:p>
+        </w:tc>
+        <w:tc>
+          <w:tcPr>
+            <w:tcW w:type="dxa" w:w="1190"/>
           </w:tcPr>
           <w:p>
             <w:pPr>
@@ -36535,7 +36517,7 @@
         </w:trPr>
         <w:tc>
           <w:tcPr>
-            <w:tcW w:type="dxa" w:w="561"/>
+            <w:tcW w:type="dxa" w:w="820"/>
           </w:tcPr>
           <w:p>
             <w:pPr>
@@ -36552,7 +36534,7 @@
         </w:tc>
         <w:tc>
           <w:tcPr>
-            <w:tcW w:type="dxa" w:w="321"/>
+            <w:tcW w:type="dxa" w:w="460"/>
           </w:tcPr>
           <w:p>
             <w:pPr>
@@ -36569,7 +36551,7 @@
         </w:tc>
         <w:tc>
           <w:tcPr>
-            <w:tcW w:type="dxa" w:w="1444"/>
+            <w:tcW w:type="dxa" w:w="1506"/>
           </w:tcPr>
           <w:p>
             <w:pPr>
@@ -36586,18 +36568,18 @@
         </w:tc>
         <w:tc>
           <w:tcPr>
-            <w:tcW w:type="dxa" w:w="1304"/>
-          </w:tcPr>
-          <w:p>
-            <w:pPr>
-              <w:pStyle w:val="15TableBody"/>
-              <w:jc w:val="center"/>
-            </w:pPr>
-            <w:r>
-              <w:rPr>
-                <w:sz w:val="16"/>
-              </w:rPr>
-              <w:t xml:space="preserve">92.73 </w:t>
+            <w:tcW w:type="dxa" w:w="1190"/>
+          </w:tcPr>
+          <w:p>
+            <w:pPr>
+              <w:pStyle w:val="15TableBody"/>
+              <w:jc w:val="center"/>
+            </w:pPr>
+            <w:r>
+              <w:rPr>
+                <w:sz w:val="16"/>
+              </w:rPr>
+              <w:t xml:space="preserve">92.73 </w:t>
             </w:r>
             <m:oMath>
               <m:r>
@@ -36614,24 +36596,24 @@
               <w:rPr>
                 <w:sz w:val="16"/>
               </w:rPr>
-              <w:t xml:space="preserve"> 0.21 (3)</w:t>
-            </w:r>
-          </w:p>
-        </w:tc>
-        <w:tc>
-          <w:tcPr>
-            <w:tcW w:type="dxa" w:w="1304"/>
-          </w:tcPr>
-          <w:p>
-            <w:pPr>
-              <w:pStyle w:val="15TableBody"/>
-              <w:jc w:val="center"/>
-            </w:pPr>
-            <w:r>
-              <w:rPr>
-                <w:sz w:val="16"/>
-              </w:rPr>
-              <w:t xml:space="preserve">81.75 </w:t>
+              <w:t xml:space="preserve"> 0.21 (3)</w:t>
+            </w:r>
+          </w:p>
+        </w:tc>
+        <w:tc>
+          <w:tcPr>
+            <w:tcW w:type="dxa" w:w="1190"/>
+          </w:tcPr>
+          <w:p>
+            <w:pPr>
+              <w:pStyle w:val="15TableBody"/>
+              <w:jc w:val="center"/>
+            </w:pPr>
+            <w:r>
+              <w:rPr>
+                <w:sz w:val="16"/>
+              </w:rPr>
+              <w:t xml:space="preserve">81.75 </w:t>
             </w:r>
             <m:oMath>
               <m:r>
@@ -36648,24 +36630,24 @@
               <w:rPr>
                 <w:sz w:val="16"/>
               </w:rPr>
-              <w:t xml:space="preserve"> 0.55 (3)</w:t>
-            </w:r>
-          </w:p>
-        </w:tc>
-        <w:tc>
-          <w:tcPr>
-            <w:tcW w:type="dxa" w:w="1304"/>
-          </w:tcPr>
-          <w:p>
-            <w:pPr>
-              <w:pStyle w:val="15TableBody"/>
-              <w:jc w:val="center"/>
-            </w:pPr>
-            <w:r>
-              <w:rPr>
-                <w:sz w:val="16"/>
-              </w:rPr>
-              <w:t xml:space="preserve">11.91 </w:t>
+              <w:t xml:space="preserve"> 0.55 (3)</w:t>
+            </w:r>
+          </w:p>
+        </w:tc>
+        <w:tc>
+          <w:tcPr>
+            <w:tcW w:type="dxa" w:w="1190"/>
+          </w:tcPr>
+          <w:p>
+            <w:pPr>
+              <w:pStyle w:val="15TableBody"/>
+              <w:jc w:val="center"/>
+            </w:pPr>
+            <w:r>
+              <w:rPr>
+                <w:sz w:val="16"/>
+              </w:rPr>
+              <w:t xml:space="preserve">11.91 </w:t>
             </w:r>
             <m:oMath>
               <m:r>
@@ -36682,13 +36664,13 @@
               <w:rPr>
                 <w:sz w:val="16"/>
               </w:rPr>
-              <w:t xml:space="preserve"> 3.76 (3)</w:t>
-            </w:r>
-          </w:p>
-        </w:tc>
-        <w:tc>
-          <w:tcPr>
-            <w:tcW w:type="dxa" w:w="1304"/>
+              <w:t xml:space="preserve"> 3.76 (3)</w:t>
+            </w:r>
+          </w:p>
+        </w:tc>
+        <w:tc>
+          <w:tcPr>
+            <w:tcW w:type="dxa" w:w="1190"/>
           </w:tcPr>
           <w:p>
             <w:pPr>
@@ -36710,7 +36692,7 @@
         </w:trPr>
         <w:tc>
           <w:tcPr>
-            <w:tcW w:type="dxa" w:w="561"/>
+            <w:tcW w:type="dxa" w:w="820"/>
           </w:tcPr>
           <w:p>
             <w:pPr>
@@ -36727,7 +36709,7 @@
         </w:tc>
         <w:tc>
           <w:tcPr>
-            <w:tcW w:type="dxa" w:w="321"/>
+            <w:tcW w:type="dxa" w:w="460"/>
           </w:tcPr>
           <w:p>
             <w:pPr>
@@ -36744,7 +36726,7 @@
         </w:tc>
         <w:tc>
           <w:tcPr>
-            <w:tcW w:type="dxa" w:w="1444"/>
+            <w:tcW w:type="dxa" w:w="1506"/>
           </w:tcPr>
           <w:p>
             <w:pPr>
@@ -36761,18 +36743,18 @@
         </w:tc>
         <w:tc>
           <w:tcPr>
-            <w:tcW w:type="dxa" w:w="1304"/>
-          </w:tcPr>
-          <w:p>
-            <w:pPr>
-              <w:pStyle w:val="15TableBody"/>
-              <w:jc w:val="center"/>
-            </w:pPr>
-            <w:r>
-              <w:rPr>
-                <w:sz w:val="16"/>
-              </w:rPr>
-              <w:t xml:space="preserve">92.61 </w:t>
+            <w:tcW w:type="dxa" w:w="1190"/>
+          </w:tcPr>
+          <w:p>
+            <w:pPr>
+              <w:pStyle w:val="15TableBody"/>
+              <w:jc w:val="center"/>
+            </w:pPr>
+            <w:r>
+              <w:rPr>
+                <w:sz w:val="16"/>
+              </w:rPr>
+              <w:t xml:space="preserve">92.61 </w:t>
             </w:r>
             <m:oMath>
               <m:r>
@@ -36789,24 +36771,24 @@
               <w:rPr>
                 <w:sz w:val="16"/>
               </w:rPr>
-              <w:t xml:space="preserve"> 0.17 (3)</w:t>
-            </w:r>
-          </w:p>
-        </w:tc>
-        <w:tc>
-          <w:tcPr>
-            <w:tcW w:type="dxa" w:w="1304"/>
-          </w:tcPr>
-          <w:p>
-            <w:pPr>
-              <w:pStyle w:val="15TableBody"/>
-              <w:jc w:val="center"/>
-            </w:pPr>
-            <w:r>
-              <w:rPr>
-                <w:sz w:val="16"/>
-              </w:rPr>
-              <w:t xml:space="preserve">72.23 </w:t>
+              <w:t xml:space="preserve"> 0.17 (3)</w:t>
+            </w:r>
+          </w:p>
+        </w:tc>
+        <w:tc>
+          <w:tcPr>
+            <w:tcW w:type="dxa" w:w="1190"/>
+          </w:tcPr>
+          <w:p>
+            <w:pPr>
+              <w:pStyle w:val="15TableBody"/>
+              <w:jc w:val="center"/>
+            </w:pPr>
+            <w:r>
+              <w:rPr>
+                <w:sz w:val="16"/>
+              </w:rPr>
+              <w:t xml:space="preserve">72.23 </w:t>
             </w:r>
             <m:oMath>
               <m:r>
@@ -36823,13 +36805,13 @@
               <w:rPr>
                 <w:sz w:val="16"/>
               </w:rPr>
-              <w:t xml:space="preserve"> 0.33 (2)</w:t>
-            </w:r>
-          </w:p>
-        </w:tc>
-        <w:tc>
-          <w:tcPr>
-            <w:tcW w:type="dxa" w:w="1304"/>
+              <w:t xml:space="preserve"> 0.33 (2)</w:t>
+            </w:r>
+          </w:p>
+        </w:tc>
+        <w:tc>
+          <w:tcPr>
+            <w:tcW w:type="dxa" w:w="1190"/>
           </w:tcPr>
           <w:p>
             <w:pPr>
@@ -36846,7 +36828,7 @@
         </w:tc>
         <w:tc>
           <w:tcPr>
-            <w:tcW w:type="dxa" w:w="1304"/>
+            <w:tcW w:type="dxa" w:w="1190"/>
           </w:tcPr>
           <w:p>
             <w:pPr>
@@ -36868,7 +36850,7 @@
         </w:trPr>
         <w:tc>
           <w:tcPr>
-            <w:tcW w:type="dxa" w:w="561"/>
+            <w:tcW w:type="dxa" w:w="820"/>
           </w:tcPr>
           <w:p>
             <w:pPr>
@@ -36885,7 +36867,7 @@
         </w:tc>
         <w:tc>
           <w:tcPr>
-            <w:tcW w:type="dxa" w:w="321"/>
+            <w:tcW w:type="dxa" w:w="460"/>
           </w:tcPr>
           <w:p>
             <w:pPr>
@@ -36902,7 +36884,7 @@
         </w:tc>
         <w:tc>
           <w:tcPr>
-            <w:tcW w:type="dxa" w:w="1444"/>
+            <w:tcW w:type="dxa" w:w="1506"/>
           </w:tcPr>
           <w:p>
             <w:pPr>
@@ -36919,7 +36901,7 @@
         </w:tc>
         <w:tc>
           <w:tcPr>
-            <w:tcW w:type="dxa" w:w="1304"/>
+            <w:tcW w:type="dxa" w:w="1190"/>
           </w:tcPr>
           <w:p>
             <w:pPr>
@@ -36936,18 +36918,18 @@
         </w:tc>
         <w:tc>
           <w:tcPr>
-            <w:tcW w:type="dxa" w:w="1304"/>
-          </w:tcPr>
-          <w:p>
-            <w:pPr>
-              <w:pStyle w:val="15TableBody"/>
-              <w:jc w:val="center"/>
-            </w:pPr>
-            <w:r>
-              <w:rPr>
-                <w:sz w:val="16"/>
-              </w:rPr>
-              <w:t xml:space="preserve">81.78 </w:t>
+            <w:tcW w:type="dxa" w:w="1190"/>
+          </w:tcPr>
+          <w:p>
+            <w:pPr>
+              <w:pStyle w:val="15TableBody"/>
+              <w:jc w:val="center"/>
+            </w:pPr>
+            <w:r>
+              <w:rPr>
+                <w:sz w:val="16"/>
+              </w:rPr>
+              <w:t xml:space="preserve">81.78 </w:t>
             </w:r>
             <m:oMath>
               <m:r>
@@ -36964,13 +36946,13 @@
               <w:rPr>
                 <w:sz w:val="16"/>
               </w:rPr>
-              <w:t xml:space="preserve"> 0.25 (2)</w:t>
-            </w:r>
-          </w:p>
-        </w:tc>
-        <w:tc>
-          <w:tcPr>
-            <w:tcW w:type="dxa" w:w="1304"/>
+              <w:t xml:space="preserve"> 0.25 (2)</w:t>
+            </w:r>
+          </w:p>
+        </w:tc>
+        <w:tc>
+          <w:tcPr>
+            <w:tcW w:type="dxa" w:w="1190"/>
           </w:tcPr>
           <w:p>
             <w:pPr>
@@ -36987,7 +36969,7 @@
         </w:tc>
         <w:tc>
           <w:tcPr>
-            <w:tcW w:type="dxa" w:w="1304"/>
+            <w:tcW w:type="dxa" w:w="1190"/>
           </w:tcPr>
           <w:p>
             <w:pPr>
@@ -37010,7 +36992,7 @@
         <w:keepNext/>
       </w:pPr>
       <w:r>
-        <w:t xml:space="preserve">Table S17. Complete target-family SPSA results: test accuracy, mean</w:t>
+        <w:t xml:space="preserve">Table S17. Complete target-family SPSA results: test accuracy, mean</w:t>
       </w:r>
       <w:r>
         <w:t xml:space="preserve"> </w:t>
@@ -37236,7 +37218,7 @@
               <w:rPr>
                 <w:sz w:val="16"/>
               </w:rPr>
-              <w:t xml:space="preserve">99.05 </w:t>
+              <w:t xml:space="preserve">99.05 </w:t>
             </w:r>
             <m:oMath>
               <m:r>
@@ -37253,7 +37235,7 @@
               <w:rPr>
                 <w:sz w:val="16"/>
               </w:rPr>
-              <w:t xml:space="preserve"> 0.05 (3)</w:t>
+              <w:t xml:space="preserve"> 0.05 (3)</w:t>
             </w:r>
           </w:p>
         </w:tc>
@@ -37270,7 +37252,7 @@
               <w:rPr>
                 <w:sz w:val="16"/>
               </w:rPr>
-              <w:t xml:space="preserve">98.08 </w:t>
+              <w:t xml:space="preserve">98.08 </w:t>
             </w:r>
             <m:oMath>
               <m:r>
@@ -37287,7 +37269,7 @@
               <w:rPr>
                 <w:sz w:val="16"/>
               </w:rPr>
-              <w:t xml:space="preserve"> 0.19 (3)</w:t>
+              <w:t xml:space="preserve"> 0.19 (3)</w:t>
             </w:r>
           </w:p>
         </w:tc>
@@ -37360,7 +37342,7 @@
               <w:rPr>
                 <w:sz w:val="16"/>
               </w:rPr>
-              <w:t xml:space="preserve">99.04 </w:t>
+              <w:t xml:space="preserve">99.04 </w:t>
             </w:r>
             <m:oMath>
               <m:r>
@@ -37377,7 +37359,7 @@
               <w:rPr>
                 <w:sz w:val="16"/>
               </w:rPr>
-              <w:t xml:space="preserve"> 0.09 (5)</w:t>
+              <w:t xml:space="preserve"> 0.09 (5)</w:t>
             </w:r>
           </w:p>
         </w:tc>
@@ -37394,7 +37376,7 @@
               <w:rPr>
                 <w:sz w:val="16"/>
               </w:rPr>
-              <w:t xml:space="preserve">98.96 </w:t>
+              <w:t xml:space="preserve">98.96 </w:t>
             </w:r>
             <m:oMath>
               <m:r>
@@ -37411,7 +37393,7 @@
               <w:rPr>
                 <w:sz w:val="16"/>
               </w:rPr>
-              <w:t xml:space="preserve"> 0.14 (5)</w:t>
+              <w:t xml:space="preserve"> 0.14 (5)</w:t>
             </w:r>
           </w:p>
         </w:tc>
@@ -37484,7 +37466,7 @@
               <w:rPr>
                 <w:sz w:val="16"/>
               </w:rPr>
-              <w:t xml:space="preserve">98.72 </w:t>
+              <w:t xml:space="preserve">98.72 </w:t>
             </w:r>
             <m:oMath>
               <m:r>
@@ -37501,7 +37483,7 @@
               <w:rPr>
                 <w:sz w:val="16"/>
               </w:rPr>
-              <w:t xml:space="preserve"> 0.05 (3)</w:t>
+              <w:t xml:space="preserve"> 0.05 (3)</w:t>
             </w:r>
           </w:p>
         </w:tc>
@@ -37518,7 +37500,7 @@
               <w:rPr>
                 <w:sz w:val="16"/>
               </w:rPr>
-              <w:t xml:space="preserve">92.12 </w:t>
+              <w:t xml:space="preserve">92.12 </w:t>
             </w:r>
             <m:oMath>
               <m:r>
@@ -37535,7 +37517,7 @@
               <w:rPr>
                 <w:sz w:val="16"/>
               </w:rPr>
-              <w:t xml:space="preserve"> 0.52 (3)</w:t>
+              <w:t xml:space="preserve"> 0.52 (3)</w:t>
             </w:r>
           </w:p>
         </w:tc>
@@ -37608,7 +37590,7 @@
               <w:rPr>
                 <w:sz w:val="16"/>
               </w:rPr>
-              <w:t xml:space="preserve">91.69 </w:t>
+              <w:t xml:space="preserve">91.69 </w:t>
             </w:r>
             <m:oMath>
               <m:r>
@@ -37625,7 +37607,7 @@
               <w:rPr>
                 <w:sz w:val="16"/>
               </w:rPr>
-              <w:t xml:space="preserve"> 0.09 (3)</w:t>
+              <w:t xml:space="preserve"> 0.09 (3)</w:t>
             </w:r>
           </w:p>
         </w:tc>
@@ -37642,7 +37624,7 @@
               <w:rPr>
                 <w:sz w:val="16"/>
               </w:rPr>
-              <w:t xml:space="preserve">88.58 </w:t>
+              <w:t xml:space="preserve">88.58 </w:t>
             </w:r>
             <m:oMath>
               <m:r>
@@ -37659,7 +37641,7 @@
               <w:rPr>
                 <w:sz w:val="16"/>
               </w:rPr>
-              <w:t xml:space="preserve"> 0.17 (3)</w:t>
+              <w:t xml:space="preserve"> 0.17 (3)</w:t>
             </w:r>
           </w:p>
         </w:tc>
@@ -37732,7 +37714,7 @@
               <w:rPr>
                 <w:sz w:val="16"/>
               </w:rPr>
-              <w:t xml:space="preserve">91.78 </w:t>
+              <w:t xml:space="preserve">91.78 </w:t>
             </w:r>
             <m:oMath>
               <m:r>
@@ -37749,7 +37731,7 @@
               <w:rPr>
                 <w:sz w:val="16"/>
               </w:rPr>
-              <w:t xml:space="preserve"> 0.13 (5)</w:t>
+              <w:t xml:space="preserve"> 0.13 (5)</w:t>
             </w:r>
           </w:p>
         </w:tc>
@@ -37766,7 +37748,7 @@
               <w:rPr>
                 <w:sz w:val="16"/>
               </w:rPr>
-              <w:t xml:space="preserve">91.10 </w:t>
+              <w:t xml:space="preserve">91.10 </w:t>
             </w:r>
             <m:oMath>
               <m:r>
@@ -37783,7 +37765,7 @@
               <w:rPr>
                 <w:sz w:val="16"/>
               </w:rPr>
-              <w:t xml:space="preserve"> 0.42 (5)</w:t>
+              <w:t xml:space="preserve"> 0.42 (5)</w:t>
             </w:r>
           </w:p>
         </w:tc>
@@ -37856,7 +37838,7 @@
               <w:rPr>
                 <w:sz w:val="16"/>
               </w:rPr>
-              <w:t xml:space="preserve">91.69 </w:t>
+              <w:t xml:space="preserve">91.69 </w:t>
             </w:r>
             <m:oMath>
               <m:r>
@@ -37873,7 +37855,7 @@
               <w:rPr>
                 <w:sz w:val="16"/>
               </w:rPr>
-              <w:t xml:space="preserve"> 0.09 (3)</w:t>
+              <w:t xml:space="preserve"> 0.09 (3)</w:t>
             </w:r>
           </w:p>
         </w:tc>
@@ -37890,7 +37872,7 @@
               <w:rPr>
                 <w:sz w:val="16"/>
               </w:rPr>
-              <w:t xml:space="preserve">92.60 </w:t>
+              <w:t xml:space="preserve">92.60 </w:t>
             </w:r>
             <m:oMath>
               <m:r>
@@ -37907,7 +37889,7 @@
               <w:rPr>
                 <w:sz w:val="16"/>
               </w:rPr>
-              <w:t xml:space="preserve"> 0.05 (3)</w:t>
+              <w:t xml:space="preserve"> 0.05 (3)</w:t>
             </w:r>
           </w:p>
         </w:tc>
@@ -37980,7 +37962,7 @@
               <w:rPr>
                 <w:sz w:val="16"/>
               </w:rPr>
-              <w:t xml:space="preserve">90.31 </w:t>
+              <w:t xml:space="preserve">90.31 </w:t>
             </w:r>
             <m:oMath>
               <m:r>
@@ -37997,7 +37979,7 @@
               <w:rPr>
                 <w:sz w:val="16"/>
               </w:rPr>
-              <w:t xml:space="preserve"> 0.21 (3)</w:t>
+              <w:t xml:space="preserve"> 0.21 (3)</w:t>
             </w:r>
           </w:p>
         </w:tc>
@@ -38014,7 +37996,7 @@
               <w:rPr>
                 <w:sz w:val="16"/>
               </w:rPr>
-              <w:t xml:space="preserve">69.34 </w:t>
+              <w:t xml:space="preserve">69.34 </w:t>
             </w:r>
             <m:oMath>
               <m:r>
@@ -38031,7 +38013,7 @@
               <w:rPr>
                 <w:sz w:val="16"/>
               </w:rPr>
-              <w:t xml:space="preserve"> 0.40 (3)</w:t>
+              <w:t xml:space="preserve"> 0.40 (3)</w:t>
             </w:r>
           </w:p>
         </w:tc>
@@ -38104,7 +38086,7 @@
               <w:rPr>
                 <w:sz w:val="16"/>
               </w:rPr>
-              <w:t xml:space="preserve">90.85 </w:t>
+              <w:t xml:space="preserve">90.85 </w:t>
             </w:r>
             <m:oMath>
               <m:r>
@@ -38121,7 +38103,7 @@
               <w:rPr>
                 <w:sz w:val="16"/>
               </w:rPr>
-              <w:t xml:space="preserve"> 0.25 (3)</w:t>
+              <w:t xml:space="preserve"> 0.25 (3)</w:t>
             </w:r>
           </w:p>
         </w:tc>
@@ -38138,7 +38120,7 @@
               <w:rPr>
                 <w:sz w:val="16"/>
               </w:rPr>
-              <w:t xml:space="preserve">80.22 </w:t>
+              <w:t xml:space="preserve">80.22 </w:t>
             </w:r>
             <m:oMath>
               <m:r>
@@ -38155,7 +38137,7 @@
               <w:rPr>
                 <w:sz w:val="16"/>
               </w:rPr>
-              <w:t xml:space="preserve"> 0.51 (3)</w:t>
+              <w:t xml:space="preserve"> 0.51 (3)</w:t>
             </w:r>
           </w:p>
         </w:tc>
@@ -38228,7 +38210,7 @@
               <w:rPr>
                 <w:sz w:val="16"/>
               </w:rPr>
-              <w:t xml:space="preserve">90.31 </w:t>
+              <w:t xml:space="preserve">90.31 </w:t>
             </w:r>
             <m:oMath>
               <m:r>
@@ -38245,7 +38227,7 @@
               <w:rPr>
                 <w:sz w:val="16"/>
               </w:rPr>
-              <w:t xml:space="preserve"> 0.21 (3)</w:t>
+              <w:t xml:space="preserve"> 0.21 (3)</w:t>
             </w:r>
           </w:p>
         </w:tc>
@@ -38262,7 +38244,7 @@
               <w:rPr>
                 <w:sz w:val="16"/>
               </w:rPr>
-              <w:t xml:space="preserve">91.46 </w:t>
+              <w:t xml:space="preserve">91.46 </w:t>
             </w:r>
             <m:oMath>
               <m:r>
@@ -38279,7 +38261,7 @@
               <w:rPr>
                 <w:sz w:val="16"/>
               </w:rPr>
-              <w:t xml:space="preserve"> 0.21 (3)</w:t>
+              <w:t xml:space="preserve"> 0.21 (3)</w:t>
             </w:r>
           </w:p>
         </w:tc>
@@ -38308,7 +38290,7 @@
         </m:r>
       </m:oMath>
       <w:r>
-        <w:t xml:space="preserve"> pp and</w:t>
+        <w:t xml:space="preserve"> pp and</w:t>
       </w:r>
       <w:r>
         <w:t xml:space="preserve"> </w:t>
@@ -38319,7 +38301,7 @@
         </m:r>
       </m:oMath>
       <w:r>
-        <w:t xml:space="preserve"> pp) and LD-TF collapses (</w:t>
+        <w:t xml:space="preserve"> pp) and LD-TF collapses (</w:t>
       </w:r>
       <m:oMath>
         <m:r>
@@ -38385,7 +38367,7 @@
         </m:r>
       </m:oMath>
       <w:r>
-        <w:t xml:space="preserve"> pp (LD-TF</w:t>
+        <w:t xml:space="preserve"> pp (LD-TF</w:t>
       </w:r>
       <w:r>
         <w:t xml:space="preserve"> </w:t>
@@ -38421,7 +38403,7 @@
         </m:r>
       </m:oMath>
       <w:r>
-        <w:t xml:space="preserve"> pp (LD-TF</w:t>
+        <w:t xml:space="preserve"> pp (LD-TF</w:t>
       </w:r>
       <w:r>
         <w:t xml:space="preserve"> </w:t>
@@ -38454,7 +38436,7 @@
         </m:r>
       </m:oMath>
       <w:r>
-        <w:t xml:space="preserve"> pp and</w:t>
+        <w:t xml:space="preserve"> pp and</w:t>
       </w:r>
       <w:r>
         <w:t xml:space="preserve"> </w:t>
@@ -38509,7 +38491,7 @@
         </m:r>
       </m:oMath>
       <w:r>
-        <w:t xml:space="preserve"> pp). On MNIST the deficits are</w:t>
+        <w:t xml:space="preserve"> pp). On MNIST the deficits are</w:t>
       </w:r>
       <w:r>
         <w:t xml:space="preserve"> </w:t>
@@ -38520,7 +38502,7 @@
         </m:r>
       </m:oMath>
       <w:r>
-        <w:t xml:space="preserve"> pp (output only),</w:t>
+        <w:t xml:space="preserve"> pp (output only),</w:t>
       </w:r>
       <w:r>
         <w:t xml:space="preserve"> </w:t>
@@ -38531,7 +38513,7 @@
         </m:r>
       </m:oMath>
       <w:r>
-        <w:t xml:space="preserve"> pp (grouping only) and</w:t>
+        <w:t xml:space="preserve"> pp (grouping only) and</w:t>
       </w:r>
       <w:r>
         <w:t xml:space="preserve"> </w:t>
@@ -38542,7 +38524,7 @@
         </m:r>
       </m:oMath>
       <w:r>
-        <w:t xml:space="preserve"> pp (both). In this amplitude-encoded ablation (both data sets), the output assignment accounted for most of the improvement; the split was not run with intensity encoding. With the ONN teacher LD-chain and LD-TF match E2E. Table S18 is the amplitude-encoding counterpart of main-text Table 3.</w:t>
+        <w:t xml:space="preserve"> pp (both). In this amplitude-encoded ablation (both data sets), the output assignment accounted for most of the improvement; the split was not run with intensity encoding. With the ONN teacher LD-chain and LD-TF match E2E. Table S18 is the amplitude-encoding counterpart of main-text Table 3.</w:t>
       </w:r>
     </w:p>
     <w:p>
@@ -38582,7 +38564,7 @@
         </m:r>
       </m:oMath>
       <w:r>
-        <w:t xml:space="preserve"> pp, a dense front end (</w:t>
+        <w:t xml:space="preserve"> pp, a dense front end (</w:t>
       </w:r>
       <m:oMath>
         <m:r>
@@ -38601,7 +38583,7 @@
         </m:r>
       </m:oMath>
       <w:r>
-        <w:t xml:space="preserve"> pp. There are exceptions: the rank-12 head teacher has a smaller residual (</w:t>
+        <w:t xml:space="preserve"> pp. There are exceptions: the rank-12 head teacher has a smaller residual (</w:t>
       </w:r>
       <m:oMath>
         <m:r>
@@ -38625,7 +38607,7 @@
         </m:r>
       </m:oMath>
       <w:r>
-        <w:t xml:space="preserve"> pp, two seeds), and with the optimized assignment the residual falls to</w:t>
+        <w:t xml:space="preserve"> pp, two seeds), and with the optimized assignment the residual falls to</w:t>
       </w:r>
       <w:r>
         <w:t xml:space="preserve"> </w:t>
@@ -38650,7 +38632,7 @@
         </m:r>
       </m:oMath>
       <w:r>
-        <w:t xml:space="preserve"> pp and LD-TF reaches only</w:t>
+        <w:t xml:space="preserve"> pp and LD-TF reaches only</w:t>
       </w:r>
       <w:r>
         <w:t xml:space="preserve"> </w:t>
@@ -38670,7 +38652,7 @@
         <w:keepNext/>
       </w:pPr>
       <w:r>
-        <w:t xml:space="preserve">Table S18. Amplitude-encoding counterpart of main-text Table 3. The assignment-free bound uses the checked residual-space dual; the fitted residual uses the clipped readout.</w:t>
+        <w:t xml:space="preserve">Table S18. Amplitude-encoding counterpart of main-text Table 3. The assignment-free bound uses the checked residual-space dual; the fitted residual uses the clipped readout.</w:t>
       </w:r>
     </w:p>
     <w:tbl>
@@ -40127,7 +40109,7 @@
         <w:pStyle w:val="10BodySubsequentParagraph"/>
       </w:pPr>
       <w:r>
-        <w:t xml:space="preserve">Figure S1 shows the internally pre-specified amplitude-encoding matrix and the secondary CIFAR-10 and FSDD protocols; Table S19 lists the accuracies. These controls compare target choices while keeping the native assignment.</w:t>
+        <w:t xml:space="preserve">Figure S1 shows the internally pre-specified amplitude-encoding matrix and the secondary CIFAR-10 and FSDD protocols; Table S19 lists the accuracies. These controls compare target choices while keeping the native assignment.</w:t>
       </w:r>
     </w:p>
     <w:p>
@@ -40190,7 +40172,7 @@
         <w:pStyle w:val="12FigureCaptionLong"/>
       </w:pPr>
       <w:r>
-        <w:t xml:space="preserve">Fig. S1. Exact-gradient test accuracy with amplitude encoding and native assignment. Dots are seeds 100–102; vertical bars are their means. MNIST and Fashion-MNIST show nine methods; the secondary CIFAR-10 and FSDD protocols include five methods. Method codes are defined in Sec. S1.</w:t>
+        <w:t xml:space="preserve">Fig. S1. Exact-gradient test accuracy with amplitude encoding and native assignment. Dots are seeds 100–102; vertical bars are their means. MNIST and Fashion-MNIST show nine methods; the secondary CIFAR-10 and FSDD protocols include five methods. Method codes are defined in Sec. S1.</w:t>
       </w:r>
     </w:p>
     <w:p>
@@ -40199,7 +40181,7 @@
         <w:keepNext/>
       </w:pPr>
       <w:r>
-        <w:t xml:space="preserve">Table S19. Test accuracy (%, mean</w:t>
+        <w:t xml:space="preserve">Table S19. Test accuracy (%, mean</w:t>
       </w:r>
       <w:r>
         <w:t xml:space="preserve"> </w:t>
@@ -41635,7 +41617,7 @@
               <w:rPr>
                 <w:sz w:val="16"/>
               </w:rPr>
-              <w:t xml:space="preserve">self-dist. [P1]</w:t>
+              <w:t xml:space="preserve">self-dist. [P1]</w:t>
             </w:r>
           </w:p>
         </w:tc>
@@ -41800,7 +41782,7 @@
               <w:rPr>
                 <w:sz w:val="16"/>
               </w:rPr>
-              <w:t xml:space="preserve">self-dist. [P2]</w:t>
+              <w:t xml:space="preserve">self-dist. [P2]</w:t>
             </w:r>
           </w:p>
         </w:tc>
@@ -42191,7 +42173,7 @@
         <w:pStyle w:val="09BodyFirstParagraph"/>
       </w:pPr>
       <w:r>
-        <w:t xml:space="preserve">Figure S2 shows SPSA trajectories for the original amplitude-encoding setting, so that electronic-teacher, random-code and EMA-target variants can be compared over the training budget alongside the endpoint results and trajectories for intensity encoding in main-text Table 6 and Fig. 9; Table S20 gives the amplitude-encoding endpoints.</w:t>
+        <w:t xml:space="preserve">Figure S2 shows SPSA trajectories for the original amplitude-encoding setting, so that electronic-teacher, random-code and EMA-target variants can be compared over the training budget alongside the endpoint results and trajectories for intensity encoding in main-text Table 7 and Fig. 9; Table S20 gives the amplitude-encoding endpoints.</w:t>
       </w:r>
     </w:p>
     <w:p>
@@ -42254,7 +42236,7 @@
         <w:pStyle w:val="12FigureCaptionLong"/>
       </w:pPr>
       <w:r>
-        <w:t xml:space="preserve">Fig. S2. Validation accuracy during SPSA training with amplitude encoding and native assignment on MNIST and Fashion-MNIST. Curves are means of seeds 100–102. B1, B2-CH, B5 and P2 denote E2E, LD-chain, LT-codes and same-depth EMA self-distillation, respectively. Measurement noise uses the Gaussian approximation with</w:t>
+        <w:t xml:space="preserve">Fig. S2. Validation accuracy during SPSA training with amplitude encoding and native assignment on MNIST and Fashion-MNIST. Curves are means of seeds 100–102. B1, B2-CH, B5 and P2 denote E2E, LD-chain, LT-codes and same-depth EMA self-distillation, respectively. Measurement noise uses the Gaussian approximation with</w:t>
       </w:r>
       <w:r>
         <w:t xml:space="preserve"> </w:t>
@@ -42304,7 +42286,7 @@
         <w:keepNext/>
       </w:pPr>
       <w:r>
-        <w:t xml:space="preserve">Table S20. Zeroth-order (SPSA) training with the electronic teacher, amplitude encoding and native assignment (</w:t>
+        <w:t xml:space="preserve">Table S20. Zeroth-order (SPSA) training with the electronic teacher, amplitude encoding and native assignment (</w:t>
       </w:r>
       <m:oMath>
         <m:r>
@@ -43408,7 +43390,7 @@
         <w:pStyle w:val="10BodySubsequentParagraph"/>
       </w:pPr>
       <w:r>
-        <w:t xml:space="preserve">The original coordinate-difference method [1] differs from SPSA. Our coordinate comparison at</w:t>
+        <w:t xml:space="preserve">The original coordinate-difference method [1] differs from SPSA. Our coordinate comparison at</w:t>
       </w:r>
       <w:r>
         <w:t xml:space="preserve"> </w:t>
@@ -43459,7 +43441,7 @@
         </m:r>
       </m:oMath>
       <w:r>
-        <w:t xml:space="preserve">%, amplitude encoding), but uses simultaneous block perturbations and covers two seeds. Figure S3 displays the coordinate-difference and SPSA trajectories on a common layer-measurement axis; this accounting separates the update rule from the number of optical measurements used to obtain each update. Detected-photon totals need not be equal even at equal nominal exposure. With the optimized intensity-encoding assignment, equal-grid tuning leaves a Fashion-MNIST deficit of</w:t>
+        <w:t xml:space="preserve">%, amplitude encoding), but uses simultaneous block perturbations and covers two seeds. Figure S3 displays the coordinate-difference and SPSA trajectories on a common layer-measurement axis; this accounting separates the update rule from the number of optical measurements used to obtain each update. Detected-photon totals need not be equal even at equal nominal exposure. With the optimized intensity-encoding assignment, equal-grid tuning leaves a Fashion-MNIST deficit of</w:t>
       </w:r>
       <w:r>
         <w:t xml:space="preserve"> </w:t>
@@ -43470,7 +43452,7 @@
         </m:r>
       </m:oMath>
       <w:r>
-        <w:t xml:space="preserve"> pp.</w:t>
+        <w:t xml:space="preserve"> pp.</w:t>
       </w:r>
     </w:p>
     <w:p>
@@ -43533,7 +43515,7 @@
         <w:pStyle w:val="12FigureCaptionLong"/>
       </w:pPr>
       <w:r>
-        <w:t xml:space="preserve">Fig. S3. Validation accuracy versus optical layer measurements on Fashion-MNIST with amplitude encoding and native assignment. Solid curves show coordinate-wise forward differences averaged over two seeds; dashed curves show SPSA averaged over three seeds. Measurements use batches of 256 and Gaussian-approximated shot noise with</w:t>
+        <w:t xml:space="preserve">Fig. S3. Validation accuracy versus optical layer measurements on Fashion-MNIST with amplitude encoding and native assignment. Solid curves show coordinate-wise forward differences averaged over two seeds; dashed curves show SPSA averaged over three seeds. Measurements use batches of 256 and Gaussian-approximated shot noise with</w:t>
       </w:r>
       <w:r>
         <w:t xml:space="preserve"> </w:t>
@@ -43582,7 +43564,7 @@
         <w:pStyle w:val="10BodySubsequentParagraph"/>
       </w:pPr>
       <w:r>
-        <w:t xml:space="preserve">Table S22 gives the tuned comparison (amplitude encoding, native assignment); for intensity encoding with the optimized assignment the selected settings are 0.01</w:t>
+        <w:t xml:space="preserve">Table S22 gives the tuned comparison (amplitude encoding, native assignment); for intensity encoding with the optimized assignment the selected settings are 0.01</w:t>
       </w:r>
       <m:oMath>
         <m:r>
@@ -43809,7 +43791,7 @@
         <w:t xml:space="preserve"> </w:t>
       </w:r>
       <w:r>
-        <w:t xml:space="preserve">(global) layer measurements per update and was compared at equal total measurements (different update counts); the per-coordinate scheme of Ref. [1] needs</w:t>
+        <w:t xml:space="preserve">(global) layer measurements per update and was compared at equal total measurements (different update counts); the per-coordinate scheme of Ref. [1] needs</w:t>
       </w:r>
       <w:r>
         <w:t xml:space="preserve"> </w:t>
@@ -43900,7 +43882,7 @@
         </m:r>
       </m:oMath>
       <w:r>
-        <w:t xml:space="preserve">. For SPSA the factor is 1 under the convention of Ref. [1], so global and local SPSA both cost</w:t>
+        <w:t xml:space="preserve">. For SPSA the factor is 1 under the convention of Ref. [1], so global and local SPSA both cost</w:t>
       </w:r>
       <w:r>
         <w:t xml:space="preserve"> </w:t>
@@ -43942,7 +43924,7 @@
         <w:t xml:space="preserve"> </w:t>
       </w:r>
       <w:r>
-        <w:t xml:space="preserve">(Fashion-MNIST). Table S21 collects the zeroth-order comparisons by number of updates; the 154-epoch runs are an update-matched sensitivity analysis, not a test of convergence. As a sensitivity analysis for that case, LD-chain-SPSA was trained with 2.1 and 4 times the steps in the reference setting (intensity encoding, optimized assignment, five seeds): paired differences to E2E-SPSA with the original steps are</w:t>
+        <w:t xml:space="preserve">(Fashion-MNIST). Table S21 collects the zeroth-order comparisons by number of updates; the 154-epoch runs are an update-matched sensitivity analysis, not a test of convergence. As a sensitivity analysis for that case, LD-chain-SPSA was trained with 2.1 and 4 times the steps in the reference setting (intensity encoding, optimized assignment, five seeds): paired differences to E2E-SPSA with the original steps are</w:t>
       </w:r>
       <w:r>
         <w:t xml:space="preserve"> </w:t>
@@ -44033,7 +44015,7 @@
         </m:r>
       </m:oMath>
       <w:r>
-        <w:t xml:space="preserve"> pp (Fashion-MNIST) at 2.1 times and</w:t>
+        <w:t xml:space="preserve"> pp (Fashion-MNIST) at 2.1 times and</w:t>
       </w:r>
       <w:r>
         <w:t xml:space="preserve"> </w:t>
@@ -44124,7 +44106,7 @@
         </m:r>
       </m:oMath>
       <w:r>
-        <w:t xml:space="preserve"> pp at 4 times. These runs were planned with the coordinate-wise factor 2.1, whose earlier use as a time factor for SPSA was an error (Sec. S10); we draw no conclusion about Ref. [14] from them.</w:t>
+        <w:t xml:space="preserve"> pp at 4 times. These runs were planned with the coordinate-wise factor 2.1, whose earlier use as a time factor for SPSA was an error (Sec. S10); we draw no conclusion about Ref. [14] from them.</w:t>
       </w:r>
     </w:p>
     <w:p>
@@ -44133,7 +44115,7 @@
         <w:keepNext/>
       </w:pPr>
       <w:r>
-        <w:t xml:space="preserve">Table S21. Update-matched sensitivity analysis of zeroth-order training with the electronic teacher, intensity encoding (test accuracy, %, MNIST / Fashion-MNIST; paired two-sided 95% intervals of LD-chain-SPSA</w:t>
+        <w:t xml:space="preserve">Table S21. Update-matched sensitivity analysis of zeroth-order training with the electronic teacher, intensity encoding (test accuracy, %, MNIST / Fashion-MNIST; paired two-sided 95% intervals of LD-chain-SPSA</w:t>
       </w:r>
       <w:r>
         <w:t xml:space="preserve"> </w:t>
@@ -44174,11 +44156,11 @@
         </w:tblCellMar>
       </w:tblPr>
       <w:tblGrid>
-        <w:gridCol w:w="2247"/>
-        <w:gridCol w:w="561"/>
+        <w:gridCol w:w="2146"/>
+        <w:gridCol w:w="660"/>
         <w:gridCol w:w="1244"/>
         <w:gridCol w:w="1244"/>
-        <w:gridCol w:w="2247"/>
+        <w:gridCol w:w="2252"/>
       </w:tblGrid>
       <w:tr>
         <w:trPr>
@@ -44187,7 +44169,7 @@
         </w:trPr>
         <w:tc>
           <w:tcPr>
-            <w:tcW w:type="dxa" w:w="2247"/>
+            <w:tcW w:type="dxa" w:w="2146"/>
             <w:tcBorders>
               <w:bottom w:val="single" w:sz="4" w:color="000000"/>
             </w:tcBorders>
@@ -44208,7 +44190,7 @@
         </w:tc>
         <w:tc>
           <w:tcPr>
-            <w:tcW w:type="dxa" w:w="561"/>
+            <w:tcW w:type="dxa" w:w="660"/>
             <w:tcBorders>
               <w:bottom w:val="single" w:sz="4" w:color="000000"/>
             </w:tcBorders>
@@ -44271,7 +44253,7 @@
         </w:tc>
         <w:tc>
           <w:tcPr>
-            <w:tcW w:type="dxa" w:w="2247"/>
+            <w:tcW w:type="dxa" w:w="2252"/>
             <w:tcBorders>
               <w:bottom w:val="single" w:sz="4" w:color="000000"/>
             </w:tcBorders>
@@ -44297,7 +44279,7 @@
         </w:trPr>
         <w:tc>
           <w:tcPr>
-            <w:tcW w:type="dxa" w:w="2247"/>
+            <w:tcW w:type="dxa" w:w="2146"/>
           </w:tcPr>
           <w:p>
             <w:pPr>
@@ -44314,7 +44296,7 @@
         </w:tc>
         <w:tc>
           <w:tcPr>
-            <w:tcW w:type="dxa" w:w="561"/>
+            <w:tcW w:type="dxa" w:w="660"/>
           </w:tcPr>
           <w:p>
             <w:pPr>
@@ -44429,7 +44411,7 @@
         </w:tc>
         <w:tc>
           <w:tcPr>
-            <w:tcW w:type="dxa" w:w="2247"/>
+            <w:tcW w:type="dxa" w:w="2252"/>
           </w:tcPr>
           <w:p>
             <w:pPr>
@@ -44512,6 +44494,9 @@
                 <w:sz w:val="16"/>
               </w:rPr>
               <w:t xml:space="preserve"> </w:t>
+            </w:r>
+            <w:r>
+              <w:br/>
             </w:r>
             <m:oMath>
               <m:r>
@@ -44581,7 +44566,7 @@
         </w:trPr>
         <w:tc>
           <w:tcPr>
-            <w:tcW w:type="dxa" w:w="2247"/>
+            <w:tcW w:type="dxa" w:w="2146"/>
           </w:tcPr>
           <w:p>
             <w:pPr>
@@ -44598,7 +44583,7 @@
         </w:tc>
         <w:tc>
           <w:tcPr>
-            <w:tcW w:type="dxa" w:w="561"/>
+            <w:tcW w:type="dxa" w:w="660"/>
           </w:tcPr>
           <w:p>
             <w:pPr>
@@ -44713,7 +44698,7 @@
         </w:tc>
         <w:tc>
           <w:tcPr>
-            <w:tcW w:type="dxa" w:w="2247"/>
+            <w:tcW w:type="dxa" w:w="2252"/>
           </w:tcPr>
           <w:p>
             <w:pPr>
@@ -44796,6 +44781,9 @@
                 <w:sz w:val="16"/>
               </w:rPr>
               <w:t xml:space="preserve"> </w:t>
+            </w:r>
+            <w:r>
+              <w:br/>
             </w:r>
             <m:oMath>
               <m:r>
@@ -44865,7 +44853,7 @@
         </w:trPr>
         <w:tc>
           <w:tcPr>
-            <w:tcW w:type="dxa" w:w="2247"/>
+            <w:tcW w:type="dxa" w:w="2146"/>
           </w:tcPr>
           <w:p>
             <w:pPr>
@@ -44882,7 +44870,7 @@
         </w:tc>
         <w:tc>
           <w:tcPr>
-            <w:tcW w:type="dxa" w:w="561"/>
+            <w:tcW w:type="dxa" w:w="660"/>
           </w:tcPr>
           <w:p>
             <w:pPr>
@@ -44997,7 +44985,7 @@
         </w:tc>
         <w:tc>
           <w:tcPr>
-            <w:tcW w:type="dxa" w:w="2247"/>
+            <w:tcW w:type="dxa" w:w="2252"/>
           </w:tcPr>
           <w:p>
             <w:pPr>
@@ -45080,6 +45068,9 @@
                 <w:sz w:val="16"/>
               </w:rPr>
               <w:t xml:space="preserve"> </w:t>
+            </w:r>
+            <w:r>
+              <w:br/>
             </w:r>
             <m:oMath>
               <m:r>
@@ -45150,7 +45141,7 @@
         <w:keepNext/>
       </w:pPr>
       <w:r>
-        <w:t xml:space="preserve">Table S22. Methods tuned on the same grid (learning rate</w:t>
+        <w:t xml:space="preserve">Table S22. Methods tuned on the same grid (learning rate</w:t>
       </w:r>
       <w:r>
         <w:t xml:space="preserve"> </w:t>
@@ -45376,7 +45367,7 @@
               <w:rPr>
                 <w:sz w:val="16"/>
               </w:rPr>
-              <w:t xml:space="preserve">92.45 </w:t>
+              <w:t xml:space="preserve">92.45 </w:t>
             </w:r>
             <m:oMath>
               <m:r>
@@ -45393,7 +45384,7 @@
               <w:rPr>
                 <w:sz w:val="16"/>
               </w:rPr>
-              <w:t xml:space="preserve"> 0.24</w:t>
+              <w:t xml:space="preserve"> 0.24</w:t>
             </w:r>
           </w:p>
         </w:tc>
@@ -45483,7 +45474,7 @@
               <w:rPr>
                 <w:sz w:val="16"/>
               </w:rPr>
-              <w:t xml:space="preserve">92.60 </w:t>
+              <w:t xml:space="preserve">92.60 </w:t>
             </w:r>
             <m:oMath>
               <m:r>
@@ -45500,7 +45491,7 @@
               <w:rPr>
                 <w:sz w:val="16"/>
               </w:rPr>
-              <w:t xml:space="preserve"> 0.06</w:t>
+              <w:t xml:space="preserve"> 0.06</w:t>
             </w:r>
           </w:p>
         </w:tc>
@@ -45590,7 +45581,7 @@
               <w:rPr>
                 <w:sz w:val="16"/>
               </w:rPr>
-              <w:t xml:space="preserve">78.09 </w:t>
+              <w:t xml:space="preserve">78.09 </w:t>
             </w:r>
             <m:oMath>
               <m:r>
@@ -45607,7 +45598,7 @@
               <w:rPr>
                 <w:sz w:val="16"/>
               </w:rPr>
-              <w:t xml:space="preserve"> 0.56</w:t>
+              <w:t xml:space="preserve"> 0.56</w:t>
             </w:r>
           </w:p>
         </w:tc>
@@ -45697,7 +45688,7 @@
               <w:rPr>
                 <w:sz w:val="16"/>
               </w:rPr>
-              <w:t xml:space="preserve">80.07 </w:t>
+              <w:t xml:space="preserve">80.07 </w:t>
             </w:r>
             <m:oMath>
               <m:r>
@@ -45714,7 +45705,7 @@
               <w:rPr>
                 <w:sz w:val="16"/>
               </w:rPr>
-              <w:t xml:space="preserve"> 0.76</w:t>
+              <w:t xml:space="preserve"> 0.76</w:t>
             </w:r>
           </w:p>
         </w:tc>
@@ -45804,7 +45795,7 @@
               <w:rPr>
                 <w:sz w:val="16"/>
               </w:rPr>
-              <w:t xml:space="preserve">99.25 </w:t>
+              <w:t xml:space="preserve">99.25 </w:t>
             </w:r>
             <m:oMath>
               <m:r>
@@ -45821,7 +45812,7 @@
               <w:rPr>
                 <w:sz w:val="16"/>
               </w:rPr>
-              <w:t xml:space="preserve"> 0.05</w:t>
+              <w:t xml:space="preserve"> 0.05</w:t>
             </w:r>
           </w:p>
         </w:tc>
@@ -45911,7 +45902,7 @@
               <w:rPr>
                 <w:sz w:val="16"/>
               </w:rPr>
-              <w:t xml:space="preserve">99.17 </w:t>
+              <w:t xml:space="preserve">99.17 </w:t>
             </w:r>
             <m:oMath>
               <m:r>
@@ -45928,7 +45919,7 @@
               <w:rPr>
                 <w:sz w:val="16"/>
               </w:rPr>
-              <w:t xml:space="preserve"> 0.02</w:t>
+              <w:t xml:space="preserve"> 0.02</w:t>
             </w:r>
           </w:p>
         </w:tc>
@@ -46018,7 +46009,7 @@
               <w:rPr>
                 <w:sz w:val="16"/>
               </w:rPr>
-              <w:t xml:space="preserve">97.03 </w:t>
+              <w:t xml:space="preserve">97.03 </w:t>
             </w:r>
             <m:oMath>
               <m:r>
@@ -46035,7 +46026,7 @@
               <w:rPr>
                 <w:sz w:val="16"/>
               </w:rPr>
-              <w:t xml:space="preserve"> 0.09</w:t>
+              <w:t xml:space="preserve"> 0.09</w:t>
             </w:r>
           </w:p>
         </w:tc>
@@ -46125,7 +46116,7 @@
               <w:rPr>
                 <w:sz w:val="16"/>
               </w:rPr>
-              <w:t xml:space="preserve">97.44 </w:t>
+              <w:t xml:space="preserve">97.44 </w:t>
             </w:r>
             <m:oMath>
               <m:r>
@@ -46142,7 +46133,7 @@
               <w:rPr>
                 <w:sz w:val="16"/>
               </w:rPr>
-              <w:t xml:space="preserve"> 0.18</w:t>
+              <w:t xml:space="preserve"> 0.18</w:t>
             </w:r>
           </w:p>
         </w:tc>
@@ -46274,7 +46265,7 @@
         </m:r>
       </m:oMath>
       <w:r>
-        <w:t xml:space="preserve"> pp with intensity encoding and</w:t>
+        <w:t xml:space="preserve"> pp with intensity encoding and</w:t>
       </w:r>
       <w:r>
         <w:t xml:space="preserve"> </w:t>
@@ -46318,7 +46309,7 @@
         </m:r>
       </m:oMath>
       <w:r>
-        <w:t xml:space="preserve"> pp with amplitude encoding (Table S23). Main-text Fig. 10 shows the twelve-epoch validation trajectories for both encodings. This exploratory simulation supports target-based adaptation within those budgets; it neither establishes a benefit at convergence nor constitutes a physical-chip experiment.</w:t>
+        <w:t xml:space="preserve"> pp with amplitude encoding (Table S23). Main-text Fig. 10 shows the twelve-epoch validation trajectories for both encodings. This exploratory simulation supports target-based adaptation within those budgets; it neither establishes a benefit at convergence nor constitutes a physical-chip experiment.</w:t>
       </w:r>
     </w:p>
     <w:p>
@@ -47584,7 +47575,7 @@
         </m:r>
       </m:oMath>
       <w:r>
-        <w:t xml:space="preserve">, with two degrees of freedom, the lower limit of the Satterthwaite approximation for a sum of two mean squares with two degrees of freedom each. These conservative intervals stay above zero only for Fashion-MNIST at three epochs, with both encodings (Table S23); the other positive crossed-model intervals depend on the approximation. An earlier version of this check paired the conservative variance with Satterthwaite degrees of freedom (2–4), which made it narrower than the main interval in seven of the eight cases; its statement that all eight signs agree was an error and is withdrawn. Applying the Satterthwaite formula to the untruncated combination (negative coefficient on</w:t>
+        <w:t xml:space="preserve">, with two degrees of freedom, the lower limit of the Satterthwaite approximation for a sum of two mean squares with two degrees of freedom each. These conservative intervals stay above zero only for Fashion-MNIST at three epochs, with both encodings (Table S23); the other positive crossed-model intervals depend on the approximation. An earlier version of this check paired the conservative variance with Satterthwaite degrees of freedom (2–4), which made it narrower than the main interval in seven of the eight cases; its statement that all eight signs agree was an error and is withdrawn. Applying the Satterthwaite formula to the untruncated combination (negative coefficient on</w:t>
       </w:r>
       <w:r>
         <w:t xml:space="preserve"> </w:t>
@@ -47684,7 +47675,7 @@
         <w:keepNext/>
       </w:pPr>
       <w:r>
-        <w:t xml:space="preserve">Table S23. Device-error study on simulated chips: mean difference LD-chain-SPSA</w:t>
+        <w:t xml:space="preserve">Table S23. Device-error study on simulated chips: mean difference LD-chain-SPSA</w:t>
       </w:r>
       <w:r>
         <w:t xml:space="preserve"> </w:t>
@@ -50143,7 +50134,7 @@
         <w:keepNext/>
       </w:pPr>
       <w:r>
-        <w:t xml:space="preserve">Table S24. Exploratory crossed-chip experiment: fine-tuning on simulated chips with static errors (three networks</w:t>
+        <w:t xml:space="preserve">Table S24. Exploratory crossed-chip experiment: fine-tuning on simulated chips with static errors (three networks</w:t>
       </w:r>
       <w:r>
         <w:t xml:space="preserve"> </w:t>
@@ -52720,7 +52711,7 @@
         <w:pStyle w:val="09BodyFirstParagraph"/>
       </w:pPr>
       <w:r>
-        <w:t xml:space="preserve">The secondary amplitude-encoding controls characterize the optical operating conditions associated with different local objectives. Figure S4 pairs classification accuracy with detected-to-input power and the fraction of small hidden outputs. The power-regularized control directs more input power to detected ports, while the depth profiles reveal how the local objectives distribute activity through the network; fitting sparse targets routes light into filtered ports. Figure S5 evaluates accuracy retention under 19 non-ideality conditions without adaptation to the evaluation chip. Here</w:t>
+        <w:t xml:space="preserve">The secondary amplitude-encoding controls characterize the optical operating conditions associated with different local objectives. Figure S4 pairs classification accuracy with detected-to-input power and the fraction of small hidden outputs. The power-regularized control directs more input power to detected ports, while the depth profiles reveal how the local objectives distribute activity through the network; fitting sparse targets routes light into filtered ports. Figure S5 evaluates accuracy retention under 19 non-ideality conditions without adaptation to the evaluation chip. Here</w:t>
       </w:r>
       <w:r>
         <w:t xml:space="preserve"> </w:t>
@@ -52734,7 +52725,7 @@
         <w:t xml:space="preserve"> </w:t>
       </w:r>
       <w:r>
-        <w:t xml:space="preserve">is each network’s non-ideal accuracy divided by its ideal accuracy, so the retention ratio and absolute accuracy describe different aspects of transfer performance. Annealing the teacher weight toward EMA self-distillation targets (P1–P3, Sec. S1) does not substitute for the teacher in hidden layers under local updates (their errors match those of the truncated teacher within</w:t>
+        <w:t xml:space="preserve">is each network’s non-ideal accuracy divided by its ideal accuracy, so the retention ratio and absolute accuracy describe different aspects of transfer performance. Annealing the teacher weight toward EMA self-distillation targets (P1–P3, Sec. S1) does not substitute for the teacher in hidden layers under local updates (their errors match those of the truncated teacher within</w:t>
       </w:r>
       <w:r>
         <w:t xml:space="preserve"> </w:t>
@@ -52774,7 +52765,7 @@
         <w:t xml:space="preserve"> </w:t>
       </w:r>
       <w:r>
-        <w:t xml:space="preserve">measures offline transfer to chips with static errors, not on-chip training, and E2E combines the highest retention with the highest absolute accuracy (Table S25).</w:t>
+        <w:t xml:space="preserve">measures offline transfer to chips with static errors, not on-chip training, and E2E combines the highest retention with the highest absolute accuracy (Table S25).</w:t>
       </w:r>
     </w:p>
     <w:p>
@@ -52837,7 +52828,7 @@
         <w:pStyle w:val="12FigureCaptionLong"/>
       </w:pPr>
       <w:r>
-        <w:t xml:space="preserve">Fig. S4. Exploratory optical-power diagnostics with amplitude encoding and native assignment. (a) Fashion-MNIST accuracy for local-update variants, untrained hidden layers and E2E training; dots are seeds 100–102 and vertical bars are their means. (b) Detected-to-input power per hidden layer on Fashion-MNIST. (c) Fraction of hidden outputs below</w:t>
+        <w:t xml:space="preserve">Fig. S4. Exploratory optical-power diagnostics with amplitude encoding and native assignment. (a) Fashion-MNIST accuracy for local-update variants, untrained hidden layers and E2E training; dots are seeds 100–102 and vertical bars are their means. (b) Detected-to-input power per hidden layer on Fashion-MNIST. (c) Fraction of hidden outputs below</w:t>
       </w:r>
       <w:r>
         <w:t xml:space="preserve"> </w:t>
@@ -53029,7 +53020,7 @@
         <w:pStyle w:val="12FigureCaptionLong"/>
       </w:pPr>
       <w:r>
-        <w:t xml:space="preserve">Fig. S5. Offline accuracy retention</w:t>
+        <w:t xml:space="preserve">Fig. S5. Offline accuracy retention</w:t>
       </w:r>
       <w:r>
         <w:t xml:space="preserve"> </w:t>
@@ -53043,7 +53034,7 @@
         <w:t xml:space="preserve"> </w:t>
       </w:r>
       <w:r>
-        <w:t xml:space="preserve">under 19 non-ideality conditions, with amplitude encoding and native assignment. Values are means over seeds 100–102 of each model’s non-ideal-to-ideal accuracy ratio. Each non-ideal evaluation averages three chip realizations, with two measurement-noise repetitions when applicable. Parameters are not fine-tuned to the evaluation chip. B1, B2-CH, B5, P2 and P3 denote the methods defined in Sec. S1.</w:t>
+        <w:t xml:space="preserve">under 19 non-ideality conditions, with amplitude encoding and native assignment. Values are means over seeds 100–102 of each model’s non-ideal-to-ideal accuracy ratio. Each non-ideal evaluation averages three chip realizations, with two measurement-noise repetitions when applicable. Parameters are not fine-tuned to the evaluation chip. B1, B2-CH, B5, P2 and P3 denote the methods defined in Sec. S1.</w:t>
       </w:r>
     </w:p>
     <w:p>
@@ -53052,7 +53043,7 @@
         <w:keepNext/>
       </w:pPr>
       <w:r>
-        <w:t xml:space="preserve">Table S25. Joint non-ideality (4-bit phases,</w:t>
+        <w:t xml:space="preserve">Table S25. Joint non-ideality (4-bit phases,</w:t>
       </w:r>
       <w:r>
         <w:t xml:space="preserve"> </w:t>
@@ -53174,6 +53165,7 @@
       <w:tr>
         <w:trPr>
           <w:cantSplit/>
+          <w:tblHeader/>
         </w:trPr>
         <w:tc>
           <w:tcPr>
@@ -53237,6 +53229,7 @@
       <w:tr>
         <w:trPr>
           <w:cantSplit/>
+          <w:tblHeader/>
         </w:trPr>
         <w:tc>
           <w:tcPr>
@@ -53921,7 +53914,7 @@
               <w:rPr>
                 <w:sz w:val="16"/>
               </w:rPr>
-              <w:t xml:space="preserve">self-dist. [P2]</w:t>
+              <w:t xml:space="preserve">self-dist. [P2]</w:t>
             </w:r>
           </w:p>
         </w:tc>
@@ -54172,7 +54165,7 @@
         <w:pStyle w:val="09BodyFirstParagraph"/>
       </w:pPr>
       <w:r>
-        <w:t xml:space="preserve">Table S26 compares our model with Ref. [14] and its supplement [1]. We use the reported layer widths,</w:t>
+        <w:t xml:space="preserve">Table S26 compares our model with Ref. [14] and its supplement [1]. We use the reported layer widths,</w:t>
       </w:r>
       <w:r>
         <w:t xml:space="preserve"> </w:t>
@@ -54195,7 +54188,7 @@
         <w:t xml:space="preserve"> </w:t>
       </w:r>
       <w:r>
-        <w:t xml:space="preserve">Reck blocks with 15 phases each (3 output phases are inert under intensity detection, so 12 phases per block matter), port filtering for reduction and a three-module summed output layer; these reproduce the reported phase counts (3600 and 4080), which were used to calibrate the reconstruction and are therefore not independent evidence. Two choices are not determined by the main text of Ref. [14]. First, it encodes normalized features as field amplitudes,</w:t>
+        <w:t xml:space="preserve">Reck blocks with 15 phases each (3 output phases are inert under intensity detection, so 12 phases per block matter), port filtering for reduction and a three-module summed output layer; these reproduce the reported phase counts (3600 and 4080), which were used to calibrate the reconstruction and are therefore not independent evidence. Two choices are not determined by the main text of Ref. [14]. First, it encodes normalized features as field amplitudes,</w:t>
       </w:r>
       <w:r>
         <w:t xml:space="preserve"> </w:t>
@@ -54236,7 +54229,7 @@
         <w:t xml:space="preserve"> </w:t>
       </w:r>
       <w:r>
-        <w:t xml:space="preserve">in its Eq. (6), whereas Eq. (S57) of the supplement loads</w:t>
+        <w:t xml:space="preserve">in its Eq. (6), whereas Eq. (S57) of the supplement loads</w:t>
       </w:r>
       <w:r>
         <w:t xml:space="preserve"> </w:t>
@@ -54267,7 +54260,7 @@
         </m:rad>
       </m:oMath>
       <w:r>
-        <w:t xml:space="preserve">, i.e. intensity encoding. Intensity encoding is therefore the reference setting; the amplitude-encoded network, with which the internally pre-specified experiments were run before the supplement was available to us, is reported as a second architecture. Second, Eq. (S57) has no electronic gain or clipping, while the main text mentions an electronic activation and normalization to</w:t>
+        <w:t xml:space="preserve">, i.e. intensity encoding. Intensity encoding is therefore the reference setting; the amplitude-encoded network, with which the internally pre-specified experiments were run before the supplement was available to us, is reported as a second architecture. Second, Eq. (S57) has no electronic gain or clipping, while the main text mentions an electronic activation and normalization to</w:t>
       </w:r>
       <w:r>
         <w:t xml:space="preserve"> </w:t>
@@ -54455,7 +54448,7 @@
         </m:r>
       </m:oMath>
       <w:r>
-        <w:t xml:space="preserve">% with intensity encoding and the native and optimized assignment). For the unclipped model of Eq. (S57),</w:t>
+        <w:t xml:space="preserve">% with intensity encoding and the native and optimized assignment). For the unclipped model of Eq. (S57),</w:t>
       </w:r>
       <w:r>
         <w:t xml:space="preserve"> </w:t>
@@ -54565,7 +54558,7 @@
         <w:keepNext/>
       </w:pPr>
       <w:r>
-        <w:t xml:space="preserve">Table S26. Reconstruction compared with Ref. [14] (main text, M) and its Supplement 1 [1] (S). Accuracies are test accuracies in % (MNIST / Fashion-MNIST); ours under the 7000/3000 protocol of Ref. [14], mean of three seeds, with intensity encoding (reference) and, in brackets, amplitude encoding. Teacher accuracies do not depend on the encoding.</w:t>
+        <w:t xml:space="preserve">Table S26. Reconstruction compared with Ref. [14] (main text, M) and its Supplement 1 [1] (S). Accuracies are test accuracies in % (MNIST / Fashion-MNIST); ours under the 7000/3000 protocol of Ref. [14], mean of three seeds, with intensity encoding (reference) and, in brackets, amplitude encoding. Teacher accuracies do not depend on the encoding.</w:t>
       </w:r>
     </w:p>
     <w:tbl>
@@ -54636,7 +54629,7 @@
               <w:rPr>
                 <w:sz w:val="16"/>
               </w:rPr>
-              <w:t xml:space="preserve">Ref. [14]</w:t>
+              <w:t xml:space="preserve">Ref. [14]</w:t>
             </w:r>
           </w:p>
         </w:tc>
@@ -54861,7 +54854,7 @@
               <w:rPr>
                 <w:sz w:val="16"/>
               </w:rPr>
-              <w:t xml:space="preserve">(M); Eq. (S58) ambiguous</w:t>
+              <w:t xml:space="preserve">(M); Eq. (S58) ambiguous</w:t>
             </w:r>
           </w:p>
         </w:tc>
@@ -54985,7 +54978,7 @@
               <w:rPr>
                 <w:sz w:val="16"/>
               </w:rPr>
-              <w:t xml:space="preserve">(M, Eq. 6);</w:t>
+              <w:t xml:space="preserve">(M, Eq. 6);</w:t>
             </w:r>
             <w:r>
               <w:rPr>
@@ -55037,7 +55030,7 @@
               <w:rPr>
                 <w:sz w:val="16"/>
               </w:rPr>
-              <w:t xml:space="preserve">(S, Eq. S57)</w:t>
+              <w:t xml:space="preserve">(S, Eq. S57)</w:t>
             </w:r>
           </w:p>
         </w:tc>
@@ -55199,7 +55192,7 @@
               <w:rPr>
                 <w:sz w:val="16"/>
               </w:rPr>
-              <w:t xml:space="preserve">(M); none in Eq. (S57)</w:t>
+              <w:t xml:space="preserve">(M); none in Eq. (S57)</w:t>
             </w:r>
           </w:p>
         </w:tc>
@@ -55584,7 +55577,7 @@
               <w:rPr>
                 <w:sz w:val="16"/>
               </w:rPr>
-              <w:t xml:space="preserve">99.4 / 94.73 (M, Table 1)</w:t>
+              <w:t xml:space="preserve">99.4 / 94.73 (M, Table 1)</w:t>
             </w:r>
           </w:p>
         </w:tc>
@@ -55732,7 +55725,7 @@
               <w:rPr>
                 <w:sz w:val="16"/>
               </w:rPr>
-              <w:t xml:space="preserve">98.87 / 94.73 (M, Table 1)</w:t>
+              <w:t xml:space="preserve">98.87 / 94.73 (M, Table 1)</w:t>
             </w:r>
           </w:p>
         </w:tc>
@@ -56064,7 +56057,7 @@
               <w:rPr>
                 <w:sz w:val="16"/>
               </w:rPr>
-              <w:t xml:space="preserve">90.67 / 91.33 (M, Table 1)</w:t>
+              <w:t xml:space="preserve">90.67 / 91.33 (M, Table 1)</w:t>
             </w:r>
           </w:p>
         </w:tc>
@@ -56402,7 +56395,7 @@
               <w:rPr>
                 <w:sz w:val="16"/>
               </w:rPr>
-              <w:t xml:space="preserve">(Table S21)</w:t>
+              <w:t xml:space="preserve">(Table S21)</w:t>
             </w:r>
           </w:p>
         </w:tc>
@@ -56647,7 +56640,7 @@
         <w:pStyle w:val="10BodySubsequentParagraph"/>
       </w:pPr>
       <w:r>
-        <w:t xml:space="preserve">With the zeroth-order estimators and budgets we tested, our reconstruction does not reproduce the advantage of layer-wise distillation over non-distilled forward-difference training reported in Ref. [14]. At equal measurement count, which for SPSA also means equal time under the convention of Ref. [1] (Sec. S6), LD-chain-SPSA with the electronic teacher does not exceed E2E-SPSA in any of our settings. In the 7000/3000 protocol of Ref. [14] with intensity encoding, 20 epochs correspond to only</w:t>
+        <w:t xml:space="preserve">With the zeroth-order estimators and budgets we tested, our reconstruction does not reproduce the advantage of layer-wise distillation over non-distilled forward-difference training reported in Ref. [14]. At equal measurement count, which for SPSA also means equal time under the convention of Ref. [1] (Sec. S6), LD-chain-SPSA with the electronic teacher does not exceed E2E-SPSA in any of our settings. In the 7000/3000 protocol of Ref. [14] with intensity encoding, 20 epochs correspond to only</w:t>
       </w:r>
       <w:r>
         <w:t xml:space="preserve"> </w:t>
@@ -56763,7 +56756,7 @@
         </m:r>
       </m:oMath>
       <w:r>
-        <w:t xml:space="preserve"> pp with the native and</w:t>
+        <w:t xml:space="preserve"> pp with the native and</w:t>
       </w:r>
       <w:r>
         <w:t xml:space="preserve"> </w:t>
@@ -56854,7 +56847,7 @@
         </m:r>
       </m:oMath>
       <w:r>
-        <w:t xml:space="preserve"> pp with the optimized assignment, three seeds). With the number of updates matched to the full-data runs (154 epochs,</w:t>
+        <w:t xml:space="preserve"> pp with the optimized assignment, three seeds). With the number of updates matched to the full-data runs (154 epochs,</w:t>
       </w:r>
       <w:r>
         <w:t xml:space="preserve"> </w:t>
@@ -56956,7 +56949,7 @@
         </m:r>
       </m:oMath>
       <w:r>
-        <w:t xml:space="preserve"> pp, native assignment), so part of the 20-epoch deficit reflects the small budget. Our coordinate-wise comparison approximates, but does not exactly reproduce, the per-coordinate scheme with momentum of Ref. [1]. This is a failure to reproduce, not a demonstration that the original result is wrong, because our reconstruction differs in the front end, the output layer and possibly the training details (Table S26). Under the 7000/3000 protocol with intensity encoding and the native assignment, per data set and method: our teacher is</w:t>
+        <w:t xml:space="preserve"> pp, native assignment), so part of the 20-epoch deficit reflects the small budget. Our coordinate-wise comparison approximates, but does not exactly reproduce, the per-coordinate scheme with momentum of Ref. [1]. This is a failure to reproduce, not a demonstration that the original result is wrong, because our reconstruction differs in the front end, the output layer and possibly the training details (Table S26). Under the 7000/3000 protocol with intensity encoding and the native assignment, per data set and method: our teacher is</w:t>
       </w:r>
       <w:r>
         <w:t xml:space="preserve"> </w:t>
@@ -57187,7 +57180,7 @@
         </m:r>
       </m:oMath>
       <w:r>
-        <w:t xml:space="preserve">). The weaker Fashion-MNIST teacher can account for part of the LD-chain difference but not for all of it, and testing other explanations would require controlled experiments with the original front end. In terms of the teacher-recovery ratio of Table 1 of Ref. [14] (99–100%), with intensity encoding our LD-G recovers</w:t>
+        <w:t xml:space="preserve">). The weaker Fashion-MNIST teacher can account for part of the LD-chain difference but not for all of it, and testing other explanations would require controlled experiments with the original front end. In terms of the teacher-recovery ratio of Table 1 of Ref. [14] (99–100%), with intensity encoding our LD-G recovers</w:t>
       </w:r>
       <w:r>
         <w:t xml:space="preserve"> </w:t>
@@ -57250,7 +57243,7 @@
         </m:r>
       </m:oMath>
       <w:r>
-        <w:t xml:space="preserve">% with the optimized assignment). Training with the global gradient is therefore one possible explanation of part of the difference; Ref. [14] describes both local updates and</w:t>
+        <w:t xml:space="preserve">% with the optimized assignment). Training with the global gradient is therefore one possible explanation of part of the difference; Ref. [14] describes both local updates and</w:t>
       </w:r>
       <w:r>
         <w:t xml:space="preserve"> </w:t>
@@ -57259,7 +57252,7 @@
         <w:t xml:space="preserve">“end-to-end optimization”</w:t>
       </w:r>
       <w:r>
-        <w:t xml:space="preserve">, and which regime produced its numerical results cannot be decided from the publication. The unit-to-port assignment, not discussed in Ref. [14], strongly affects layer-wise training in our simulations. The on-chip experiment of Ref. [14] is outside our scope.</w:t>
+        <w:t xml:space="preserve">, and which regime produced its numerical results cannot be decided from the publication. The unit-to-port assignment, not discussed in Ref. [14], strongly affects layer-wise training in our simulations. The on-chip experiment of Ref. [14] is outside our scope.</w:t>
       </w:r>
     </w:p>
     <w:bookmarkEnd w:id="38"/>
@@ -57525,7 +57518,7 @@
         </m:r>
       </m:oMath>
       <w:r>
-        <w:t xml:space="preserve"> pp margin; H3 compares retention</w:t>
+        <w:t xml:space="preserve"> pp margin; H3 compares retention</w:t>
       </w:r>
       <w:r>
         <w:t xml:space="preserve"> </w:t>
@@ -57590,7 +57583,7 @@
         </m:r>
       </m:oMath>
       <w:r>
-        <w:t xml:space="preserve"> pp margin. Table S27 follows the frozen seed rule: H1a uses seeds 100–106, whereas H3, H4, H5a and H5b use 100–102. Table S28 adds seeds 103–106 to the latter tests post hoc; H1a is unchanged. Both tables report effect sizes and raw and Holm-adjusted</w:t>
+        <w:t xml:space="preserve"> pp margin. Table S27 follows the frozen seed rule: H1a uses seeds 100–106, whereas H3, H4, H5a and H5b use 100–102. Table S28 adds seeds 103–106 to the latter tests post hoc; H1a is unchanged. Both tables report effect sizes and raw and Holm-adjusted</w:t>
       </w:r>
       <w:r>
         <w:t xml:space="preserve"> </w:t>
@@ -57633,7 +57626,7 @@
         <w:keepNext/>
       </w:pPr>
       <w:r>
-        <w:t xml:space="preserve">Table S27. Internally pre-specified tests (differences in pp; H3:</w:t>
+        <w:t xml:space="preserve">Table S27. Internally pre-specified tests (differences in pp; H3:</w:t>
       </w:r>
       <w:r>
         <w:t xml:space="preserve"> </w:t>
@@ -60087,7 +60080,7 @@
         <w:keepNext/>
       </w:pPr>
       <w:r>
-        <w:t xml:space="preserve">Table S28. Post hoc extension of the tests to seven seeds. Hypothesis definitions and units are the same as in the preceding table;</w:t>
+        <w:t xml:space="preserve">Table S28. Post hoc extension of the tests to seven seeds. Hypothesis definitions and units are the same as in the preceding table;</w:t>
       </w:r>
       <w:r>
         <w:t xml:space="preserve"> </w:t>
@@ -62660,7 +62653,7 @@
         <w:t xml:space="preserve"> </w:t>
       </w:r>
       <w:r>
-        <w:t xml:space="preserve">Table S29 lists every interpretation rule written before the corresponding analysis, the result, the conclusion it permits and deviations. An internally pre-specified rule constrains the analysis; it does not by itself establish the scientific claim.</w:t>
+        <w:t xml:space="preserve">Table S29 lists every interpretation rule written before the corresponding analysis, the result, the conclusion it permits and deviations. An internally pre-specified rule constrains the analysis; it does not by itself establish the scientific claim.</w:t>
       </w:r>
     </w:p>
     <w:p>
@@ -62669,7 +62662,7 @@
         <w:keepNext/>
       </w:pPr>
       <w:r>
-        <w:t xml:space="preserve">Table S29. Audit of internally pre-specified interpretation rules.</w:t>
+        <w:t xml:space="preserve">Table S29. Audit of internally pre-specified interpretation rules.</w:t>
       </w:r>
     </w:p>
     <w:tbl>
@@ -63156,7 +63149,7 @@
               <w:rPr>
                 <w:sz w:val="16"/>
               </w:rPr>
-              <w:t xml:space="preserve"> pp </w:t>
+              <w:t xml:space="preserve"> pp </w:t>
             </w:r>
             <m:oMath>
               <m:r>
@@ -63328,7 +63321,7 @@
               <w:rPr>
                 <w:sz w:val="16"/>
               </w:rPr>
-              <w:t xml:space="preserve"> pp; LD-TF</w:t>
+              <w:t xml:space="preserve"> pp; LD-TF</w:t>
             </w:r>
             <w:r>
               <w:rPr>
@@ -63479,7 +63472,7 @@
               <w:rPr>
                 <w:sz w:val="16"/>
               </w:rPr>
-              <w:t xml:space="preserve"> pp </w:t>
+              <w:t xml:space="preserve"> pp </w:t>
             </w:r>
             <m:oMath>
               <m:r>
@@ -63576,7 +63569,7 @@
               <w:rPr>
                 <w:sz w:val="16"/>
               </w:rPr>
-              <w:t xml:space="preserve"> pp; intensity:</w:t>
+              <w:t xml:space="preserve"> pp; intensity:</w:t>
             </w:r>
             <w:r>
               <w:rPr>
@@ -63610,7 +63603,7 @@
               <w:rPr>
                 <w:sz w:val="16"/>
               </w:rPr>
-              <w:t xml:space="preserve"> pp</w:t>
+              <w:t xml:space="preserve"> pp</w:t>
             </w:r>
           </w:p>
         </w:tc>
@@ -64324,7 +64317,7 @@
               <w:rPr>
                 <w:sz w:val="16"/>
               </w:rPr>
-              <w:t xml:space="preserve"> pp, LD-TF</w:t>
+              <w:t xml:space="preserve"> pp, LD-TF</w:t>
             </w:r>
             <w:r>
               <w:rPr>
@@ -64407,7 +64400,7 @@
               <w:rPr>
                 <w:sz w:val="16"/>
               </w:rPr>
-              <w:t xml:space="preserve"> pp</w:t>
+              <w:t xml:space="preserve"> pp</w:t>
             </w:r>
           </w:p>
         </w:tc>
@@ -64556,7 +64549,7 @@
               <w:rPr>
                 <w:sz w:val="16"/>
               </w:rPr>
-              <w:t xml:space="preserve"> pp and LD-chain</w:t>
+              <w:t xml:space="preserve"> pp and LD-chain</w:t>
             </w:r>
             <w:r>
               <w:rPr>
@@ -64608,7 +64601,7 @@
               <w:rPr>
                 <w:sz w:val="16"/>
               </w:rPr>
-              <w:t xml:space="preserve"> pp</w:t>
+              <w:t xml:space="preserve"> pp</w:t>
             </w:r>
           </w:p>
         </w:tc>
@@ -65038,7 +65031,7 @@
               <w:rPr>
                 <w:sz w:val="16"/>
               </w:rPr>
-              <w:t xml:space="preserve"> pp </w:t>
+              <w:t xml:space="preserve"> pp </w:t>
             </w:r>
             <m:oMath>
               <m:r>
@@ -65208,7 +65201,7 @@
               <w:rPr>
                 <w:sz w:val="16"/>
               </w:rPr>
-              <w:t xml:space="preserve"> pp;</w:t>
+              <w:t xml:space="preserve"> pp;</w:t>
             </w:r>
             <w:r>
               <w:rPr>
@@ -65472,7 +65465,7 @@
               <w:rPr>
                 <w:sz w:val="16"/>
               </w:rPr>
-              <w:t xml:space="preserve"> pp </w:t>
+              <w:t xml:space="preserve"> pp </w:t>
             </w:r>
             <m:oMath>
               <m:r>
@@ -65495,7 +65488,7 @@
               <w:rPr>
                 <w:sz w:val="16"/>
               </w:rPr>
-              <w:t xml:space="preserve">“within 1 pp”</w:t>
+              <w:t xml:space="preserve">“within 1 pp”</w:t>
             </w:r>
             <w:r>
               <w:rPr>
@@ -65940,7 +65933,7 @@
               <w:rPr>
                 <w:sz w:val="16"/>
               </w:rPr>
-              <w:t xml:space="preserve">within 1 pp; SPSA behind (F-MNIST) / indistinguishable (MNIST); LD-TF partial / recovered</w:t>
+              <w:t xml:space="preserve">within 1 pp; SPSA behind (F-MNIST) / indistinguishable (MNIST); LD-TF partial / recovered</w:t>
             </w:r>
           </w:p>
         </w:tc>
@@ -66013,7 +66006,7 @@
               <w:rPr>
                 <w:sz w:val="16"/>
               </w:rPr>
-              <w:t xml:space="preserve">see Table S16</w:t>
+              <w:t xml:space="preserve">see Table S16</w:t>
             </w:r>
           </w:p>
         </w:tc>
@@ -66525,7 +66518,7 @@
               <w:rPr>
                 <w:sz w:val="16"/>
               </w:rPr>
-              <w:t xml:space="preserve">none; sensitivity analysis only (Sec. S6)</w:t>
+              <w:t xml:space="preserve">none; sensitivity analysis only (Sec. S6)</w:t>
             </w:r>
           </w:p>
         </w:tc>
@@ -67021,7 +67014,7 @@
               <w:rPr>
                 <w:sz w:val="16"/>
               </w:rPr>
-              <w:t xml:space="preserve"> pp and LD-chain</w:t>
+              <w:t xml:space="preserve"> pp and LD-chain</w:t>
             </w:r>
             <w:r>
               <w:rPr>
@@ -67073,7 +67066,7 @@
               <w:rPr>
                 <w:sz w:val="16"/>
               </w:rPr>
-              <w:t xml:space="preserve"> pp with student seeds</w:t>
+              <w:t xml:space="preserve"> pp with student seeds</w:t>
             </w:r>
             <w:r>
               <w:rPr>
@@ -67442,7 +67435,7 @@
               <w:rPr>
                 <w:sz w:val="16"/>
               </w:rPr>
-              <w:t xml:space="preserve">Table S24;</w:t>
+              <w:t xml:space="preserve">Table S24;</w:t>
             </w:r>
             <w:r>
               <w:rPr>
@@ -68486,7 +68479,7 @@
               <w:rPr>
                 <w:sz w:val="16"/>
               </w:rPr>
-              <w:t xml:space="preserve">superseded by the checked residual duals (Sec. S2.3)</w:t>
+              <w:t xml:space="preserve">superseded by the checked residual duals (Sec. S2.3)</w:t>
             </w:r>
           </w:p>
         </w:tc>
@@ -68636,7 +68629,7 @@
               <w:rPr>
                 <w:sz w:val="16"/>
               </w:rPr>
-              <w:t xml:space="preserve">post hoc correction and strengthening of an earlier estimate; affine PSD estimates remain diagnostic (Sec. S4)</w:t>
+              <w:t xml:space="preserve">post hoc correction and strengthening of an earlier estimate; affine PSD estimates remain diagnostic (Sec. S4)</w:t>
             </w:r>
           </w:p>
         </w:tc>
@@ -68874,7 +68867,7 @@
               <w:rPr>
                 <w:sz w:val="16"/>
               </w:rPr>
-              <w:t xml:space="preserve">all positive; three clipped certificates on large-gain intervals change by up to</w:t>
+              <w:t xml:space="preserve">all positive; three clipped certificates on large-gain intervals change by up to</w:t>
             </w:r>
             <w:r>
               <w:rPr>
@@ -68900,7 +68893,7 @@
               <w:rPr>
                 <w:sz w:val="16"/>
               </w:rPr>
-              <w:t xml:space="preserve">(large Frank–Wolfe gaps, Sec. S2.4), all others by at most</w:t>
+              <w:t xml:space="preserve">(large Frank–Wolfe gaps, Sec. S2.4), all others by at most</w:t>
             </w:r>
             <w:r>
               <w:rPr>
@@ -69532,7 +69525,7 @@
     </w:tbl>
     <w:p>
       <w:pPr>
-        <w:pStyle w:val="25ReferenceSectionHeader"/>
+        <w:pStyle w:val="23ReferenceSectionHeader"/>
         <w:keepNext/>
       </w:pPr>
       <w:r>
@@ -69541,10 +69534,10 @@
     </w:p>
     <w:p>
       <w:pPr>
-        <w:pStyle w:val="26References"/>
+        <w:pStyle w:val="24References"/>
       </w:pPr>
       <w:r>
-        <w:t xml:space="preserve">K. Di, F. Yu, S. Chen</w:t>
+        <w:t xml:space="preserve">K. Di, F. Yu, S. Chen</w:t>
       </w:r>
       <w:r>
         <w:t xml:space="preserve"> </w:t>
@@ -69554,7 +69547,7 @@
           <w:i/>
           <w:iCs/>
         </w:rPr>
-        <w:t xml:space="preserve">et al.</w:t>
+        <w:t xml:space="preserve">et al.</w:t>
       </w:r>
       <w:r>
         <w:t xml:space="preserve">,</w:t>
@@ -69595,10 +69588,10 @@
     </w:p>
     <w:p>
       <w:pPr>
-        <w:pStyle w:val="26References"/>
+        <w:pStyle w:val="24References"/>
       </w:pPr>
       <w:r>
-        <w:t xml:space="preserve">C. Frenkel, M. Lefebvre, and D. Bol,</w:t>
+        <w:t xml:space="preserve">C. Frenkel, M. Lefebvre, and D. Bol,</w:t>
       </w:r>
       <w:r>
         <w:t xml:space="preserve"> </w:t>
@@ -69646,16 +69639,16 @@
     </w:p>
     <w:p>
       <w:pPr>
-        <w:pStyle w:val="26References"/>
+        <w:pStyle w:val="24References"/>
       </w:pPr>
       <w:r>
-        <w:t xml:space="preserve">A. N</w:t>
+        <w:t xml:space="preserve">A. N</w:t>
       </w:r>
       <w:r>
         <w:t xml:space="preserve">ø</w:t>
       </w:r>
       <w:r>
-        <w:t xml:space="preserve">kland and L. H. Eidnes,</w:t>
+        <w:t xml:space="preserve">kland and L. H. Eidnes,</w:t>
       </w:r>
       <w:r>
         <w:t xml:space="preserve"> </w:t>
@@ -69703,7 +69696,7 @@
         <w:t xml:space="preserve"> </w:t>
       </w:r>
       <w:r>
-        <w:t xml:space="preserve">vol. 97 of</w:t>
+        <w:t xml:space="preserve">vol. 97 of</w:t>
       </w:r>
       <w:r>
         <w:t xml:space="preserve"> </w:t>
@@ -69724,10 +69717,10 @@
     </w:p>
     <w:p>
       <w:pPr>
-        <w:pStyle w:val="26References"/>
+        <w:pStyle w:val="24References"/>
       </w:pPr>
       <w:r>
-        <w:t xml:space="preserve">A. Tarvainen and H. Valpola,</w:t>
+        <w:t xml:space="preserve">A. Tarvainen and H. Valpola,</w:t>
       </w:r>
       <w:r>
         <w:t xml:space="preserve"> </w:t>
@@ -69772,10 +69765,10 @@
     </w:p>
     <w:p>
       <w:pPr>
-        <w:pStyle w:val="26References"/>
+        <w:pStyle w:val="24References"/>
       </w:pPr>
       <w:r>
-        <w:t xml:space="preserve">L. Zhang, J. Song, A. Gao</w:t>
+        <w:t xml:space="preserve">L. Zhang, J. Song, A. Gao</w:t>
       </w:r>
       <w:r>
         <w:t xml:space="preserve"> </w:t>
@@ -69785,7 +69778,7 @@
           <w:i/>
           <w:iCs/>
         </w:rPr>
-        <w:t xml:space="preserve">et al.</w:t>
+        <w:t xml:space="preserve">et al.</w:t>
       </w:r>
       <w:r>
         <w:t xml:space="preserve">,</w:t>
@@ -69841,10 +69834,10 @@
     </w:p>
     <w:p>
       <w:pPr>
-        <w:pStyle w:val="26References"/>
+        <w:pStyle w:val="24References"/>
       </w:pPr>
       <w:r>
-        <w:t xml:space="preserve">Y. LeCun, L. Bottou, Y. Bengio</w:t>
+        <w:t xml:space="preserve">Y. LeCun, L. Bottou, Y. Bengio</w:t>
       </w:r>
       <w:r>
         <w:t xml:space="preserve"> </w:t>
@@ -69854,7 +69847,7 @@
           <w:i/>
           <w:iCs/>
         </w:rPr>
-        <w:t xml:space="preserve">et al.</w:t>
+        <w:t xml:space="preserve">et al.</w:t>
       </w:r>
       <w:r>
         <w:t xml:space="preserve">,</w:t>
@@ -69899,10 +69892,10 @@
     </w:p>
     <w:p>
       <w:pPr>
-        <w:pStyle w:val="26References"/>
+        <w:pStyle w:val="24References"/>
       </w:pPr>
       <w:r>
-        <w:t xml:space="preserve">H. Xiao, K. Rasul, and R. Vollgraf,</w:t>
+        <w:t xml:space="preserve">H. Xiao, K. Rasul, and R. Vollgraf,</w:t>
       </w:r>
       <w:r>
         <w:t xml:space="preserve"> </w:t>
@@ -69937,10 +69930,10 @@
     </w:p>
     <w:p>
       <w:pPr>
-        <w:pStyle w:val="26References"/>
+        <w:pStyle w:val="24References"/>
       </w:pPr>
       <w:r>
-        <w:t xml:space="preserve">A. Krizhevsky,</w:t>
+        <w:t xml:space="preserve">A. Krizhevsky,</w:t>
       </w:r>
       <w:r>
         <w:t xml:space="preserve"> </w:t>
@@ -69957,7 +69950,7 @@
     </w:p>
     <w:p>
       <w:pPr>
-        <w:pStyle w:val="26References"/>
+        <w:pStyle w:val="24References"/>
       </w:pPr>
       <w:r>
         <w:t xml:space="preserve">Jakobovski,</w:t>
@@ -69988,10 +69981,10 @@
     </w:p>
     <w:p>
       <w:pPr>
-        <w:pStyle w:val="26References"/>
+        <w:pStyle w:val="24References"/>
       </w:pPr>
       <w:r>
-        <w:t xml:space="preserve">B. O’Donoghue and E. Cand</w:t>
+        <w:t xml:space="preserve">B. O’Donoghue and E. Cand</w:t>
       </w:r>
       <w:r>
         <w:t xml:space="preserve">è</w:t>
@@ -70039,10 +70032,10 @@
     </w:p>
     <w:p>
       <w:pPr>
-        <w:pStyle w:val="26References"/>
+        <w:pStyle w:val="24References"/>
       </w:pPr>
       <w:r>
-        <w:t xml:space="preserve">A. Beck and M. Teboulle,</w:t>
+        <w:t xml:space="preserve">A. Beck and M. Teboulle,</w:t>
       </w:r>
       <w:r>
         <w:t xml:space="preserve"> </w:t>
@@ -70084,10 +70077,10 @@
     </w:p>
     <w:p>
       <w:pPr>
-        <w:pStyle w:val="26References"/>
+        <w:pStyle w:val="24References"/>
       </w:pPr>
       <w:r>
-        <w:t xml:space="preserve">M. Jaggi,</w:t>
+        <w:t xml:space="preserve">M. Jaggi,</w:t>
       </w:r>
       <w:r>
         <w:t xml:space="preserve"> </w:t>
@@ -70144,7 +70137,7 @@
         <w:t xml:space="preserve"> </w:t>
       </w:r>
       <w:r>
-        <w:t xml:space="preserve">vol. 28 of</w:t>
+        <w:t xml:space="preserve">vol. 28 of</w:t>
       </w:r>
       <w:r>
         <w:t xml:space="preserve"> </w:t>
@@ -70165,10 +70158,10 @@
     </w:p>
     <w:p>
       <w:pPr>
-        <w:pStyle w:val="26References"/>
+        <w:pStyle w:val="24References"/>
       </w:pPr>
       <w:r>
-        <w:t xml:space="preserve">N. J. Higham,</w:t>
+        <w:t xml:space="preserve">N. J. Higham,</w:t>
       </w:r>
       <w:r>
         <w:t xml:space="preserve"> </w:t>
@@ -70195,10 +70188,10 @@
     </w:p>
     <w:p>
       <w:pPr>
-        <w:pStyle w:val="26References"/>
+        <w:pStyle w:val="24References"/>
       </w:pPr>
       <w:r>
-        <w:t xml:space="preserve">K. Di, F. Yu, S. Chen</w:t>
+        <w:t xml:space="preserve">K. Di, F. Yu, S. Chen</w:t>
       </w:r>
       <w:r>
         <w:t xml:space="preserve"> </w:t>
@@ -70208,7 +70201,7 @@
           <w:i/>
           <w:iCs/>
         </w:rPr>
-        <w:t xml:space="preserve">et al.</w:t>
+        <w:t xml:space="preserve">et al.</w:t>
       </w:r>
       <w:r>
         <w:t xml:space="preserve">,</w:t>
@@ -72857,6 +72850,45 @@
       <w:szCs w:val="18"/>
     </w:rPr>
   </w:style>
+  <w:style w:type="paragraph" w:customStyle="1" w:styleId="02AuthorSupplement">
+    <w:name w:val="02. Author Supplement"/>
+    <w:basedOn w:val="02Author-BOE"/>
+    <w:next w:val="03AuthorAffiliation"/>
+    <w:qFormat/>
+    <w:rsid w:val="00B7453C"/>
+    <w:rPr>
+      <w:color w:val="000000" w:themeColor="text1"/>
+    </w:rPr>
+  </w:style>
+  <w:style w:type="paragraph" w:customStyle="1" w:styleId="23ReferenceSectionHeader">
+    <w:name w:val="23. Reference Section Header"/>
+    <w:next w:val="24References"/>
+    <w:qFormat/>
+    <w:rsid w:val="007F35CC"/>
+    <w:pPr>
+      <w:spacing w:before="120" w:after="120" w:line="240" w:lineRule="auto"/>
+    </w:pPr>
+    <w:rPr>
+      <w:rFonts w:ascii="Arial" w:hAnsi="Arial"/>
+      <w:b/>
+      <w:sz w:val="20"/>
+    </w:rPr>
+  </w:style>
+  <w:style w:type="paragraph" w:customStyle="1" w:styleId="24References">
+    <w:name w:val="24. References"/>
+    <w:qFormat/>
+    <w:rsid w:val="00C90584"/>
+    <w:pPr>
+      <w:numPr>
+        <w:numId w:val="1"/>
+      </w:numPr>
+      <w:spacing w:after="0" w:line="240" w:lineRule="auto"/>
+    </w:pPr>
+    <w:rPr>
+      <w:rFonts w:ascii="Times New Roman" w:hAnsi="Times New Roman"/>
+      <w:sz w:val="16"/>
+    </w:rPr>
+  </w:style>
 </w:styles>
 </file>
 
